--- a/docs/ТЗ. Сервис совместного планирования маршрутов. Королев М. Н. ИСПк-404.docx
+++ b/docs/ТЗ. Сервис совместного планирования маршрутов. Королев М. Н. ИСПк-404.docx
@@ -570,7 +570,6 @@
         <w:p>
           <w:pPr>
             <w:pStyle w:val="11"/>
-            <w:ind w:left="0" w:firstLine="0"/>
             <w:rPr>
               <w:rFonts w:asciiTheme="minorHAnsi" w:eastAsiaTheme="minorEastAsia" w:hAnsiTheme="minorHAnsi" w:cstheme="minorBidi"/>
               <w:kern w:val="2"/>
@@ -586,7 +585,7 @@
           <w:r>
             <w:fldChar w:fldCharType="separate"/>
           </w:r>
-          <w:hyperlink w:anchor="_Toc240901382" w:history="1">
+          <w:hyperlink w:anchor="_Toc240984066" w:history="1">
             <w:r>
               <w:rPr>
                 <w:rStyle w:val="a6"/>
@@ -609,7 +608,7 @@
               <w:rPr>
                 <w:webHidden/>
               </w:rPr>
-              <w:instrText xml:space="preserve"> PAGEREF _Toc240901382 \h </w:instrText>
+              <w:instrText xml:space="preserve"> PAGEREF _Toc240984066 \h </w:instrText>
             </w:r>
             <w:r>
               <w:rPr>
@@ -626,7 +625,7 @@
               <w:rPr>
                 <w:webHidden/>
               </w:rPr>
-              <w:t>3</w:t>
+              <w:t>4</w:t>
             </w:r>
             <w:r>
               <w:rPr>
@@ -645,7 +644,7 @@
               <w14:ligatures w14:val="standardContextual"/>
             </w:rPr>
           </w:pPr>
-          <w:hyperlink w:anchor="_Toc240901383" w:history="1">
+          <w:hyperlink w:anchor="_Toc240984067" w:history="1">
             <w:r>
               <w:rPr>
                 <w:rStyle w:val="a6"/>
@@ -682,7 +681,7 @@
               <w:rPr>
                 <w:webHidden/>
               </w:rPr>
-              <w:instrText xml:space="preserve"> PAGEREF _Toc240901383 \h </w:instrText>
+              <w:instrText xml:space="preserve"> PAGEREF _Toc240984067 \h </w:instrText>
             </w:r>
             <w:r>
               <w:rPr>
@@ -699,7 +698,7 @@
               <w:rPr>
                 <w:webHidden/>
               </w:rPr>
-              <w:t>4</w:t>
+              <w:t>5</w:t>
             </w:r>
             <w:r>
               <w:rPr>
@@ -718,7 +717,7 @@
               <w14:ligatures w14:val="standardContextual"/>
             </w:rPr>
           </w:pPr>
-          <w:hyperlink w:anchor="_Toc240901384" w:history="1">
+          <w:hyperlink w:anchor="_Toc240984068" w:history="1">
             <w:r>
               <w:rPr>
                 <w:rStyle w:val="a6"/>
@@ -755,7 +754,7 @@
               <w:rPr>
                 <w:webHidden/>
               </w:rPr>
-              <w:instrText xml:space="preserve"> PAGEREF _Toc240901384 \h </w:instrText>
+              <w:instrText xml:space="preserve"> PAGEREF _Toc240984068 \h </w:instrText>
             </w:r>
             <w:r>
               <w:rPr>
@@ -772,7 +771,7 @@
               <w:rPr>
                 <w:webHidden/>
               </w:rPr>
-              <w:t>5</w:t>
+              <w:t>6</w:t>
             </w:r>
             <w:r>
               <w:rPr>
@@ -791,7 +790,7 @@
               <w14:ligatures w14:val="standardContextual"/>
             </w:rPr>
           </w:pPr>
-          <w:hyperlink w:anchor="_Toc240901385" w:history="1">
+          <w:hyperlink w:anchor="_Toc240984069" w:history="1">
             <w:r>
               <w:rPr>
                 <w:rStyle w:val="a6"/>
@@ -810,7 +809,7 @@
               <w:rPr>
                 <w:rStyle w:val="a6"/>
               </w:rPr>
-              <w:t>Основные сведения о разработке</w:t>
+              <w:t>Общие сведения</w:t>
             </w:r>
             <w:r>
               <w:rPr>
@@ -828,7 +827,7 @@
               <w:rPr>
                 <w:webHidden/>
               </w:rPr>
-              <w:instrText xml:space="preserve"> PAGEREF _Toc240901385 \h </w:instrText>
+              <w:instrText xml:space="preserve"> PAGEREF _Toc240984069 \h </w:instrText>
             </w:r>
             <w:r>
               <w:rPr>
@@ -845,7 +844,7 @@
               <w:rPr>
                 <w:webHidden/>
               </w:rPr>
-              <w:t>6</w:t>
+              <w:t>7</w:t>
             </w:r>
             <w:r>
               <w:rPr>
@@ -864,7 +863,7 @@
               <w14:ligatures w14:val="standardContextual"/>
             </w:rPr>
           </w:pPr>
-          <w:hyperlink w:anchor="_Toc240901386" w:history="1">
+          <w:hyperlink w:anchor="_Toc240984070" w:history="1">
             <w:r>
               <w:rPr>
                 <w:rStyle w:val="a6"/>
@@ -907,7 +906,7 @@
               <w:rPr>
                 <w:webHidden/>
               </w:rPr>
-              <w:instrText xml:space="preserve"> PAGEREF _Toc240901386 \h </w:instrText>
+              <w:instrText xml:space="preserve"> PAGEREF _Toc240984070 \h </w:instrText>
             </w:r>
             <w:r>
               <w:rPr>
@@ -924,7 +923,7 @@
               <w:rPr>
                 <w:webHidden/>
               </w:rPr>
-              <w:t>6</w:t>
+              <w:t>7</w:t>
             </w:r>
             <w:r>
               <w:rPr>
@@ -943,7 +942,7 @@
               <w14:ligatures w14:val="standardContextual"/>
             </w:rPr>
           </w:pPr>
-          <w:hyperlink w:anchor="_Toc240901387" w:history="1">
+          <w:hyperlink w:anchor="_Toc240984071" w:history="1">
             <w:r>
               <w:rPr>
                 <w:rStyle w:val="a6"/>
@@ -968,7 +967,7 @@
               <w:rPr>
                 <w:rStyle w:val="a6"/>
               </w:rPr>
-              <w:t>Цель и задачи разработки</w:t>
+              <w:t>Основания для разработки</w:t>
             </w:r>
             <w:r>
               <w:rPr>
@@ -986,7 +985,7 @@
               <w:rPr>
                 <w:webHidden/>
               </w:rPr>
-              <w:instrText xml:space="preserve"> PAGEREF _Toc240901387 \h </w:instrText>
+              <w:instrText xml:space="preserve"> PAGEREF _Toc240984071 \h </w:instrText>
             </w:r>
             <w:r>
               <w:rPr>
@@ -1003,7 +1002,7 @@
               <w:rPr>
                 <w:webHidden/>
               </w:rPr>
-              <w:t>6</w:t>
+              <w:t>7</w:t>
             </w:r>
             <w:r>
               <w:rPr>
@@ -1022,7 +1021,7 @@
               <w14:ligatures w14:val="standardContextual"/>
             </w:rPr>
           </w:pPr>
-          <w:hyperlink w:anchor="_Toc240901388" w:history="1">
+          <w:hyperlink w:anchor="_Toc240984072" w:history="1">
             <w:r>
               <w:rPr>
                 <w:rStyle w:val="a6"/>
@@ -1065,7 +1064,7 @@
               <w:rPr>
                 <w:webHidden/>
               </w:rPr>
-              <w:instrText xml:space="preserve"> PAGEREF _Toc240901388 \h </w:instrText>
+              <w:instrText xml:space="preserve"> PAGEREF _Toc240984072 \h </w:instrText>
             </w:r>
             <w:r>
               <w:rPr>
@@ -1101,7 +1100,7 @@
               <w14:ligatures w14:val="standardContextual"/>
             </w:rPr>
           </w:pPr>
-          <w:hyperlink w:anchor="_Toc240901389" w:history="1">
+          <w:hyperlink w:anchor="_Toc240984073" w:history="1">
             <w:r>
               <w:rPr>
                 <w:rStyle w:val="a6"/>
@@ -1144,7 +1143,7 @@
               <w:rPr>
                 <w:webHidden/>
               </w:rPr>
-              <w:instrText xml:space="preserve"> PAGEREF _Toc240901389 \h </w:instrText>
+              <w:instrText xml:space="preserve"> PAGEREF _Toc240984073 \h </w:instrText>
             </w:r>
             <w:r>
               <w:rPr>
@@ -1180,7 +1179,7 @@
               <w14:ligatures w14:val="standardContextual"/>
             </w:rPr>
           </w:pPr>
-          <w:hyperlink w:anchor="_Toc240901390" w:history="1">
+          <w:hyperlink w:anchor="_Toc240984074" w:history="1">
             <w:r>
               <w:rPr>
                 <w:rStyle w:val="a6"/>
@@ -1205,7 +1204,7 @@
               <w:rPr>
                 <w:rStyle w:val="a6"/>
               </w:rPr>
-              <w:t>Назначение разработки</w:t>
+              <w:t>Источники и порядок финансирования работ</w:t>
             </w:r>
             <w:r>
               <w:rPr>
@@ -1223,7 +1222,7 @@
               <w:rPr>
                 <w:webHidden/>
               </w:rPr>
-              <w:instrText xml:space="preserve"> PAGEREF _Toc240901390 \h </w:instrText>
+              <w:instrText xml:space="preserve"> PAGEREF _Toc240984074 \h </w:instrText>
             </w:r>
             <w:r>
               <w:rPr>
@@ -1240,7 +1239,7 @@
               <w:rPr>
                 <w:webHidden/>
               </w:rPr>
-              <w:t>7</w:t>
+              <w:t>8</w:t>
             </w:r>
             <w:r>
               <w:rPr>
@@ -1259,7 +1258,7 @@
               <w14:ligatures w14:val="standardContextual"/>
             </w:rPr>
           </w:pPr>
-          <w:hyperlink w:anchor="_Toc240901391" w:history="1">
+          <w:hyperlink w:anchor="_Toc240984075" w:history="1">
             <w:r>
               <w:rPr>
                 <w:rStyle w:val="a6"/>
@@ -1278,7 +1277,7 @@
               <w:rPr>
                 <w:rStyle w:val="a6"/>
               </w:rPr>
-              <w:t>Описание предметной области</w:t>
+              <w:t>Цели и назначение создания системы</w:t>
             </w:r>
             <w:r>
               <w:rPr>
@@ -1296,7 +1295,7 @@
               <w:rPr>
                 <w:webHidden/>
               </w:rPr>
-              <w:instrText xml:space="preserve"> PAGEREF _Toc240901391 \h </w:instrText>
+              <w:instrText xml:space="preserve"> PAGEREF _Toc240984075 \h </w:instrText>
             </w:r>
             <w:r>
               <w:rPr>
@@ -1314,6 +1313,164 @@
                 <w:webHidden/>
               </w:rPr>
               <w:t>9</w:t>
+            </w:r>
+            <w:r>
+              <w:rPr>
+                <w:webHidden/>
+              </w:rPr>
+              <w:fldChar w:fldCharType="end"/>
+            </w:r>
+          </w:hyperlink>
+        </w:p>
+        <w:p>
+          <w:pPr>
+            <w:pStyle w:val="21"/>
+            <w:rPr>
+              <w:rFonts w:asciiTheme="minorHAnsi" w:eastAsiaTheme="minorEastAsia" w:hAnsiTheme="minorHAnsi" w:cstheme="minorBidi"/>
+              <w:kern w:val="2"/>
+              <w14:ligatures w14:val="standardContextual"/>
+            </w:rPr>
+          </w:pPr>
+          <w:hyperlink w:anchor="_Toc240984076" w:history="1">
+            <w:r>
+              <w:rPr>
+                <w:rStyle w:val="a6"/>
+                <w14:scene3d>
+                  <w14:camera w14:prst="orthographicFront"/>
+                  <w14:lightRig w14:rig="threePt" w14:dir="t">
+                    <w14:rot w14:lat="0" w14:lon="0" w14:rev="0"/>
+                  </w14:lightRig>
+                </w14:scene3d>
+              </w:rPr>
+              <w:t>4.1</w:t>
+            </w:r>
+            <w:r>
+              <w:rPr>
+                <w:rFonts w:asciiTheme="minorHAnsi" w:eastAsiaTheme="minorEastAsia" w:hAnsiTheme="minorHAnsi" w:cstheme="minorBidi"/>
+                <w:kern w:val="2"/>
+                <w14:ligatures w14:val="standardContextual"/>
+              </w:rPr>
+              <w:tab/>
+            </w:r>
+            <w:r>
+              <w:rPr>
+                <w:rStyle w:val="a6"/>
+              </w:rPr>
+              <w:t>Цели создания системы</w:t>
+            </w:r>
+            <w:r>
+              <w:rPr>
+                <w:webHidden/>
+              </w:rPr>
+              <w:tab/>
+            </w:r>
+            <w:r>
+              <w:rPr>
+                <w:webHidden/>
+              </w:rPr>
+              <w:fldChar w:fldCharType="begin"/>
+            </w:r>
+            <w:r>
+              <w:rPr>
+                <w:webHidden/>
+              </w:rPr>
+              <w:instrText xml:space="preserve"> PAGEREF _Toc240984076 \h </w:instrText>
+            </w:r>
+            <w:r>
+              <w:rPr>
+                <w:webHidden/>
+              </w:rPr>
+            </w:r>
+            <w:r>
+              <w:rPr>
+                <w:webHidden/>
+              </w:rPr>
+              <w:fldChar w:fldCharType="separate"/>
+            </w:r>
+            <w:r>
+              <w:rPr>
+                <w:webHidden/>
+              </w:rPr>
+              <w:t>9</w:t>
+            </w:r>
+            <w:r>
+              <w:rPr>
+                <w:webHidden/>
+              </w:rPr>
+              <w:fldChar w:fldCharType="end"/>
+            </w:r>
+          </w:hyperlink>
+        </w:p>
+        <w:p>
+          <w:pPr>
+            <w:pStyle w:val="21"/>
+            <w:rPr>
+              <w:rFonts w:asciiTheme="minorHAnsi" w:eastAsiaTheme="minorEastAsia" w:hAnsiTheme="minorHAnsi" w:cstheme="minorBidi"/>
+              <w:kern w:val="2"/>
+              <w14:ligatures w14:val="standardContextual"/>
+            </w:rPr>
+          </w:pPr>
+          <w:hyperlink w:anchor="_Toc240984077" w:history="1">
+            <w:r>
+              <w:rPr>
+                <w:rStyle w:val="a6"/>
+                <w14:scene3d>
+                  <w14:camera w14:prst="orthographicFront"/>
+                  <w14:lightRig w14:rig="threePt" w14:dir="t">
+                    <w14:rot w14:lat="0" w14:lon="0" w14:rev="0"/>
+                  </w14:lightRig>
+                </w14:scene3d>
+              </w:rPr>
+              <w:t>4.2</w:t>
+            </w:r>
+            <w:r>
+              <w:rPr>
+                <w:rFonts w:asciiTheme="minorHAnsi" w:eastAsiaTheme="minorEastAsia" w:hAnsiTheme="minorHAnsi" w:cstheme="minorBidi"/>
+                <w:kern w:val="2"/>
+                <w14:ligatures w14:val="standardContextual"/>
+              </w:rPr>
+              <w:tab/>
+            </w:r>
+            <w:r>
+              <w:rPr>
+                <w:rStyle w:val="a6"/>
+              </w:rPr>
+              <w:t>Назначение системы</w:t>
+            </w:r>
+            <w:r>
+              <w:rPr>
+                <w:webHidden/>
+              </w:rPr>
+              <w:tab/>
+            </w:r>
+            <w:r>
+              <w:rPr>
+                <w:webHidden/>
+              </w:rPr>
+              <w:fldChar w:fldCharType="begin"/>
+            </w:r>
+            <w:r>
+              <w:rPr>
+                <w:webHidden/>
+              </w:rPr>
+              <w:instrText xml:space="preserve"> PAGEREF _Toc240984077 \h </w:instrText>
+            </w:r>
+            <w:r>
+              <w:rPr>
+                <w:webHidden/>
+              </w:rPr>
+            </w:r>
+            <w:r>
+              <w:rPr>
+                <w:webHidden/>
+              </w:rPr>
+              <w:fldChar w:fldCharType="separate"/>
+            </w:r>
+            <w:r>
+              <w:rPr>
+                <w:webHidden/>
+              </w:rPr>
+              <w:t>10</w:t>
             </w:r>
             <w:r>
               <w:rPr>
@@ -1332,7 +1489,7 @@
               <w14:ligatures w14:val="standardContextual"/>
             </w:rPr>
           </w:pPr>
-          <w:hyperlink w:anchor="_Toc240901392" w:history="1">
+          <w:hyperlink w:anchor="_Toc240984078" w:history="1">
             <w:r>
               <w:rPr>
                 <w:rStyle w:val="a6"/>
@@ -1351,7 +1508,7 @@
               <w:rPr>
                 <w:rStyle w:val="a6"/>
               </w:rPr>
-              <w:t>Требования к результатам разработки</w:t>
+              <w:t>Характеристика объекта автоматизации</w:t>
             </w:r>
             <w:r>
               <w:rPr>
@@ -1369,7 +1526,7 @@
               <w:rPr>
                 <w:webHidden/>
               </w:rPr>
-              <w:instrText xml:space="preserve"> PAGEREF _Toc240901392 \h </w:instrText>
+              <w:instrText xml:space="preserve"> PAGEREF _Toc240984078 \h </w:instrText>
             </w:r>
             <w:r>
               <w:rPr>
@@ -1387,6 +1544,79 @@
                 <w:webHidden/>
               </w:rPr>
               <w:t>11</w:t>
+            </w:r>
+            <w:r>
+              <w:rPr>
+                <w:webHidden/>
+              </w:rPr>
+              <w:fldChar w:fldCharType="end"/>
+            </w:r>
+          </w:hyperlink>
+        </w:p>
+        <w:p>
+          <w:pPr>
+            <w:pStyle w:val="11"/>
+            <w:rPr>
+              <w:rFonts w:asciiTheme="minorHAnsi" w:eastAsiaTheme="minorEastAsia" w:hAnsiTheme="minorHAnsi" w:cstheme="minorBidi"/>
+              <w:kern w:val="2"/>
+              <w14:ligatures w14:val="standardContextual"/>
+            </w:rPr>
+          </w:pPr>
+          <w:hyperlink w:anchor="_Toc240984079" w:history="1">
+            <w:r>
+              <w:rPr>
+                <w:rStyle w:val="a6"/>
+              </w:rPr>
+              <w:t>6</w:t>
+            </w:r>
+            <w:r>
+              <w:rPr>
+                <w:rFonts w:asciiTheme="minorHAnsi" w:eastAsiaTheme="minorEastAsia" w:hAnsiTheme="minorHAnsi" w:cstheme="minorBidi"/>
+                <w:kern w:val="2"/>
+                <w14:ligatures w14:val="standardContextual"/>
+              </w:rPr>
+              <w:tab/>
+            </w:r>
+            <w:r>
+              <w:rPr>
+                <w:rStyle w:val="a6"/>
+              </w:rPr>
+              <w:t>Требования к автоматизированной системе</w:t>
+            </w:r>
+            <w:r>
+              <w:rPr>
+                <w:webHidden/>
+              </w:rPr>
+              <w:tab/>
+            </w:r>
+            <w:r>
+              <w:rPr>
+                <w:webHidden/>
+              </w:rPr>
+              <w:fldChar w:fldCharType="begin"/>
+            </w:r>
+            <w:r>
+              <w:rPr>
+                <w:webHidden/>
+              </w:rPr>
+              <w:instrText xml:space="preserve"> PAGEREF _Toc240984079 \h </w:instrText>
+            </w:r>
+            <w:r>
+              <w:rPr>
+                <w:webHidden/>
+              </w:rPr>
+            </w:r>
+            <w:r>
+              <w:rPr>
+                <w:webHidden/>
+              </w:rPr>
+              <w:fldChar w:fldCharType="separate"/>
+            </w:r>
+            <w:r>
+              <w:rPr>
+                <w:webHidden/>
+              </w:rPr>
+              <w:t>13</w:t>
             </w:r>
             <w:r>
               <w:rPr>
@@ -1405,7 +1635,7 @@
               <w14:ligatures w14:val="standardContextual"/>
             </w:rPr>
           </w:pPr>
-          <w:hyperlink w:anchor="_Toc240901393" w:history="1">
+          <w:hyperlink w:anchor="_Toc240984080" w:history="1">
             <w:r>
               <w:rPr>
                 <w:rStyle w:val="a6"/>
@@ -1416,7 +1646,7 @@
                   </w14:lightRig>
                 </w14:scene3d>
               </w:rPr>
-              <w:t>5.1</w:t>
+              <w:t>6.1</w:t>
             </w:r>
             <w:r>
               <w:rPr>
@@ -1430,7 +1660,7 @@
               <w:rPr>
                 <w:rStyle w:val="a6"/>
               </w:rPr>
-              <w:t>Принцип работы программы</w:t>
+              <w:t>Требования к структуре системы в целом</w:t>
             </w:r>
             <w:r>
               <w:rPr>
@@ -1448,7 +1678,7 @@
               <w:rPr>
                 <w:webHidden/>
               </w:rPr>
-              <w:instrText xml:space="preserve"> PAGEREF _Toc240901393 \h </w:instrText>
+              <w:instrText xml:space="preserve"> PAGEREF _Toc240984080 \h </w:instrText>
             </w:r>
             <w:r>
               <w:rPr>
@@ -1465,7 +1695,80 @@
               <w:rPr>
                 <w:webHidden/>
               </w:rPr>
-              <w:t>11</w:t>
+              <w:t>13</w:t>
+            </w:r>
+            <w:r>
+              <w:rPr>
+                <w:webHidden/>
+              </w:rPr>
+              <w:fldChar w:fldCharType="end"/>
+            </w:r>
+          </w:hyperlink>
+        </w:p>
+        <w:p>
+          <w:pPr>
+            <w:pStyle w:val="31"/>
+            <w:rPr>
+              <w:rFonts w:asciiTheme="minorHAnsi" w:eastAsiaTheme="minorEastAsia" w:hAnsiTheme="minorHAnsi" w:cstheme="minorBidi"/>
+              <w:kern w:val="2"/>
+              <w14:ligatures w14:val="standardContextual"/>
+            </w:rPr>
+          </w:pPr>
+          <w:hyperlink w:anchor="_Toc240984081" w:history="1">
+            <w:r>
+              <w:rPr>
+                <w:rStyle w:val="a6"/>
+              </w:rPr>
+              <w:t>6.1.1</w:t>
+            </w:r>
+            <w:r>
+              <w:rPr>
+                <w:rFonts w:asciiTheme="minorHAnsi" w:eastAsiaTheme="minorEastAsia" w:hAnsiTheme="minorHAnsi" w:cstheme="minorBidi"/>
+                <w:kern w:val="2"/>
+                <w14:ligatures w14:val="standardContextual"/>
+              </w:rPr>
+              <w:tab/>
+            </w:r>
+            <w:r>
+              <w:rPr>
+                <w:rStyle w:val="a6"/>
+              </w:rPr>
+              <w:t>Требования к перспективам развития</w:t>
+            </w:r>
+            <w:r>
+              <w:rPr>
+                <w:webHidden/>
+              </w:rPr>
+              <w:tab/>
+            </w:r>
+            <w:r>
+              <w:rPr>
+                <w:webHidden/>
+              </w:rPr>
+              <w:fldChar w:fldCharType="begin"/>
+            </w:r>
+            <w:r>
+              <w:rPr>
+                <w:webHidden/>
+              </w:rPr>
+              <w:instrText xml:space="preserve"> PAGEREF _Toc240984081 \h </w:instrText>
+            </w:r>
+            <w:r>
+              <w:rPr>
+                <w:webHidden/>
+              </w:rPr>
+            </w:r>
+            <w:r>
+              <w:rPr>
+                <w:webHidden/>
+              </w:rPr>
+              <w:fldChar w:fldCharType="separate"/>
+            </w:r>
+            <w:r>
+              <w:rPr>
+                <w:webHidden/>
+              </w:rPr>
+              <w:t>14</w:t>
             </w:r>
             <w:r>
               <w:rPr>
@@ -1484,7 +1787,7 @@
               <w14:ligatures w14:val="standardContextual"/>
             </w:rPr>
           </w:pPr>
-          <w:hyperlink w:anchor="_Toc240901394" w:history="1">
+          <w:hyperlink w:anchor="_Toc240984082" w:history="1">
             <w:r>
               <w:rPr>
                 <w:rStyle w:val="a6"/>
@@ -1495,7 +1798,7 @@
                   </w14:lightRig>
                 </w14:scene3d>
               </w:rPr>
-              <w:t>5.2</w:t>
+              <w:t>6.2</w:t>
             </w:r>
             <w:r>
               <w:rPr>
@@ -1509,7 +1812,7 @@
               <w:rPr>
                 <w:rStyle w:val="a6"/>
               </w:rPr>
-              <w:t>Требования к пользовательскому интерфейсу</w:t>
+              <w:t>Принцип работы программы</w:t>
             </w:r>
             <w:r>
               <w:rPr>
@@ -1527,7 +1830,7 @@
               <w:rPr>
                 <w:webHidden/>
               </w:rPr>
-              <w:instrText xml:space="preserve"> PAGEREF _Toc240901394 \h </w:instrText>
+              <w:instrText xml:space="preserve"> PAGEREF _Toc240984082 \h </w:instrText>
             </w:r>
             <w:r>
               <w:rPr>
@@ -1544,7 +1847,7 @@
               <w:rPr>
                 <w:webHidden/>
               </w:rPr>
-              <w:t>12</w:t>
+              <w:t>15</w:t>
             </w:r>
             <w:r>
               <w:rPr>
@@ -1563,7 +1866,7 @@
               <w14:ligatures w14:val="standardContextual"/>
             </w:rPr>
           </w:pPr>
-          <w:hyperlink w:anchor="_Toc240901395" w:history="1">
+          <w:hyperlink w:anchor="_Toc240984083" w:history="1">
             <w:r>
               <w:rPr>
                 <w:rStyle w:val="a6"/>
@@ -1574,7 +1877,7 @@
                   </w14:lightRig>
                 </w14:scene3d>
               </w:rPr>
-              <w:t>5.3</w:t>
+              <w:t>6.3</w:t>
             </w:r>
             <w:r>
               <w:rPr>
@@ -1588,7 +1891,7 @@
               <w:rPr>
                 <w:rStyle w:val="a6"/>
               </w:rPr>
-              <w:t>Требования к показателям назначения</w:t>
+              <w:t>Требования к пользовательскому интерфейсу</w:t>
             </w:r>
             <w:r>
               <w:rPr>
@@ -1606,7 +1909,7 @@
               <w:rPr>
                 <w:webHidden/>
               </w:rPr>
-              <w:instrText xml:space="preserve"> PAGEREF _Toc240901395 \h </w:instrText>
+              <w:instrText xml:space="preserve"> PAGEREF _Toc240984083 \h </w:instrText>
             </w:r>
             <w:r>
               <w:rPr>
@@ -1623,7 +1926,7 @@
               <w:rPr>
                 <w:webHidden/>
               </w:rPr>
-              <w:t>33</w:t>
+              <w:t>16</w:t>
             </w:r>
             <w:r>
               <w:rPr>
@@ -1642,7 +1945,7 @@
               <w14:ligatures w14:val="standardContextual"/>
             </w:rPr>
           </w:pPr>
-          <w:hyperlink w:anchor="_Toc240901396" w:history="1">
+          <w:hyperlink w:anchor="_Toc240984084" w:history="1">
             <w:r>
               <w:rPr>
                 <w:rStyle w:val="a6"/>
@@ -1653,7 +1956,7 @@
                   </w14:lightRig>
                 </w14:scene3d>
               </w:rPr>
-              <w:t>5.4</w:t>
+              <w:t>6.4</w:t>
             </w:r>
             <w:r>
               <w:rPr>
@@ -1685,7 +1988,7 @@
               <w:rPr>
                 <w:webHidden/>
               </w:rPr>
-              <w:instrText xml:space="preserve"> PAGEREF _Toc240901396 \h </w:instrText>
+              <w:instrText xml:space="preserve"> PAGEREF _Toc240984084 \h </w:instrText>
             </w:r>
             <w:r>
               <w:rPr>
@@ -1702,7 +2005,7 @@
               <w:rPr>
                 <w:webHidden/>
               </w:rPr>
-              <w:t>34</w:t>
+              <w:t>37</w:t>
             </w:r>
             <w:r>
               <w:rPr>
@@ -1721,127 +2024,18 @@
               <w14:ligatures w14:val="standardContextual"/>
             </w:rPr>
           </w:pPr>
-          <w:r>
-            <w:rPr>
-              <w:rStyle w:val="a6"/>
-            </w:rPr>
-            <w:fldChar w:fldCharType="begin"/>
-          </w:r>
-          <w:r>
-            <w:rPr>
-              <w:rStyle w:val="a6"/>
-            </w:rPr>
-            <w:instrText xml:space="preserve"> </w:instrText>
-          </w:r>
-          <w:r>
-            <w:instrText>HYPERLINK \l "_Toc240901397"</w:instrText>
-          </w:r>
-          <w:r>
-            <w:rPr>
-              <w:rStyle w:val="a6"/>
-            </w:rPr>
-            <w:instrText xml:space="preserve"> </w:instrText>
-          </w:r>
-          <w:r>
-            <w:rPr>
-              <w:rStyle w:val="a6"/>
-            </w:rPr>
-          </w:r>
-          <w:r>
-            <w:rPr>
-              <w:rStyle w:val="a6"/>
-            </w:rPr>
-            <w:fldChar w:fldCharType="separate"/>
-          </w:r>
-          <w:r>
-            <w:rPr>
-              <w:rStyle w:val="a6"/>
-              <w14:scene3d>
-                <w14:camera w14:prst="orthographicFront"/>
-                <w14:lightRig w14:rig="threePt" w14:dir="t">
-                  <w14:rot w14:lat="0" w14:lon="0" w14:rev="0"/>
-                </w14:lightRig>
-              </w14:scene3d>
-            </w:rPr>
-            <w:t>5.5</w:t>
-          </w:r>
-          <w:r>
-            <w:rPr>
-              <w:rFonts w:asciiTheme="minorHAnsi" w:eastAsiaTheme="minorEastAsia" w:hAnsiTheme="minorHAnsi" w:cstheme="minorBidi"/>
-              <w:kern w:val="2"/>
-              <w14:ligatures w14:val="standardContextual"/>
-            </w:rPr>
-            <w:tab/>
-          </w:r>
-          <w:r>
-            <w:rPr>
-              <w:rStyle w:val="a6"/>
-            </w:rPr>
-            <w:t>Требования к видам обеспечения</w:t>
-          </w:r>
-          <w:r>
-            <w:rPr>
-              <w:webHidden/>
-            </w:rPr>
-            <w:tab/>
-          </w:r>
-          <w:r>
-            <w:rPr>
-              <w:webHidden/>
-            </w:rPr>
-            <w:fldChar w:fldCharType="begin"/>
-          </w:r>
-          <w:r>
-            <w:rPr>
-              <w:webHidden/>
-            </w:rPr>
-            <w:instrText xml:space="preserve"> PAGEREF _Toc240901397 \h </w:instrText>
-          </w:r>
-          <w:r>
-            <w:rPr>
-              <w:webHidden/>
-            </w:rPr>
-          </w:r>
-          <w:r>
-            <w:rPr>
-              <w:webHidden/>
-            </w:rPr>
-            <w:fldChar w:fldCharType="separate"/>
-          </w:r>
-          <w:r>
-            <w:rPr>
-              <w:webHidden/>
-            </w:rPr>
-            <w:t>36</w:t>
-          </w:r>
-          <w:r>
-            <w:rPr>
-              <w:webHidden/>
-            </w:rPr>
-            <w:fldChar w:fldCharType="end"/>
-          </w:r>
-          <w:r>
-            <w:rPr>
-              <w:rStyle w:val="a6"/>
-            </w:rPr>
-            <w:fldChar w:fldCharType="end"/>
-          </w:r>
-        </w:p>
-        <w:p>
-          <w:pPr>
-            <w:pStyle w:val="31"/>
-            <w:rPr>
-              <w:rFonts w:asciiTheme="minorHAnsi" w:eastAsiaTheme="minorEastAsia" w:hAnsiTheme="minorHAnsi" w:cstheme="minorBidi"/>
-              <w:kern w:val="2"/>
-              <w14:ligatures w14:val="standardContextual"/>
-            </w:rPr>
-          </w:pPr>
-          <w:hyperlink w:anchor="_Toc240901398" w:history="1">
+          <w:hyperlink w:anchor="_Toc240984085" w:history="1">
             <w:r>
               <w:rPr>
                 <w:rStyle w:val="a6"/>
-              </w:rPr>
-              <w:t>5.5.1</w:t>
+                <w14:scene3d>
+                  <w14:camera w14:prst="orthographicFront"/>
+                  <w14:lightRig w14:rig="threePt" w14:dir="t">
+                    <w14:rot w14:lat="0" w14:lon="0" w14:rev="0"/>
+                  </w14:lightRig>
+                </w14:scene3d>
+              </w:rPr>
+              <w:t>6.5</w:t>
             </w:r>
             <w:r>
               <w:rPr>
@@ -1855,7 +2049,7 @@
               <w:rPr>
                 <w:rStyle w:val="a6"/>
               </w:rPr>
-              <w:t>Требования к математическому обеспечению</w:t>
+              <w:t>Требования к видам обеспечения</w:t>
             </w:r>
             <w:r>
               <w:rPr>
@@ -1873,7 +2067,7 @@
               <w:rPr>
                 <w:webHidden/>
               </w:rPr>
-              <w:instrText xml:space="preserve"> PAGEREF _Toc240901398 \h </w:instrText>
+              <w:instrText xml:space="preserve"> PAGEREF _Toc240984085 \h </w:instrText>
             </w:r>
             <w:r>
               <w:rPr>
@@ -1890,7 +2084,7 @@
               <w:rPr>
                 <w:webHidden/>
               </w:rPr>
-              <w:t>36</w:t>
+              <w:t>40</w:t>
             </w:r>
             <w:r>
               <w:rPr>
@@ -1909,12 +2103,12 @@
               <w14:ligatures w14:val="standardContextual"/>
             </w:rPr>
           </w:pPr>
-          <w:hyperlink w:anchor="_Toc240901399" w:history="1">
+          <w:hyperlink w:anchor="_Toc240984086" w:history="1">
             <w:r>
               <w:rPr>
                 <w:rStyle w:val="a6"/>
               </w:rPr>
-              <w:t>5.5.2</w:t>
+              <w:t>6.5.1</w:t>
             </w:r>
             <w:r>
               <w:rPr>
@@ -1928,7 +2122,7 @@
               <w:rPr>
                 <w:rStyle w:val="a6"/>
               </w:rPr>
-              <w:t>Требования к информационному обеспечению</w:t>
+              <w:t>Требования к математическому обеспечению</w:t>
             </w:r>
             <w:r>
               <w:rPr>
@@ -1946,7 +2140,7 @@
               <w:rPr>
                 <w:webHidden/>
               </w:rPr>
-              <w:instrText xml:space="preserve"> PAGEREF _Toc240901399 \h </w:instrText>
+              <w:instrText xml:space="preserve"> PAGEREF _Toc240984086 \h </w:instrText>
             </w:r>
             <w:r>
               <w:rPr>
@@ -1963,311 +2157,7 @@
               <w:rPr>
                 <w:webHidden/>
               </w:rPr>
-              <w:t>36</w:t>
-            </w:r>
-            <w:r>
-              <w:rPr>
-                <w:webHidden/>
-              </w:rPr>
-              <w:fldChar w:fldCharType="end"/>
-            </w:r>
-          </w:hyperlink>
-        </w:p>
-        <w:p>
-          <w:pPr>
-            <w:pStyle w:val="41"/>
-            <w:ind w:hanging="851"/>
-            <w:rPr>
-              <w:rFonts w:asciiTheme="minorHAnsi" w:hAnsiTheme="minorHAnsi"/>
-              <w:kern w:val="2"/>
-              <w:szCs w:val="24"/>
-              <w14:ligatures w14:val="standardContextual"/>
-            </w:rPr>
-          </w:pPr>
-          <w:hyperlink w:anchor="_Toc240901400" w:history="1">
-            <w:r>
-              <w:rPr>
-                <w:rStyle w:val="a6"/>
-              </w:rPr>
-              <w:t>5.5.2.1</w:t>
-            </w:r>
-            <w:r>
-              <w:rPr>
-                <w:rFonts w:asciiTheme="minorHAnsi" w:hAnsiTheme="minorHAnsi"/>
-                <w:kern w:val="2"/>
-                <w:szCs w:val="24"/>
-                <w14:ligatures w14:val="standardContextual"/>
-              </w:rPr>
-              <w:tab/>
-            </w:r>
-            <w:r>
-              <w:rPr>
-                <w:rStyle w:val="a6"/>
-              </w:rPr>
-              <w:t>Требования к структуре данных</w:t>
-            </w:r>
-            <w:r>
-              <w:rPr>
-                <w:webHidden/>
-              </w:rPr>
-              <w:tab/>
-            </w:r>
-            <w:r>
-              <w:rPr>
-                <w:webHidden/>
-              </w:rPr>
-              <w:fldChar w:fldCharType="begin"/>
-            </w:r>
-            <w:r>
-              <w:rPr>
-                <w:webHidden/>
-              </w:rPr>
-              <w:instrText xml:space="preserve"> PAGEREF _Toc240901400 \h </w:instrText>
-            </w:r>
-            <w:r>
-              <w:rPr>
-                <w:webHidden/>
-              </w:rPr>
-            </w:r>
-            <w:r>
-              <w:rPr>
-                <w:webHidden/>
-              </w:rPr>
-              <w:fldChar w:fldCharType="separate"/>
-            </w:r>
-            <w:r>
-              <w:rPr>
-                <w:webHidden/>
-              </w:rPr>
-              <w:t>36</w:t>
-            </w:r>
-            <w:r>
-              <w:rPr>
-                <w:webHidden/>
-              </w:rPr>
-              <w:fldChar w:fldCharType="end"/>
-            </w:r>
-          </w:hyperlink>
-        </w:p>
-        <w:p>
-          <w:pPr>
-            <w:pStyle w:val="41"/>
-            <w:ind w:hanging="851"/>
-            <w:rPr>
-              <w:rFonts w:asciiTheme="minorHAnsi" w:hAnsiTheme="minorHAnsi"/>
-              <w:kern w:val="2"/>
-              <w:szCs w:val="24"/>
-              <w14:ligatures w14:val="standardContextual"/>
-            </w:rPr>
-          </w:pPr>
-          <w:hyperlink w:anchor="_Toc240901401" w:history="1">
-            <w:r>
-              <w:rPr>
-                <w:rStyle w:val="a6"/>
-              </w:rPr>
-              <w:t>5.5.2.2</w:t>
-            </w:r>
-            <w:r>
-              <w:rPr>
-                <w:rFonts w:asciiTheme="minorHAnsi" w:hAnsiTheme="minorHAnsi"/>
-                <w:kern w:val="2"/>
-                <w:szCs w:val="24"/>
-                <w14:ligatures w14:val="standardContextual"/>
-              </w:rPr>
-              <w:tab/>
-            </w:r>
-            <w:r>
-              <w:rPr>
-                <w:rStyle w:val="a6"/>
-              </w:rPr>
-              <w:t>Требования к операционной системе</w:t>
-            </w:r>
-            <w:r>
-              <w:rPr>
-                <w:webHidden/>
-              </w:rPr>
-              <w:tab/>
-            </w:r>
-            <w:r>
-              <w:rPr>
-                <w:webHidden/>
-              </w:rPr>
-              <w:fldChar w:fldCharType="begin"/>
-            </w:r>
-            <w:r>
-              <w:rPr>
-                <w:webHidden/>
-              </w:rPr>
-              <w:instrText xml:space="preserve"> PAGEREF _Toc240901401 \h </w:instrText>
-            </w:r>
-            <w:r>
-              <w:rPr>
-                <w:webHidden/>
-              </w:rPr>
-            </w:r>
-            <w:r>
-              <w:rPr>
-                <w:webHidden/>
-              </w:rPr>
-              <w:fldChar w:fldCharType="separate"/>
-            </w:r>
-            <w:r>
-              <w:rPr>
-                <w:webHidden/>
-              </w:rPr>
-              <w:t>37</w:t>
-            </w:r>
-            <w:r>
-              <w:rPr>
-                <w:webHidden/>
-              </w:rPr>
-              <w:fldChar w:fldCharType="end"/>
-            </w:r>
-          </w:hyperlink>
-        </w:p>
-        <w:p>
-          <w:pPr>
-            <w:pStyle w:val="41"/>
-            <w:ind w:hanging="851"/>
-            <w:rPr>
-              <w:rFonts w:asciiTheme="minorHAnsi" w:hAnsiTheme="minorHAnsi"/>
-              <w:kern w:val="2"/>
-              <w:szCs w:val="24"/>
-              <w14:ligatures w14:val="standardContextual"/>
-            </w:rPr>
-          </w:pPr>
-          <w:hyperlink w:anchor="_Toc240901402" w:history="1">
-            <w:r>
-              <w:rPr>
-                <w:rStyle w:val="a6"/>
-              </w:rPr>
-              <w:t>5.5.2.3</w:t>
-            </w:r>
-            <w:r>
-              <w:rPr>
-                <w:rFonts w:asciiTheme="minorHAnsi" w:hAnsiTheme="minorHAnsi"/>
-                <w:kern w:val="2"/>
-                <w:szCs w:val="24"/>
-                <w14:ligatures w14:val="standardContextual"/>
-              </w:rPr>
-              <w:tab/>
-            </w:r>
-            <w:r>
-              <w:rPr>
-                <w:rStyle w:val="a6"/>
-              </w:rPr>
-              <w:t>Требования к входным данным</w:t>
-            </w:r>
-            <w:r>
-              <w:rPr>
-                <w:webHidden/>
-              </w:rPr>
-              <w:tab/>
-            </w:r>
-            <w:r>
-              <w:rPr>
-                <w:webHidden/>
-              </w:rPr>
-              <w:fldChar w:fldCharType="begin"/>
-            </w:r>
-            <w:r>
-              <w:rPr>
-                <w:webHidden/>
-              </w:rPr>
-              <w:instrText xml:space="preserve"> PAGEREF _Toc240901402 \h </w:instrText>
-            </w:r>
-            <w:r>
-              <w:rPr>
-                <w:webHidden/>
-              </w:rPr>
-            </w:r>
-            <w:r>
-              <w:rPr>
-                <w:webHidden/>
-              </w:rPr>
-              <w:fldChar w:fldCharType="separate"/>
-            </w:r>
-            <w:r>
-              <w:rPr>
-                <w:webHidden/>
-              </w:rPr>
-              <w:t>37</w:t>
-            </w:r>
-            <w:r>
-              <w:rPr>
-                <w:webHidden/>
-              </w:rPr>
-              <w:fldChar w:fldCharType="end"/>
-            </w:r>
-          </w:hyperlink>
-        </w:p>
-        <w:p>
-          <w:pPr>
-            <w:pStyle w:val="41"/>
-            <w:ind w:hanging="851"/>
-            <w:rPr>
-              <w:rFonts w:asciiTheme="minorHAnsi" w:hAnsiTheme="minorHAnsi"/>
-              <w:kern w:val="2"/>
-              <w:szCs w:val="24"/>
-              <w14:ligatures w14:val="standardContextual"/>
-            </w:rPr>
-          </w:pPr>
-          <w:hyperlink w:anchor="_Toc240901403" w:history="1">
-            <w:r>
-              <w:rPr>
-                <w:rStyle w:val="a6"/>
-              </w:rPr>
-              <w:t>5.5.2.4</w:t>
-            </w:r>
-            <w:r>
-              <w:rPr>
-                <w:rFonts w:asciiTheme="minorHAnsi" w:hAnsiTheme="minorHAnsi"/>
-                <w:kern w:val="2"/>
-                <w:szCs w:val="24"/>
-                <w14:ligatures w14:val="standardContextual"/>
-              </w:rPr>
-              <w:tab/>
-            </w:r>
-            <w:r>
-              <w:rPr>
-                <w:rStyle w:val="a6"/>
-              </w:rPr>
-              <w:t>Требования к лингвистическому обеспечению</w:t>
-            </w:r>
-            <w:r>
-              <w:rPr>
-                <w:webHidden/>
-              </w:rPr>
-              <w:tab/>
-            </w:r>
-            <w:r>
-              <w:rPr>
-                <w:webHidden/>
-              </w:rPr>
-              <w:fldChar w:fldCharType="begin"/>
-            </w:r>
-            <w:r>
-              <w:rPr>
-                <w:webHidden/>
-              </w:rPr>
-              <w:instrText xml:space="preserve"> PAGEREF _Toc240901403 \h </w:instrText>
-            </w:r>
-            <w:r>
-              <w:rPr>
-                <w:webHidden/>
-              </w:rPr>
-            </w:r>
-            <w:r>
-              <w:rPr>
-                <w:webHidden/>
-              </w:rPr>
-              <w:fldChar w:fldCharType="separate"/>
-            </w:r>
-            <w:r>
-              <w:rPr>
-                <w:webHidden/>
-              </w:rPr>
-              <w:t>38</w:t>
+              <w:t>40</w:t>
             </w:r>
             <w:r>
               <w:rPr>
@@ -2286,12 +2176,12 @@
               <w14:ligatures w14:val="standardContextual"/>
             </w:rPr>
           </w:pPr>
-          <w:hyperlink w:anchor="_Toc240901404" w:history="1">
+          <w:hyperlink w:anchor="_Toc240984087" w:history="1">
             <w:r>
               <w:rPr>
                 <w:rStyle w:val="a6"/>
               </w:rPr>
-              <w:t>5.5.3</w:t>
+              <w:t>6.5.2</w:t>
             </w:r>
             <w:r>
               <w:rPr>
@@ -2305,7 +2195,7 @@
               <w:rPr>
                 <w:rStyle w:val="a6"/>
               </w:rPr>
-              <w:t>Требования к метрологическому обеспечению</w:t>
+              <w:t>Требования к информационному обеспечению</w:t>
             </w:r>
             <w:r>
               <w:rPr>
@@ -2323,7 +2213,7 @@
               <w:rPr>
                 <w:webHidden/>
               </w:rPr>
-              <w:instrText xml:space="preserve"> PAGEREF _Toc240901404 \h </w:instrText>
+              <w:instrText xml:space="preserve"> PAGEREF _Toc240984087 \h </w:instrText>
             </w:r>
             <w:r>
               <w:rPr>
@@ -2340,7 +2230,232 @@
               <w:rPr>
                 <w:webHidden/>
               </w:rPr>
-              <w:t>38</w:t>
+              <w:t>40</w:t>
+            </w:r>
+            <w:r>
+              <w:rPr>
+                <w:webHidden/>
+              </w:rPr>
+              <w:fldChar w:fldCharType="end"/>
+            </w:r>
+          </w:hyperlink>
+        </w:p>
+        <w:p>
+          <w:pPr>
+            <w:pStyle w:val="41"/>
+            <w:rPr>
+              <w:rFonts w:asciiTheme="minorHAnsi" w:hAnsiTheme="minorHAnsi"/>
+              <w:kern w:val="2"/>
+              <w:szCs w:val="24"/>
+              <w14:ligatures w14:val="standardContextual"/>
+            </w:rPr>
+          </w:pPr>
+          <w:hyperlink w:anchor="_Toc240984088" w:history="1">
+            <w:r>
+              <w:rPr>
+                <w:rStyle w:val="a6"/>
+              </w:rPr>
+              <w:t>6.5.2.1</w:t>
+            </w:r>
+            <w:r>
+              <w:rPr>
+                <w:rFonts w:asciiTheme="minorHAnsi" w:hAnsiTheme="minorHAnsi"/>
+                <w:kern w:val="2"/>
+                <w:szCs w:val="24"/>
+                <w14:ligatures w14:val="standardContextual"/>
+              </w:rPr>
+              <w:tab/>
+            </w:r>
+            <w:r>
+              <w:rPr>
+                <w:rStyle w:val="a6"/>
+              </w:rPr>
+              <w:t>Требования к структуре данных</w:t>
+            </w:r>
+            <w:r>
+              <w:rPr>
+                <w:webHidden/>
+              </w:rPr>
+              <w:tab/>
+            </w:r>
+            <w:r>
+              <w:rPr>
+                <w:webHidden/>
+              </w:rPr>
+              <w:fldChar w:fldCharType="begin"/>
+            </w:r>
+            <w:r>
+              <w:rPr>
+                <w:webHidden/>
+              </w:rPr>
+              <w:instrText xml:space="preserve"> PAGEREF _Toc240984088 \h </w:instrText>
+            </w:r>
+            <w:r>
+              <w:rPr>
+                <w:webHidden/>
+              </w:rPr>
+            </w:r>
+            <w:r>
+              <w:rPr>
+                <w:webHidden/>
+              </w:rPr>
+              <w:fldChar w:fldCharType="separate"/>
+            </w:r>
+            <w:r>
+              <w:rPr>
+                <w:webHidden/>
+              </w:rPr>
+              <w:t>40</w:t>
+            </w:r>
+            <w:r>
+              <w:rPr>
+                <w:webHidden/>
+              </w:rPr>
+              <w:fldChar w:fldCharType="end"/>
+            </w:r>
+          </w:hyperlink>
+        </w:p>
+        <w:p>
+          <w:pPr>
+            <w:pStyle w:val="41"/>
+            <w:rPr>
+              <w:rFonts w:asciiTheme="minorHAnsi" w:hAnsiTheme="minorHAnsi"/>
+              <w:kern w:val="2"/>
+              <w:szCs w:val="24"/>
+              <w14:ligatures w14:val="standardContextual"/>
+            </w:rPr>
+          </w:pPr>
+          <w:hyperlink w:anchor="_Toc240984089" w:history="1">
+            <w:r>
+              <w:rPr>
+                <w:rStyle w:val="a6"/>
+              </w:rPr>
+              <w:t>6.5.2.2</w:t>
+            </w:r>
+            <w:r>
+              <w:rPr>
+                <w:rFonts w:asciiTheme="minorHAnsi" w:hAnsiTheme="minorHAnsi"/>
+                <w:kern w:val="2"/>
+                <w:szCs w:val="24"/>
+                <w14:ligatures w14:val="standardContextual"/>
+              </w:rPr>
+              <w:tab/>
+            </w:r>
+            <w:r>
+              <w:rPr>
+                <w:rStyle w:val="a6"/>
+              </w:rPr>
+              <w:t>Требования к контролю, хранению, обновлению и восстановлению данных</w:t>
+            </w:r>
+            <w:r>
+              <w:rPr>
+                <w:webHidden/>
+              </w:rPr>
+              <w:tab/>
+            </w:r>
+            <w:r>
+              <w:rPr>
+                <w:webHidden/>
+              </w:rPr>
+              <w:fldChar w:fldCharType="begin"/>
+            </w:r>
+            <w:r>
+              <w:rPr>
+                <w:webHidden/>
+              </w:rPr>
+              <w:instrText xml:space="preserve"> PAGEREF _Toc240984089 \h </w:instrText>
+            </w:r>
+            <w:r>
+              <w:rPr>
+                <w:webHidden/>
+              </w:rPr>
+            </w:r>
+            <w:r>
+              <w:rPr>
+                <w:webHidden/>
+              </w:rPr>
+              <w:fldChar w:fldCharType="separate"/>
+            </w:r>
+            <w:r>
+              <w:rPr>
+                <w:webHidden/>
+              </w:rPr>
+              <w:t>41</w:t>
+            </w:r>
+            <w:r>
+              <w:rPr>
+                <w:webHidden/>
+              </w:rPr>
+              <w:fldChar w:fldCharType="end"/>
+            </w:r>
+          </w:hyperlink>
+        </w:p>
+        <w:p>
+          <w:pPr>
+            <w:pStyle w:val="41"/>
+            <w:rPr>
+              <w:rFonts w:asciiTheme="minorHAnsi" w:hAnsiTheme="minorHAnsi"/>
+              <w:kern w:val="2"/>
+              <w:szCs w:val="24"/>
+              <w14:ligatures w14:val="standardContextual"/>
+            </w:rPr>
+          </w:pPr>
+          <w:hyperlink w:anchor="_Toc240984090" w:history="1">
+            <w:r>
+              <w:rPr>
+                <w:rStyle w:val="a6"/>
+              </w:rPr>
+              <w:t>6.5.2.3</w:t>
+            </w:r>
+            <w:r>
+              <w:rPr>
+                <w:rFonts w:asciiTheme="minorHAnsi" w:hAnsiTheme="minorHAnsi"/>
+                <w:kern w:val="2"/>
+                <w:szCs w:val="24"/>
+                <w14:ligatures w14:val="standardContextual"/>
+              </w:rPr>
+              <w:tab/>
+            </w:r>
+            <w:r>
+              <w:rPr>
+                <w:rStyle w:val="a6"/>
+              </w:rPr>
+              <w:t>Требования к входным данным</w:t>
+            </w:r>
+            <w:r>
+              <w:rPr>
+                <w:webHidden/>
+              </w:rPr>
+              <w:tab/>
+            </w:r>
+            <w:r>
+              <w:rPr>
+                <w:webHidden/>
+              </w:rPr>
+              <w:fldChar w:fldCharType="begin"/>
+            </w:r>
+            <w:r>
+              <w:rPr>
+                <w:webHidden/>
+              </w:rPr>
+              <w:instrText xml:space="preserve"> PAGEREF _Toc240984090 \h </w:instrText>
+            </w:r>
+            <w:r>
+              <w:rPr>
+                <w:webHidden/>
+              </w:rPr>
+            </w:r>
+            <w:r>
+              <w:rPr>
+                <w:webHidden/>
+              </w:rPr>
+              <w:fldChar w:fldCharType="separate"/>
+            </w:r>
+            <w:r>
+              <w:rPr>
+                <w:webHidden/>
+              </w:rPr>
+              <w:t>41</w:t>
             </w:r>
             <w:r>
               <w:rPr>
@@ -2359,12 +2474,12 @@
               <w14:ligatures w14:val="standardContextual"/>
             </w:rPr>
           </w:pPr>
-          <w:hyperlink w:anchor="_Toc240901405" w:history="1">
+          <w:hyperlink w:anchor="_Toc240984091" w:history="1">
             <w:r>
               <w:rPr>
                 <w:rStyle w:val="a6"/>
               </w:rPr>
-              <w:t>5.5.4</w:t>
+              <w:t>6.5.3</w:t>
             </w:r>
             <w:r>
               <w:rPr>
@@ -2378,7 +2493,7 @@
               <w:rPr>
                 <w:rStyle w:val="a6"/>
               </w:rPr>
-              <w:t>Требования к техническому обеспечению</w:t>
+              <w:t>Требования к лингвистическому обеспечению</w:t>
             </w:r>
             <w:r>
               <w:rPr>
@@ -2396,7 +2511,7 @@
               <w:rPr>
                 <w:webHidden/>
               </w:rPr>
-              <w:instrText xml:space="preserve"> PAGEREF _Toc240901405 \h </w:instrText>
+              <w:instrText xml:space="preserve"> PAGEREF _Toc240984091 \h </w:instrText>
             </w:r>
             <w:r>
               <w:rPr>
@@ -2413,7 +2528,7 @@
               <w:rPr>
                 <w:webHidden/>
               </w:rPr>
-              <w:t>38</w:t>
+              <w:t>42</w:t>
             </w:r>
             <w:r>
               <w:rPr>
@@ -2432,12 +2547,12 @@
               <w14:ligatures w14:val="standardContextual"/>
             </w:rPr>
           </w:pPr>
-          <w:hyperlink w:anchor="_Toc240901406" w:history="1">
+          <w:hyperlink w:anchor="_Toc240984092" w:history="1">
             <w:r>
               <w:rPr>
                 <w:rStyle w:val="a6"/>
               </w:rPr>
-              <w:t>5.5.5</w:t>
+              <w:t>6.5.4</w:t>
             </w:r>
             <w:r>
               <w:rPr>
@@ -2469,7 +2584,7 @@
               <w:rPr>
                 <w:webHidden/>
               </w:rPr>
-              <w:instrText xml:space="preserve"> PAGEREF _Toc240901406 \h </w:instrText>
+              <w:instrText xml:space="preserve"> PAGEREF _Toc240984092 \h </w:instrText>
             </w:r>
             <w:r>
               <w:rPr>
@@ -2486,7 +2601,374 @@
               <w:rPr>
                 <w:webHidden/>
               </w:rPr>
-              <w:t>39</w:t>
+              <w:t>42</w:t>
+            </w:r>
+            <w:r>
+              <w:rPr>
+                <w:webHidden/>
+              </w:rPr>
+              <w:fldChar w:fldCharType="end"/>
+            </w:r>
+          </w:hyperlink>
+        </w:p>
+        <w:p>
+          <w:pPr>
+            <w:pStyle w:val="41"/>
+            <w:rPr>
+              <w:rFonts w:asciiTheme="minorHAnsi" w:hAnsiTheme="minorHAnsi"/>
+              <w:kern w:val="2"/>
+              <w:szCs w:val="24"/>
+              <w14:ligatures w14:val="standardContextual"/>
+            </w:rPr>
+          </w:pPr>
+          <w:hyperlink w:anchor="_Toc240984093" w:history="1">
+            <w:r>
+              <w:rPr>
+                <w:rStyle w:val="a6"/>
+              </w:rPr>
+              <w:t>6.5.4.1</w:t>
+            </w:r>
+            <w:r>
+              <w:rPr>
+                <w:rFonts w:asciiTheme="minorHAnsi" w:hAnsiTheme="minorHAnsi"/>
+                <w:kern w:val="2"/>
+                <w:szCs w:val="24"/>
+                <w14:ligatures w14:val="standardContextual"/>
+              </w:rPr>
+              <w:tab/>
+            </w:r>
+            <w:r>
+              <w:rPr>
+                <w:rStyle w:val="a6"/>
+              </w:rPr>
+              <w:t>Требования к операционной системе</w:t>
+            </w:r>
+            <w:r>
+              <w:rPr>
+                <w:webHidden/>
+              </w:rPr>
+              <w:tab/>
+            </w:r>
+            <w:r>
+              <w:rPr>
+                <w:webHidden/>
+              </w:rPr>
+              <w:fldChar w:fldCharType="begin"/>
+            </w:r>
+            <w:r>
+              <w:rPr>
+                <w:webHidden/>
+              </w:rPr>
+              <w:instrText xml:space="preserve"> PAGEREF _Toc240984093 \h </w:instrText>
+            </w:r>
+            <w:r>
+              <w:rPr>
+                <w:webHidden/>
+              </w:rPr>
+            </w:r>
+            <w:r>
+              <w:rPr>
+                <w:webHidden/>
+              </w:rPr>
+              <w:fldChar w:fldCharType="separate"/>
+            </w:r>
+            <w:r>
+              <w:rPr>
+                <w:webHidden/>
+              </w:rPr>
+              <w:t>43</w:t>
+            </w:r>
+            <w:r>
+              <w:rPr>
+                <w:webHidden/>
+              </w:rPr>
+              <w:fldChar w:fldCharType="end"/>
+            </w:r>
+          </w:hyperlink>
+        </w:p>
+        <w:p>
+          <w:pPr>
+            <w:pStyle w:val="31"/>
+            <w:rPr>
+              <w:rFonts w:asciiTheme="minorHAnsi" w:eastAsiaTheme="minorEastAsia" w:hAnsiTheme="minorHAnsi" w:cstheme="minorBidi"/>
+              <w:kern w:val="2"/>
+              <w14:ligatures w14:val="standardContextual"/>
+            </w:rPr>
+          </w:pPr>
+          <w:hyperlink w:anchor="_Toc240984094" w:history="1">
+            <w:r>
+              <w:rPr>
+                <w:rStyle w:val="a6"/>
+              </w:rPr>
+              <w:t>6.5.5</w:t>
+            </w:r>
+            <w:r>
+              <w:rPr>
+                <w:rFonts w:asciiTheme="minorHAnsi" w:eastAsiaTheme="minorEastAsia" w:hAnsiTheme="minorHAnsi" w:cstheme="minorBidi"/>
+                <w:kern w:val="2"/>
+                <w14:ligatures w14:val="standardContextual"/>
+              </w:rPr>
+              <w:tab/>
+            </w:r>
+            <w:r>
+              <w:rPr>
+                <w:rStyle w:val="a6"/>
+              </w:rPr>
+              <w:t>Требования к техническому обеспечению</w:t>
+            </w:r>
+            <w:r>
+              <w:rPr>
+                <w:webHidden/>
+              </w:rPr>
+              <w:tab/>
+            </w:r>
+            <w:r>
+              <w:rPr>
+                <w:webHidden/>
+              </w:rPr>
+              <w:fldChar w:fldCharType="begin"/>
+            </w:r>
+            <w:r>
+              <w:rPr>
+                <w:webHidden/>
+              </w:rPr>
+              <w:instrText xml:space="preserve"> PAGEREF _Toc240984094 \h </w:instrText>
+            </w:r>
+            <w:r>
+              <w:rPr>
+                <w:webHidden/>
+              </w:rPr>
+            </w:r>
+            <w:r>
+              <w:rPr>
+                <w:webHidden/>
+              </w:rPr>
+              <w:fldChar w:fldCharType="separate"/>
+            </w:r>
+            <w:r>
+              <w:rPr>
+                <w:webHidden/>
+              </w:rPr>
+              <w:t>43</w:t>
+            </w:r>
+            <w:r>
+              <w:rPr>
+                <w:webHidden/>
+              </w:rPr>
+              <w:fldChar w:fldCharType="end"/>
+            </w:r>
+          </w:hyperlink>
+        </w:p>
+        <w:p>
+          <w:pPr>
+            <w:pStyle w:val="31"/>
+            <w:rPr>
+              <w:rFonts w:asciiTheme="minorHAnsi" w:eastAsiaTheme="minorEastAsia" w:hAnsiTheme="minorHAnsi" w:cstheme="minorBidi"/>
+              <w:kern w:val="2"/>
+              <w14:ligatures w14:val="standardContextual"/>
+            </w:rPr>
+          </w:pPr>
+          <w:hyperlink w:anchor="_Toc240984095" w:history="1">
+            <w:r>
+              <w:rPr>
+                <w:rStyle w:val="a6"/>
+              </w:rPr>
+              <w:t>6.5.6</w:t>
+            </w:r>
+            <w:r>
+              <w:rPr>
+                <w:rFonts w:asciiTheme="minorHAnsi" w:eastAsiaTheme="minorEastAsia" w:hAnsiTheme="minorHAnsi" w:cstheme="minorBidi"/>
+                <w:kern w:val="2"/>
+                <w14:ligatures w14:val="standardContextual"/>
+              </w:rPr>
+              <w:tab/>
+            </w:r>
+            <w:r>
+              <w:rPr>
+                <w:rStyle w:val="a6"/>
+              </w:rPr>
+              <w:t>Требования к метрологическому обеспечению</w:t>
+            </w:r>
+            <w:r>
+              <w:rPr>
+                <w:webHidden/>
+              </w:rPr>
+              <w:tab/>
+            </w:r>
+            <w:r>
+              <w:rPr>
+                <w:webHidden/>
+              </w:rPr>
+              <w:fldChar w:fldCharType="begin"/>
+            </w:r>
+            <w:r>
+              <w:rPr>
+                <w:webHidden/>
+              </w:rPr>
+              <w:instrText xml:space="preserve"> PAGEREF _Toc240984095 \h </w:instrText>
+            </w:r>
+            <w:r>
+              <w:rPr>
+                <w:webHidden/>
+              </w:rPr>
+            </w:r>
+            <w:r>
+              <w:rPr>
+                <w:webHidden/>
+              </w:rPr>
+              <w:fldChar w:fldCharType="separate"/>
+            </w:r>
+            <w:r>
+              <w:rPr>
+                <w:webHidden/>
+              </w:rPr>
+              <w:t>43</w:t>
+            </w:r>
+            <w:r>
+              <w:rPr>
+                <w:webHidden/>
+              </w:rPr>
+              <w:fldChar w:fldCharType="end"/>
+            </w:r>
+          </w:hyperlink>
+        </w:p>
+        <w:p>
+          <w:pPr>
+            <w:pStyle w:val="31"/>
+            <w:rPr>
+              <w:rFonts w:asciiTheme="minorHAnsi" w:eastAsiaTheme="minorEastAsia" w:hAnsiTheme="minorHAnsi" w:cstheme="minorBidi"/>
+              <w:kern w:val="2"/>
+              <w14:ligatures w14:val="standardContextual"/>
+            </w:rPr>
+          </w:pPr>
+          <w:hyperlink w:anchor="_Toc240984096" w:history="1">
+            <w:r>
+              <w:rPr>
+                <w:rStyle w:val="a6"/>
+              </w:rPr>
+              <w:t>6.5.7</w:t>
+            </w:r>
+            <w:r>
+              <w:rPr>
+                <w:rFonts w:asciiTheme="minorHAnsi" w:eastAsiaTheme="minorEastAsia" w:hAnsiTheme="minorHAnsi" w:cstheme="minorBidi"/>
+                <w:kern w:val="2"/>
+                <w14:ligatures w14:val="standardContextual"/>
+              </w:rPr>
+              <w:tab/>
+            </w:r>
+            <w:r>
+              <w:rPr>
+                <w:rStyle w:val="a6"/>
+              </w:rPr>
+              <w:t>Требования к организационному обеспечению</w:t>
+            </w:r>
+            <w:r>
+              <w:rPr>
+                <w:webHidden/>
+              </w:rPr>
+              <w:tab/>
+            </w:r>
+            <w:r>
+              <w:rPr>
+                <w:webHidden/>
+              </w:rPr>
+              <w:fldChar w:fldCharType="begin"/>
+            </w:r>
+            <w:r>
+              <w:rPr>
+                <w:webHidden/>
+              </w:rPr>
+              <w:instrText xml:space="preserve"> PAGEREF _Toc240984096 \h </w:instrText>
+            </w:r>
+            <w:r>
+              <w:rPr>
+                <w:webHidden/>
+              </w:rPr>
+            </w:r>
+            <w:r>
+              <w:rPr>
+                <w:webHidden/>
+              </w:rPr>
+              <w:fldChar w:fldCharType="separate"/>
+            </w:r>
+            <w:r>
+              <w:rPr>
+                <w:webHidden/>
+              </w:rPr>
+              <w:t>43</w:t>
+            </w:r>
+            <w:r>
+              <w:rPr>
+                <w:webHidden/>
+              </w:rPr>
+              <w:fldChar w:fldCharType="end"/>
+            </w:r>
+          </w:hyperlink>
+        </w:p>
+        <w:p>
+          <w:pPr>
+            <w:pStyle w:val="31"/>
+            <w:rPr>
+              <w:rFonts w:asciiTheme="minorHAnsi" w:eastAsiaTheme="minorEastAsia" w:hAnsiTheme="minorHAnsi" w:cstheme="minorBidi"/>
+              <w:kern w:val="2"/>
+              <w14:ligatures w14:val="standardContextual"/>
+            </w:rPr>
+          </w:pPr>
+          <w:hyperlink w:anchor="_Toc240984097" w:history="1">
+            <w:r>
+              <w:rPr>
+                <w:rStyle w:val="a6"/>
+              </w:rPr>
+              <w:t>6.5.8</w:t>
+            </w:r>
+            <w:r>
+              <w:rPr>
+                <w:rFonts w:asciiTheme="minorHAnsi" w:eastAsiaTheme="minorEastAsia" w:hAnsiTheme="minorHAnsi" w:cstheme="minorBidi"/>
+                <w:kern w:val="2"/>
+                <w14:ligatures w14:val="standardContextual"/>
+              </w:rPr>
+              <w:tab/>
+            </w:r>
+            <w:r>
+              <w:rPr>
+                <w:rStyle w:val="a6"/>
+              </w:rPr>
+              <w:t>Требования к методическому обеспечению</w:t>
+            </w:r>
+            <w:r>
+              <w:rPr>
+                <w:webHidden/>
+              </w:rPr>
+              <w:tab/>
+            </w:r>
+            <w:r>
+              <w:rPr>
+                <w:webHidden/>
+              </w:rPr>
+              <w:fldChar w:fldCharType="begin"/>
+            </w:r>
+            <w:r>
+              <w:rPr>
+                <w:webHidden/>
+              </w:rPr>
+              <w:instrText xml:space="preserve"> PAGEREF _Toc240984097 \h </w:instrText>
+            </w:r>
+            <w:r>
+              <w:rPr>
+                <w:webHidden/>
+              </w:rPr>
+            </w:r>
+            <w:r>
+              <w:rPr>
+                <w:webHidden/>
+              </w:rPr>
+              <w:fldChar w:fldCharType="separate"/>
+            </w:r>
+            <w:r>
+              <w:rPr>
+                <w:webHidden/>
+              </w:rPr>
+              <w:t>44</w:t>
             </w:r>
             <w:r>
               <w:rPr>
@@ -2505,7 +2987,7 @@
               <w14:ligatures w14:val="standardContextual"/>
             </w:rPr>
           </w:pPr>
-          <w:hyperlink w:anchor="_Toc240901407" w:history="1">
+          <w:hyperlink w:anchor="_Toc240984098" w:history="1">
             <w:r>
               <w:rPr>
                 <w:rStyle w:val="a6"/>
@@ -2516,7 +2998,7 @@
                   </w14:lightRig>
                 </w14:scene3d>
               </w:rPr>
-              <w:t>5.6</w:t>
+              <w:t>6.6</w:t>
             </w:r>
             <w:r>
               <w:rPr>
@@ -2530,7 +3012,7 @@
               <w:rPr>
                 <w:rStyle w:val="a6"/>
               </w:rPr>
-              <w:t>Требования к надёжности</w:t>
+              <w:t>Общие технические требования к системе</w:t>
             </w:r>
             <w:r>
               <w:rPr>
@@ -2548,7 +3030,7 @@
               <w:rPr>
                 <w:webHidden/>
               </w:rPr>
-              <w:instrText xml:space="preserve"> PAGEREF _Toc240901407 \h </w:instrText>
+              <w:instrText xml:space="preserve"> PAGEREF _Toc240984098 \h </w:instrText>
             </w:r>
             <w:r>
               <w:rPr>
@@ -2565,7 +3047,7 @@
               <w:rPr>
                 <w:webHidden/>
               </w:rPr>
-              <w:t>39</w:t>
+              <w:t>44</w:t>
             </w:r>
             <w:r>
               <w:rPr>
@@ -2577,25 +3059,23 @@
         </w:p>
         <w:p>
           <w:pPr>
-            <w:pStyle w:val="21"/>
+            <w:pStyle w:val="31"/>
+            <w:tabs>
+              <w:tab w:val="clear" w:pos="1843"/>
+            </w:tabs>
+            <w:ind w:left="1843" w:hanging="709"/>
             <w:rPr>
               <w:rFonts w:asciiTheme="minorHAnsi" w:eastAsiaTheme="minorEastAsia" w:hAnsiTheme="minorHAnsi" w:cstheme="minorBidi"/>
               <w:kern w:val="2"/>
               <w14:ligatures w14:val="standardContextual"/>
             </w:rPr>
           </w:pPr>
-          <w:hyperlink w:anchor="_Toc240901408" w:history="1">
+          <w:hyperlink w:anchor="_Toc240984099" w:history="1">
             <w:r>
               <w:rPr>
                 <w:rStyle w:val="a6"/>
-                <w14:scene3d>
-                  <w14:camera w14:prst="orthographicFront"/>
-                  <w14:lightRig w14:rig="threePt" w14:dir="t">
-                    <w14:rot w14:lat="0" w14:lon="0" w14:rev="0"/>
-                  </w14:lightRig>
-                </w14:scene3d>
-              </w:rPr>
-              <w:t>5.7</w:t>
+              </w:rPr>
+              <w:t>6.6.1</w:t>
             </w:r>
             <w:r>
               <w:rPr>
@@ -2609,7 +3089,7 @@
               <w:rPr>
                 <w:rStyle w:val="a6"/>
               </w:rPr>
-              <w:t>Требования к безопасности</w:t>
+              <w:t>Требования к численности и квалификации персонала и пользователей системы</w:t>
             </w:r>
             <w:r>
               <w:rPr>
@@ -2627,7 +3107,7 @@
               <w:rPr>
                 <w:webHidden/>
               </w:rPr>
-              <w:instrText xml:space="preserve"> PAGEREF _Toc240901408 \h </w:instrText>
+              <w:instrText xml:space="preserve"> PAGEREF _Toc240984099 \h </w:instrText>
             </w:r>
             <w:r>
               <w:rPr>
@@ -2644,7 +3124,7 @@
               <w:rPr>
                 <w:webHidden/>
               </w:rPr>
-              <w:t>40</w:t>
+              <w:t>44</w:t>
             </w:r>
             <w:r>
               <w:rPr>
@@ -2656,25 +3136,19 @@
         </w:p>
         <w:p>
           <w:pPr>
-            <w:pStyle w:val="21"/>
+            <w:pStyle w:val="31"/>
             <w:rPr>
               <w:rFonts w:asciiTheme="minorHAnsi" w:eastAsiaTheme="minorEastAsia" w:hAnsiTheme="minorHAnsi" w:cstheme="minorBidi"/>
               <w:kern w:val="2"/>
               <w14:ligatures w14:val="standardContextual"/>
             </w:rPr>
           </w:pPr>
-          <w:hyperlink w:anchor="_Toc240901409" w:history="1">
+          <w:hyperlink w:anchor="_Toc240984100" w:history="1">
             <w:r>
               <w:rPr>
                 <w:rStyle w:val="a6"/>
-                <w14:scene3d>
-                  <w14:camera w14:prst="orthographicFront"/>
-                  <w14:lightRig w14:rig="threePt" w14:dir="t">
-                    <w14:rot w14:lat="0" w14:lon="0" w14:rev="0"/>
-                  </w14:lightRig>
-                </w14:scene3d>
-              </w:rPr>
-              <w:t>5.8</w:t>
+              </w:rPr>
+              <w:t>6.6.2</w:t>
             </w:r>
             <w:r>
               <w:rPr>
@@ -2688,7 +3162,7 @@
               <w:rPr>
                 <w:rStyle w:val="a6"/>
               </w:rPr>
-              <w:t>Требования к защите информации от несанкционированного доступа</w:t>
+              <w:t>Требования к показателям назначения</w:t>
             </w:r>
             <w:r>
               <w:rPr>
@@ -2706,7 +3180,7 @@
               <w:rPr>
                 <w:webHidden/>
               </w:rPr>
-              <w:instrText xml:space="preserve"> PAGEREF _Toc240901409 \h </w:instrText>
+              <w:instrText xml:space="preserve"> PAGEREF _Toc240984100 \h </w:instrText>
             </w:r>
             <w:r>
               <w:rPr>
@@ -2723,7 +3197,7 @@
               <w:rPr>
                 <w:webHidden/>
               </w:rPr>
-              <w:t>40</w:t>
+              <w:t>45</w:t>
             </w:r>
             <w:r>
               <w:rPr>
@@ -2735,25 +3209,19 @@
         </w:p>
         <w:p>
           <w:pPr>
-            <w:pStyle w:val="21"/>
+            <w:pStyle w:val="31"/>
             <w:rPr>
               <w:rFonts w:asciiTheme="minorHAnsi" w:eastAsiaTheme="minorEastAsia" w:hAnsiTheme="minorHAnsi" w:cstheme="minorBidi"/>
               <w:kern w:val="2"/>
               <w14:ligatures w14:val="standardContextual"/>
             </w:rPr>
           </w:pPr>
-          <w:hyperlink w:anchor="_Toc240901410" w:history="1">
+          <w:hyperlink w:anchor="_Toc240984101" w:history="1">
             <w:r>
               <w:rPr>
                 <w:rStyle w:val="a6"/>
-                <w14:scene3d>
-                  <w14:camera w14:prst="orthographicFront"/>
-                  <w14:lightRig w14:rig="threePt" w14:dir="t">
-                    <w14:rot w14:lat="0" w14:lon="0" w14:rev="0"/>
-                  </w14:lightRig>
-                </w14:scene3d>
-              </w:rPr>
-              <w:t>5.9</w:t>
+              </w:rPr>
+              <w:t>6.6.3</w:t>
             </w:r>
             <w:r>
               <w:rPr>
@@ -2767,7 +3235,7 @@
               <w:rPr>
                 <w:rStyle w:val="a6"/>
               </w:rPr>
-              <w:t>Требования к патентной чистоте</w:t>
+              <w:t>Требования к надёжности</w:t>
             </w:r>
             <w:r>
               <w:rPr>
@@ -2785,7 +3253,7 @@
               <w:rPr>
                 <w:webHidden/>
               </w:rPr>
-              <w:instrText xml:space="preserve"> PAGEREF _Toc240901410 \h </w:instrText>
+              <w:instrText xml:space="preserve"> PAGEREF _Toc240984101 \h </w:instrText>
             </w:r>
             <w:r>
               <w:rPr>
@@ -2802,7 +3270,7 @@
               <w:rPr>
                 <w:webHidden/>
               </w:rPr>
-              <w:t>40</w:t>
+              <w:t>45</w:t>
             </w:r>
             <w:r>
               <w:rPr>
@@ -2814,25 +3282,19 @@
         </w:p>
         <w:p>
           <w:pPr>
-            <w:pStyle w:val="21"/>
+            <w:pStyle w:val="31"/>
             <w:rPr>
               <w:rFonts w:asciiTheme="minorHAnsi" w:eastAsiaTheme="minorEastAsia" w:hAnsiTheme="minorHAnsi" w:cstheme="minorBidi"/>
               <w:kern w:val="2"/>
               <w14:ligatures w14:val="standardContextual"/>
             </w:rPr>
           </w:pPr>
-          <w:hyperlink w:anchor="_Toc240901411" w:history="1">
+          <w:hyperlink w:anchor="_Toc240984102" w:history="1">
             <w:r>
               <w:rPr>
                 <w:rStyle w:val="a6"/>
-                <w14:scene3d>
-                  <w14:camera w14:prst="orthographicFront"/>
-                  <w14:lightRig w14:rig="threePt" w14:dir="t">
-                    <w14:rot w14:lat="0" w14:lon="0" w14:rev="0"/>
-                  </w14:lightRig>
-                </w14:scene3d>
-              </w:rPr>
-              <w:t>5.10</w:t>
+              </w:rPr>
+              <w:t>6.6.4</w:t>
             </w:r>
             <w:r>
               <w:rPr>
@@ -2846,7 +3308,7 @@
               <w:rPr>
                 <w:rStyle w:val="a6"/>
               </w:rPr>
-              <w:t>Требования к стандартизации и унификации</w:t>
+              <w:t>Требования к безопасности</w:t>
             </w:r>
             <w:r>
               <w:rPr>
@@ -2864,7 +3326,7 @@
               <w:rPr>
                 <w:webHidden/>
               </w:rPr>
-              <w:instrText xml:space="preserve"> PAGEREF _Toc240901411 \h </w:instrText>
+              <w:instrText xml:space="preserve"> PAGEREF _Toc240984102 \h </w:instrText>
             </w:r>
             <w:r>
               <w:rPr>
@@ -2881,7 +3343,7 @@
               <w:rPr>
                 <w:webHidden/>
               </w:rPr>
-              <w:t>41</w:t>
+              <w:t>46</w:t>
             </w:r>
             <w:r>
               <w:rPr>
@@ -2893,25 +3355,19 @@
         </w:p>
         <w:p>
           <w:pPr>
-            <w:pStyle w:val="21"/>
+            <w:pStyle w:val="31"/>
             <w:rPr>
               <w:rFonts w:asciiTheme="minorHAnsi" w:eastAsiaTheme="minorEastAsia" w:hAnsiTheme="minorHAnsi" w:cstheme="minorBidi"/>
               <w:kern w:val="2"/>
               <w14:ligatures w14:val="standardContextual"/>
             </w:rPr>
           </w:pPr>
-          <w:hyperlink w:anchor="_Toc240901412" w:history="1">
+          <w:hyperlink w:anchor="_Toc240984103" w:history="1">
             <w:r>
               <w:rPr>
                 <w:rStyle w:val="a6"/>
-                <w14:scene3d>
-                  <w14:camera w14:prst="orthographicFront"/>
-                  <w14:lightRig w14:rig="threePt" w14:dir="t">
-                    <w14:rot w14:lat="0" w14:lon="0" w14:rev="0"/>
-                  </w14:lightRig>
-                </w14:scene3d>
-              </w:rPr>
-              <w:t>5.11</w:t>
+              </w:rPr>
+              <w:t>6.6.5</w:t>
             </w:r>
             <w:r>
               <w:rPr>
@@ -2925,7 +3381,7 @@
               <w:rPr>
                 <w:rStyle w:val="a6"/>
               </w:rPr>
-              <w:t>Ограничения, накладываемые на систему</w:t>
+              <w:t>Требования к эргономике и технической эстетике</w:t>
             </w:r>
             <w:r>
               <w:rPr>
@@ -2943,7 +3399,7 @@
               <w:rPr>
                 <w:webHidden/>
               </w:rPr>
-              <w:instrText xml:space="preserve"> PAGEREF _Toc240901412 \h </w:instrText>
+              <w:instrText xml:space="preserve"> PAGEREF _Toc240984103 \h </w:instrText>
             </w:r>
             <w:r>
               <w:rPr>
@@ -2960,7 +3416,7 @@
               <w:rPr>
                 <w:webHidden/>
               </w:rPr>
-              <w:t>41</w:t>
+              <w:t>46</w:t>
             </w:r>
             <w:r>
               <w:rPr>
@@ -2972,25 +3428,19 @@
         </w:p>
         <w:p>
           <w:pPr>
-            <w:pStyle w:val="21"/>
+            <w:pStyle w:val="31"/>
             <w:rPr>
               <w:rFonts w:asciiTheme="minorHAnsi" w:eastAsiaTheme="minorEastAsia" w:hAnsiTheme="minorHAnsi" w:cstheme="minorBidi"/>
               <w:kern w:val="2"/>
               <w14:ligatures w14:val="standardContextual"/>
             </w:rPr>
           </w:pPr>
-          <w:hyperlink w:anchor="_Toc240901413" w:history="1">
+          <w:hyperlink w:anchor="_Toc240984104" w:history="1">
             <w:r>
               <w:rPr>
                 <w:rStyle w:val="a6"/>
-                <w14:scene3d>
-                  <w14:camera w14:prst="orthographicFront"/>
-                  <w14:lightRig w14:rig="threePt" w14:dir="t">
-                    <w14:rot w14:lat="0" w14:lon="0" w14:rev="0"/>
-                  </w14:lightRig>
-                </w14:scene3d>
-              </w:rPr>
-              <w:t>5.12</w:t>
+              </w:rPr>
+              <w:t>6.6.6</w:t>
             </w:r>
             <w:r>
               <w:rPr>
@@ -3004,7 +3454,7 @@
               <w:rPr>
                 <w:rStyle w:val="a6"/>
               </w:rPr>
-              <w:t>Требования к перспективам развития</w:t>
+              <w:t>Требования к транспортабельности</w:t>
             </w:r>
             <w:r>
               <w:rPr>
@@ -3022,7 +3472,7 @@
               <w:rPr>
                 <w:webHidden/>
               </w:rPr>
-              <w:instrText xml:space="preserve"> PAGEREF _Toc240901413 \h </w:instrText>
+              <w:instrText xml:space="preserve"> PAGEREF _Toc240984104 \h </w:instrText>
             </w:r>
             <w:r>
               <w:rPr>
@@ -3039,7 +3489,519 @@
               <w:rPr>
                 <w:webHidden/>
               </w:rPr>
-              <w:t>42</w:t>
+              <w:t>47</w:t>
+            </w:r>
+            <w:r>
+              <w:rPr>
+                <w:webHidden/>
+              </w:rPr>
+              <w:fldChar w:fldCharType="end"/>
+            </w:r>
+          </w:hyperlink>
+        </w:p>
+        <w:p>
+          <w:pPr>
+            <w:pStyle w:val="31"/>
+            <w:ind w:left="1843" w:hanging="709"/>
+            <w:rPr>
+              <w:rFonts w:asciiTheme="minorHAnsi" w:eastAsiaTheme="minorEastAsia" w:hAnsiTheme="minorHAnsi" w:cstheme="minorBidi"/>
+              <w:kern w:val="2"/>
+              <w14:ligatures w14:val="standardContextual"/>
+            </w:rPr>
+          </w:pPr>
+          <w:hyperlink w:anchor="_Toc240984105" w:history="1">
+            <w:r>
+              <w:rPr>
+                <w:rStyle w:val="a6"/>
+              </w:rPr>
+              <w:t>6.6.7</w:t>
+            </w:r>
+            <w:r>
+              <w:rPr>
+                <w:rFonts w:asciiTheme="minorHAnsi" w:eastAsiaTheme="minorEastAsia" w:hAnsiTheme="minorHAnsi" w:cstheme="minorBidi"/>
+                <w:kern w:val="2"/>
+                <w14:ligatures w14:val="standardContextual"/>
+              </w:rPr>
+              <w:tab/>
+            </w:r>
+            <w:r>
+              <w:rPr>
+                <w:rStyle w:val="a6"/>
+              </w:rPr>
+              <w:t>Требования к эксплуатации, техническому обслуживанию, ремонту и хранению компонентов системы</w:t>
+            </w:r>
+            <w:r>
+              <w:rPr>
+                <w:webHidden/>
+              </w:rPr>
+              <w:tab/>
+            </w:r>
+            <w:r>
+              <w:rPr>
+                <w:webHidden/>
+              </w:rPr>
+              <w:fldChar w:fldCharType="begin"/>
+            </w:r>
+            <w:r>
+              <w:rPr>
+                <w:webHidden/>
+              </w:rPr>
+              <w:instrText xml:space="preserve"> PAGEREF _Toc240984105 \h </w:instrText>
+            </w:r>
+            <w:r>
+              <w:rPr>
+                <w:webHidden/>
+              </w:rPr>
+            </w:r>
+            <w:r>
+              <w:rPr>
+                <w:webHidden/>
+              </w:rPr>
+              <w:fldChar w:fldCharType="separate"/>
+            </w:r>
+            <w:r>
+              <w:rPr>
+                <w:webHidden/>
+              </w:rPr>
+              <w:t>47</w:t>
+            </w:r>
+            <w:r>
+              <w:rPr>
+                <w:webHidden/>
+              </w:rPr>
+              <w:fldChar w:fldCharType="end"/>
+            </w:r>
+          </w:hyperlink>
+        </w:p>
+        <w:p>
+          <w:pPr>
+            <w:pStyle w:val="31"/>
+            <w:rPr>
+              <w:rFonts w:asciiTheme="minorHAnsi" w:eastAsiaTheme="minorEastAsia" w:hAnsiTheme="minorHAnsi" w:cstheme="minorBidi"/>
+              <w:kern w:val="2"/>
+              <w14:ligatures w14:val="standardContextual"/>
+            </w:rPr>
+          </w:pPr>
+          <w:hyperlink w:anchor="_Toc240984106" w:history="1">
+            <w:r>
+              <w:rPr>
+                <w:rStyle w:val="a6"/>
+              </w:rPr>
+              <w:t>6.6.8</w:t>
+            </w:r>
+            <w:r>
+              <w:rPr>
+                <w:rFonts w:asciiTheme="minorHAnsi" w:eastAsiaTheme="minorEastAsia" w:hAnsiTheme="minorHAnsi" w:cstheme="minorBidi"/>
+                <w:kern w:val="2"/>
+                <w14:ligatures w14:val="standardContextual"/>
+              </w:rPr>
+              <w:tab/>
+            </w:r>
+            <w:r>
+              <w:rPr>
+                <w:rStyle w:val="a6"/>
+              </w:rPr>
+              <w:t>Требования к защите информации от несанкционированного доступа</w:t>
+            </w:r>
+            <w:r>
+              <w:rPr>
+                <w:webHidden/>
+              </w:rPr>
+              <w:tab/>
+            </w:r>
+            <w:r>
+              <w:rPr>
+                <w:webHidden/>
+              </w:rPr>
+              <w:fldChar w:fldCharType="begin"/>
+            </w:r>
+            <w:r>
+              <w:rPr>
+                <w:webHidden/>
+              </w:rPr>
+              <w:instrText xml:space="preserve"> PAGEREF _Toc240984106 \h </w:instrText>
+            </w:r>
+            <w:r>
+              <w:rPr>
+                <w:webHidden/>
+              </w:rPr>
+            </w:r>
+            <w:r>
+              <w:rPr>
+                <w:webHidden/>
+              </w:rPr>
+              <w:fldChar w:fldCharType="separate"/>
+            </w:r>
+            <w:r>
+              <w:rPr>
+                <w:webHidden/>
+              </w:rPr>
+              <w:t>47</w:t>
+            </w:r>
+            <w:r>
+              <w:rPr>
+                <w:webHidden/>
+              </w:rPr>
+              <w:fldChar w:fldCharType="end"/>
+            </w:r>
+          </w:hyperlink>
+        </w:p>
+        <w:p>
+          <w:pPr>
+            <w:pStyle w:val="31"/>
+            <w:rPr>
+              <w:rFonts w:asciiTheme="minorHAnsi" w:eastAsiaTheme="minorEastAsia" w:hAnsiTheme="minorHAnsi" w:cstheme="minorBidi"/>
+              <w:kern w:val="2"/>
+              <w14:ligatures w14:val="standardContextual"/>
+            </w:rPr>
+          </w:pPr>
+          <w:hyperlink w:anchor="_Toc240984107" w:history="1">
+            <w:r>
+              <w:rPr>
+                <w:rStyle w:val="a6"/>
+              </w:rPr>
+              <w:t>6.6.9</w:t>
+            </w:r>
+            <w:r>
+              <w:rPr>
+                <w:rFonts w:asciiTheme="minorHAnsi" w:eastAsiaTheme="minorEastAsia" w:hAnsiTheme="minorHAnsi" w:cstheme="minorBidi"/>
+                <w:kern w:val="2"/>
+                <w14:ligatures w14:val="standardContextual"/>
+              </w:rPr>
+              <w:tab/>
+            </w:r>
+            <w:r>
+              <w:rPr>
+                <w:rStyle w:val="a6"/>
+              </w:rPr>
+              <w:t>Требования по сохранности информации при авариях</w:t>
+            </w:r>
+            <w:r>
+              <w:rPr>
+                <w:webHidden/>
+              </w:rPr>
+              <w:tab/>
+            </w:r>
+            <w:r>
+              <w:rPr>
+                <w:webHidden/>
+              </w:rPr>
+              <w:fldChar w:fldCharType="begin"/>
+            </w:r>
+            <w:r>
+              <w:rPr>
+                <w:webHidden/>
+              </w:rPr>
+              <w:instrText xml:space="preserve"> PAGEREF _Toc240984107 \h </w:instrText>
+            </w:r>
+            <w:r>
+              <w:rPr>
+                <w:webHidden/>
+              </w:rPr>
+            </w:r>
+            <w:r>
+              <w:rPr>
+                <w:webHidden/>
+              </w:rPr>
+              <w:fldChar w:fldCharType="separate"/>
+            </w:r>
+            <w:r>
+              <w:rPr>
+                <w:webHidden/>
+              </w:rPr>
+              <w:t>48</w:t>
+            </w:r>
+            <w:r>
+              <w:rPr>
+                <w:webHidden/>
+              </w:rPr>
+              <w:fldChar w:fldCharType="end"/>
+            </w:r>
+          </w:hyperlink>
+        </w:p>
+        <w:p>
+          <w:pPr>
+            <w:pStyle w:val="31"/>
+            <w:rPr>
+              <w:rFonts w:asciiTheme="minorHAnsi" w:eastAsiaTheme="minorEastAsia" w:hAnsiTheme="minorHAnsi" w:cstheme="minorBidi"/>
+              <w:kern w:val="2"/>
+              <w14:ligatures w14:val="standardContextual"/>
+            </w:rPr>
+          </w:pPr>
+          <w:hyperlink w:anchor="_Toc240984108" w:history="1">
+            <w:r>
+              <w:rPr>
+                <w:rStyle w:val="a6"/>
+              </w:rPr>
+              <w:t>6.6.10</w:t>
+            </w:r>
+            <w:r>
+              <w:rPr>
+                <w:rFonts w:asciiTheme="minorHAnsi" w:eastAsiaTheme="minorEastAsia" w:hAnsiTheme="minorHAnsi" w:cstheme="minorBidi"/>
+                <w:kern w:val="2"/>
+                <w14:ligatures w14:val="standardContextual"/>
+              </w:rPr>
+              <w:tab/>
+            </w:r>
+            <w:r>
+              <w:rPr>
+                <w:rStyle w:val="a6"/>
+              </w:rPr>
+              <w:t>Требования к защите от влияния внешних воздействий</w:t>
+            </w:r>
+            <w:r>
+              <w:rPr>
+                <w:webHidden/>
+              </w:rPr>
+              <w:tab/>
+            </w:r>
+            <w:r>
+              <w:rPr>
+                <w:webHidden/>
+              </w:rPr>
+              <w:fldChar w:fldCharType="begin"/>
+            </w:r>
+            <w:r>
+              <w:rPr>
+                <w:webHidden/>
+              </w:rPr>
+              <w:instrText xml:space="preserve"> PAGEREF _Toc240984108 \h </w:instrText>
+            </w:r>
+            <w:r>
+              <w:rPr>
+                <w:webHidden/>
+              </w:rPr>
+            </w:r>
+            <w:r>
+              <w:rPr>
+                <w:webHidden/>
+              </w:rPr>
+              <w:fldChar w:fldCharType="separate"/>
+            </w:r>
+            <w:r>
+              <w:rPr>
+                <w:webHidden/>
+              </w:rPr>
+              <w:t>48</w:t>
+            </w:r>
+            <w:r>
+              <w:rPr>
+                <w:webHidden/>
+              </w:rPr>
+              <w:fldChar w:fldCharType="end"/>
+            </w:r>
+          </w:hyperlink>
+        </w:p>
+        <w:p>
+          <w:pPr>
+            <w:pStyle w:val="31"/>
+            <w:rPr>
+              <w:rFonts w:asciiTheme="minorHAnsi" w:eastAsiaTheme="minorEastAsia" w:hAnsiTheme="minorHAnsi" w:cstheme="minorBidi"/>
+              <w:kern w:val="2"/>
+              <w14:ligatures w14:val="standardContextual"/>
+            </w:rPr>
+          </w:pPr>
+          <w:hyperlink w:anchor="_Toc240984109" w:history="1">
+            <w:r>
+              <w:rPr>
+                <w:rStyle w:val="a6"/>
+              </w:rPr>
+              <w:t>6.6.11</w:t>
+            </w:r>
+            <w:r>
+              <w:rPr>
+                <w:rFonts w:asciiTheme="minorHAnsi" w:eastAsiaTheme="minorEastAsia" w:hAnsiTheme="minorHAnsi" w:cstheme="minorBidi"/>
+                <w:kern w:val="2"/>
+                <w14:ligatures w14:val="standardContextual"/>
+              </w:rPr>
+              <w:tab/>
+            </w:r>
+            <w:r>
+              <w:rPr>
+                <w:rStyle w:val="a6"/>
+              </w:rPr>
+              <w:t>Требования к патентной чистоте и патентоспособности</w:t>
+            </w:r>
+            <w:r>
+              <w:rPr>
+                <w:webHidden/>
+              </w:rPr>
+              <w:tab/>
+            </w:r>
+            <w:r>
+              <w:rPr>
+                <w:webHidden/>
+              </w:rPr>
+              <w:fldChar w:fldCharType="begin"/>
+            </w:r>
+            <w:r>
+              <w:rPr>
+                <w:webHidden/>
+              </w:rPr>
+              <w:instrText xml:space="preserve"> PAGEREF _Toc240984109 \h </w:instrText>
+            </w:r>
+            <w:r>
+              <w:rPr>
+                <w:webHidden/>
+              </w:rPr>
+            </w:r>
+            <w:r>
+              <w:rPr>
+                <w:webHidden/>
+              </w:rPr>
+              <w:fldChar w:fldCharType="separate"/>
+            </w:r>
+            <w:r>
+              <w:rPr>
+                <w:webHidden/>
+              </w:rPr>
+              <w:t>49</w:t>
+            </w:r>
+            <w:r>
+              <w:rPr>
+                <w:webHidden/>
+              </w:rPr>
+              <w:fldChar w:fldCharType="end"/>
+            </w:r>
+          </w:hyperlink>
+        </w:p>
+        <w:p>
+          <w:pPr>
+            <w:pStyle w:val="31"/>
+            <w:rPr>
+              <w:rFonts w:asciiTheme="minorHAnsi" w:eastAsiaTheme="minorEastAsia" w:hAnsiTheme="minorHAnsi" w:cstheme="minorBidi"/>
+              <w:kern w:val="2"/>
+              <w14:ligatures w14:val="standardContextual"/>
+            </w:rPr>
+          </w:pPr>
+          <w:hyperlink w:anchor="_Toc240984110" w:history="1">
+            <w:r>
+              <w:rPr>
+                <w:rStyle w:val="a6"/>
+              </w:rPr>
+              <w:t>6.6.12</w:t>
+            </w:r>
+            <w:r>
+              <w:rPr>
+                <w:rFonts w:asciiTheme="minorHAnsi" w:eastAsiaTheme="minorEastAsia" w:hAnsiTheme="minorHAnsi" w:cstheme="minorBidi"/>
+                <w:kern w:val="2"/>
+                <w14:ligatures w14:val="standardContextual"/>
+              </w:rPr>
+              <w:tab/>
+            </w:r>
+            <w:r>
+              <w:rPr>
+                <w:rStyle w:val="a6"/>
+              </w:rPr>
+              <w:t>Требования к стандартизации и унификации</w:t>
+            </w:r>
+            <w:r>
+              <w:rPr>
+                <w:webHidden/>
+              </w:rPr>
+              <w:tab/>
+            </w:r>
+            <w:r>
+              <w:rPr>
+                <w:webHidden/>
+              </w:rPr>
+              <w:fldChar w:fldCharType="begin"/>
+            </w:r>
+            <w:r>
+              <w:rPr>
+                <w:webHidden/>
+              </w:rPr>
+              <w:instrText xml:space="preserve"> PAGEREF _Toc240984110 \h </w:instrText>
+            </w:r>
+            <w:r>
+              <w:rPr>
+                <w:webHidden/>
+              </w:rPr>
+            </w:r>
+            <w:r>
+              <w:rPr>
+                <w:webHidden/>
+              </w:rPr>
+              <w:fldChar w:fldCharType="separate"/>
+            </w:r>
+            <w:r>
+              <w:rPr>
+                <w:webHidden/>
+              </w:rPr>
+              <w:t>49</w:t>
+            </w:r>
+            <w:r>
+              <w:rPr>
+                <w:webHidden/>
+              </w:rPr>
+              <w:fldChar w:fldCharType="end"/>
+            </w:r>
+          </w:hyperlink>
+        </w:p>
+        <w:p>
+          <w:pPr>
+            <w:pStyle w:val="31"/>
+            <w:rPr>
+              <w:rFonts w:asciiTheme="minorHAnsi" w:eastAsiaTheme="minorEastAsia" w:hAnsiTheme="minorHAnsi" w:cstheme="minorBidi"/>
+              <w:kern w:val="2"/>
+              <w14:ligatures w14:val="standardContextual"/>
+            </w:rPr>
+          </w:pPr>
+          <w:hyperlink w:anchor="_Toc240984111" w:history="1">
+            <w:r>
+              <w:rPr>
+                <w:rStyle w:val="a6"/>
+              </w:rPr>
+              <w:t>6.6.13</w:t>
+            </w:r>
+            <w:r>
+              <w:rPr>
+                <w:rFonts w:asciiTheme="minorHAnsi" w:eastAsiaTheme="minorEastAsia" w:hAnsiTheme="minorHAnsi" w:cstheme="minorBidi"/>
+                <w:kern w:val="2"/>
+                <w14:ligatures w14:val="standardContextual"/>
+              </w:rPr>
+              <w:tab/>
+            </w:r>
+            <w:r>
+              <w:rPr>
+                <w:rStyle w:val="a6"/>
+              </w:rPr>
+              <w:t>Ограничения, накладываемые на систему</w:t>
+            </w:r>
+            <w:r>
+              <w:rPr>
+                <w:webHidden/>
+              </w:rPr>
+              <w:tab/>
+            </w:r>
+            <w:r>
+              <w:rPr>
+                <w:webHidden/>
+              </w:rPr>
+              <w:fldChar w:fldCharType="begin"/>
+            </w:r>
+            <w:r>
+              <w:rPr>
+                <w:webHidden/>
+              </w:rPr>
+              <w:instrText xml:space="preserve"> PAGEREF _Toc240984111 \h </w:instrText>
+            </w:r>
+            <w:r>
+              <w:rPr>
+                <w:webHidden/>
+              </w:rPr>
+            </w:r>
+            <w:r>
+              <w:rPr>
+                <w:webHidden/>
+              </w:rPr>
+              <w:fldChar w:fldCharType="separate"/>
+            </w:r>
+            <w:r>
+              <w:rPr>
+                <w:webHidden/>
+              </w:rPr>
+              <w:t>49</w:t>
             </w:r>
             <w:r>
               <w:rPr>
@@ -3058,12 +4020,12 @@
               <w14:ligatures w14:val="standardContextual"/>
             </w:rPr>
           </w:pPr>
-          <w:hyperlink w:anchor="_Toc240901414" w:history="1">
+          <w:hyperlink w:anchor="_Toc240984112" w:history="1">
             <w:r>
               <w:rPr>
                 <w:rStyle w:val="a6"/>
               </w:rPr>
-              <w:t>6</w:t>
+              <w:t>7</w:t>
             </w:r>
             <w:r>
               <w:rPr>
@@ -3095,7 +4057,7 @@
               <w:rPr>
                 <w:webHidden/>
               </w:rPr>
-              <w:instrText xml:space="preserve"> PAGEREF _Toc240901414 \h </w:instrText>
+              <w:instrText xml:space="preserve"> PAGEREF _Toc240984112 \h </w:instrText>
             </w:r>
             <w:r>
               <w:rPr>
@@ -3112,7 +4074,7 @@
               <w:rPr>
                 <w:webHidden/>
               </w:rPr>
-              <w:t>43</w:t>
+              <w:t>51</w:t>
             </w:r>
             <w:r>
               <w:rPr>
@@ -3131,12 +4093,12 @@
               <w14:ligatures w14:val="standardContextual"/>
             </w:rPr>
           </w:pPr>
-          <w:hyperlink w:anchor="_Toc240901415" w:history="1">
+          <w:hyperlink w:anchor="_Toc240984113" w:history="1">
             <w:r>
               <w:rPr>
                 <w:rStyle w:val="a6"/>
               </w:rPr>
-              <w:t>7</w:t>
+              <w:t>8</w:t>
             </w:r>
             <w:r>
               <w:rPr>
@@ -3150,7 +4112,7 @@
               <w:rPr>
                 <w:rStyle w:val="a6"/>
               </w:rPr>
-              <w:t>Порядок контроля и приёмки системы</w:t>
+              <w:t>Порядок разработки системы</w:t>
             </w:r>
             <w:r>
               <w:rPr>
@@ -3168,7 +4130,7 @@
               <w:rPr>
                 <w:webHidden/>
               </w:rPr>
-              <w:instrText xml:space="preserve"> PAGEREF _Toc240901415 \h </w:instrText>
+              <w:instrText xml:space="preserve"> PAGEREF _Toc240984113 \h </w:instrText>
             </w:r>
             <w:r>
               <w:rPr>
@@ -3185,7 +4147,7 @@
               <w:rPr>
                 <w:webHidden/>
               </w:rPr>
-              <w:t>46</w:t>
+              <w:t>54</w:t>
             </w:r>
             <w:r>
               <w:rPr>
@@ -3204,12 +4166,12 @@
               <w14:ligatures w14:val="standardContextual"/>
             </w:rPr>
           </w:pPr>
-          <w:hyperlink w:anchor="_Toc240901416" w:history="1">
+          <w:hyperlink w:anchor="_Toc240984114" w:history="1">
             <w:r>
               <w:rPr>
                 <w:rStyle w:val="a6"/>
               </w:rPr>
-              <w:t>8</w:t>
+              <w:t>9</w:t>
             </w:r>
             <w:r>
               <w:rPr>
@@ -3223,6 +4185,152 @@
               <w:rPr>
                 <w:rStyle w:val="a6"/>
               </w:rPr>
+              <w:t>Порядок контроля и приёмки системы</w:t>
+            </w:r>
+            <w:r>
+              <w:rPr>
+                <w:webHidden/>
+              </w:rPr>
+              <w:tab/>
+            </w:r>
+            <w:r>
+              <w:rPr>
+                <w:webHidden/>
+              </w:rPr>
+              <w:fldChar w:fldCharType="begin"/>
+            </w:r>
+            <w:r>
+              <w:rPr>
+                <w:webHidden/>
+              </w:rPr>
+              <w:instrText xml:space="preserve"> PAGEREF _Toc240984114 \h </w:instrText>
+            </w:r>
+            <w:r>
+              <w:rPr>
+                <w:webHidden/>
+              </w:rPr>
+            </w:r>
+            <w:r>
+              <w:rPr>
+                <w:webHidden/>
+              </w:rPr>
+              <w:fldChar w:fldCharType="separate"/>
+            </w:r>
+            <w:r>
+              <w:rPr>
+                <w:webHidden/>
+              </w:rPr>
+              <w:t>55</w:t>
+            </w:r>
+            <w:r>
+              <w:rPr>
+                <w:webHidden/>
+              </w:rPr>
+              <w:fldChar w:fldCharType="end"/>
+            </w:r>
+          </w:hyperlink>
+        </w:p>
+        <w:p>
+          <w:pPr>
+            <w:pStyle w:val="11"/>
+            <w:rPr>
+              <w:rFonts w:asciiTheme="minorHAnsi" w:eastAsiaTheme="minorEastAsia" w:hAnsiTheme="minorHAnsi" w:cstheme="minorBidi"/>
+              <w:kern w:val="2"/>
+              <w14:ligatures w14:val="standardContextual"/>
+            </w:rPr>
+          </w:pPr>
+          <w:hyperlink w:anchor="_Toc240984115" w:history="1">
+            <w:r>
+              <w:rPr>
+                <w:rStyle w:val="a6"/>
+              </w:rPr>
+              <w:t>10</w:t>
+            </w:r>
+            <w:r>
+              <w:rPr>
+                <w:rFonts w:asciiTheme="minorHAnsi" w:eastAsiaTheme="minorEastAsia" w:hAnsiTheme="minorHAnsi" w:cstheme="minorBidi"/>
+                <w:kern w:val="2"/>
+                <w14:ligatures w14:val="standardContextual"/>
+              </w:rPr>
+              <w:tab/>
+            </w:r>
+            <w:r>
+              <w:rPr>
+                <w:rStyle w:val="a6"/>
+              </w:rPr>
+              <w:t>Требования к составу и содержанию работ по подготовке объекта автоматизации к вводу системы в действие</w:t>
+            </w:r>
+            <w:r>
+              <w:rPr>
+                <w:webHidden/>
+              </w:rPr>
+              <w:tab/>
+            </w:r>
+            <w:r>
+              <w:rPr>
+                <w:webHidden/>
+              </w:rPr>
+              <w:fldChar w:fldCharType="begin"/>
+            </w:r>
+            <w:r>
+              <w:rPr>
+                <w:webHidden/>
+              </w:rPr>
+              <w:instrText xml:space="preserve"> PAGEREF _Toc240984115 \h </w:instrText>
+            </w:r>
+            <w:r>
+              <w:rPr>
+                <w:webHidden/>
+              </w:rPr>
+            </w:r>
+            <w:r>
+              <w:rPr>
+                <w:webHidden/>
+              </w:rPr>
+              <w:fldChar w:fldCharType="separate"/>
+            </w:r>
+            <w:r>
+              <w:rPr>
+                <w:webHidden/>
+              </w:rPr>
+              <w:t>61</w:t>
+            </w:r>
+            <w:r>
+              <w:rPr>
+                <w:webHidden/>
+              </w:rPr>
+              <w:fldChar w:fldCharType="end"/>
+            </w:r>
+          </w:hyperlink>
+        </w:p>
+        <w:p>
+          <w:pPr>
+            <w:pStyle w:val="11"/>
+            <w:rPr>
+              <w:rFonts w:asciiTheme="minorHAnsi" w:eastAsiaTheme="minorEastAsia" w:hAnsiTheme="minorHAnsi" w:cstheme="minorBidi"/>
+              <w:kern w:val="2"/>
+              <w14:ligatures w14:val="standardContextual"/>
+            </w:rPr>
+          </w:pPr>
+          <w:hyperlink w:anchor="_Toc240984116" w:history="1">
+            <w:r>
+              <w:rPr>
+                <w:rStyle w:val="a6"/>
+              </w:rPr>
+              <w:t>11</w:t>
+            </w:r>
+            <w:r>
+              <w:rPr>
+                <w:rFonts w:asciiTheme="minorHAnsi" w:eastAsiaTheme="minorEastAsia" w:hAnsiTheme="minorHAnsi" w:cstheme="minorBidi"/>
+                <w:kern w:val="2"/>
+                <w14:ligatures w14:val="standardContextual"/>
+              </w:rPr>
+              <w:tab/>
+            </w:r>
+            <w:r>
+              <w:rPr>
+                <w:rStyle w:val="a6"/>
+              </w:rPr>
               <w:t>Требования к документированию</w:t>
             </w:r>
             <w:r>
@@ -3241,7 +4349,7 @@
               <w:rPr>
                 <w:webHidden/>
               </w:rPr>
-              <w:instrText xml:space="preserve"> PAGEREF _Toc240901416 \h </w:instrText>
+              <w:instrText xml:space="preserve"> PAGEREF _Toc240984116 \h </w:instrText>
             </w:r>
             <w:r>
               <w:rPr>
@@ -3258,7 +4366,80 @@
               <w:rPr>
                 <w:webHidden/>
               </w:rPr>
-              <w:t>52</w:t>
+              <w:t>62</w:t>
+            </w:r>
+            <w:r>
+              <w:rPr>
+                <w:webHidden/>
+              </w:rPr>
+              <w:fldChar w:fldCharType="end"/>
+            </w:r>
+          </w:hyperlink>
+        </w:p>
+        <w:p>
+          <w:pPr>
+            <w:pStyle w:val="11"/>
+            <w:rPr>
+              <w:rFonts w:asciiTheme="minorHAnsi" w:eastAsiaTheme="minorEastAsia" w:hAnsiTheme="minorHAnsi" w:cstheme="minorBidi"/>
+              <w:kern w:val="2"/>
+              <w14:ligatures w14:val="standardContextual"/>
+            </w:rPr>
+          </w:pPr>
+          <w:hyperlink w:anchor="_Toc240984117" w:history="1">
+            <w:r>
+              <w:rPr>
+                <w:rStyle w:val="a6"/>
+              </w:rPr>
+              <w:t>12</w:t>
+            </w:r>
+            <w:r>
+              <w:rPr>
+                <w:rFonts w:asciiTheme="minorHAnsi" w:eastAsiaTheme="minorEastAsia" w:hAnsiTheme="minorHAnsi" w:cstheme="minorBidi"/>
+                <w:kern w:val="2"/>
+                <w14:ligatures w14:val="standardContextual"/>
+              </w:rPr>
+              <w:tab/>
+            </w:r>
+            <w:r>
+              <w:rPr>
+                <w:rStyle w:val="a6"/>
+              </w:rPr>
+              <w:t>Источники разработки</w:t>
+            </w:r>
+            <w:r>
+              <w:rPr>
+                <w:webHidden/>
+              </w:rPr>
+              <w:tab/>
+            </w:r>
+            <w:r>
+              <w:rPr>
+                <w:webHidden/>
+              </w:rPr>
+              <w:fldChar w:fldCharType="begin"/>
+            </w:r>
+            <w:r>
+              <w:rPr>
+                <w:webHidden/>
+              </w:rPr>
+              <w:instrText xml:space="preserve"> PAGEREF _Toc240984117 \h </w:instrText>
+            </w:r>
+            <w:r>
+              <w:rPr>
+                <w:webHidden/>
+              </w:rPr>
+            </w:r>
+            <w:r>
+              <w:rPr>
+                <w:webHidden/>
+              </w:rPr>
+              <w:fldChar w:fldCharType="separate"/>
+            </w:r>
+            <w:r>
+              <w:rPr>
+                <w:webHidden/>
+              </w:rPr>
+              <w:t>63</w:t>
             </w:r>
             <w:r>
               <w:rPr>
@@ -3295,7 +4476,7 @@
         </w:tabs>
         <w:ind w:left="851"/>
       </w:pPr>
-      <w:bookmarkStart w:id="0" w:name="_Toc240901382"/>
+      <w:bookmarkStart w:id="0" w:name="_Toc240984066"/>
       <w:r>
         <w:lastRenderedPageBreak/>
         <w:t>Введение</w:t>
@@ -3340,7 +4521,7 @@
       <w:pPr>
         <w:pStyle w:val="1"/>
       </w:pPr>
-      <w:bookmarkStart w:id="1" w:name="_Toc240901383"/>
+      <w:bookmarkStart w:id="1" w:name="_Toc240984067"/>
       <w:r>
         <w:lastRenderedPageBreak/>
         <w:t>Термины и определения</w:t>
@@ -3398,7 +4579,7 @@
       <w:pPr>
         <w:pStyle w:val="1"/>
       </w:pPr>
-      <w:bookmarkStart w:id="2" w:name="_Toc240901384"/>
+      <w:bookmarkStart w:id="2" w:name="_Toc240984068"/>
       <w:r>
         <w:lastRenderedPageBreak/>
         <w:t>Перечень сокращений</w:t>
@@ -3863,10 +5044,10 @@
       <w:pPr>
         <w:pStyle w:val="1"/>
       </w:pPr>
-      <w:bookmarkStart w:id="3" w:name="_Toc240901385"/>
+      <w:bookmarkStart w:id="3" w:name="_Toc240984069"/>
       <w:r>
         <w:lastRenderedPageBreak/>
-        <w:t>Основные сведения о разработке</w:t>
+        <w:t>Общие сведения</w:t>
       </w:r>
       <w:bookmarkEnd w:id="3"/>
     </w:p>
@@ -3879,7 +5060,7 @@
       <w:pPr>
         <w:pStyle w:val="2"/>
       </w:pPr>
-      <w:bookmarkStart w:id="4" w:name="_Toc240901386"/>
+      <w:bookmarkStart w:id="4" w:name="_Toc240984070"/>
       <w:r>
         <w:t>Наименование разработки</w:t>
       </w:r>
@@ -3894,26 +5075,261 @@
       <w:pPr>
         <w:pStyle w:val="2"/>
       </w:pPr>
-      <w:bookmarkStart w:id="5" w:name="_Toc240901387"/>
-      <w:r>
-        <w:t>Цель и задачи разработки</w:t>
+      <w:bookmarkStart w:id="5" w:name="_Toc240984071"/>
+      <w:r>
+        <w:t>Основания для разработки</w:t>
       </w:r>
       <w:bookmarkEnd w:id="5"/>
     </w:p>
     <w:p>
       <w:r>
-        <w:t>Целью настоящей работы является разработать ИС совместного планирования маршрутов поездок, которая предназначена для задания то</w:t>
-      </w:r>
+        <w:t>Настоящее техническое задание разработано на основании следующих документов:</w:t>
+      </w:r>
+    </w:p>
+    <w:p>
+      <w:pPr>
+        <w:pStyle w:val="a0"/>
+      </w:pPr>
+      <w:r>
+        <w:t>ГОСТ 34.602-2020 «Информационные технологии. Комплекс стандартов на автоматизированные системы. Техническое задание на создание автоматизированной системы»;</w:t>
+      </w:r>
+    </w:p>
+    <w:p>
+      <w:pPr>
+        <w:pStyle w:val="a0"/>
+      </w:pPr>
+      <w:r>
+        <w:t>СТП ВятГУ 101-2004 «Общие требования к оформлению текстовых документов», утверждённый ФГБОУ ВО «Вятский государственный университет».</w:t>
+      </w:r>
+    </w:p>
+    <w:p>
+      <w:r>
+        <w:t>Иных документов, на основании которых создаётся система, не имеется.</w:t>
+      </w:r>
+    </w:p>
+    <w:p>
+      <w:pPr>
+        <w:pStyle w:val="2"/>
+      </w:pPr>
+      <w:bookmarkStart w:id="6" w:name="_Toc240984072"/>
+      <w:r>
+        <w:t>Сведения об участниках разработки</w:t>
+      </w:r>
+      <w:bookmarkEnd w:id="6"/>
+    </w:p>
+    <w:p>
+      <w:r>
+        <w:t xml:space="preserve">Исполнителем настоящей работы является студент ФГБОУ ВО «Вятского государственного университета» (Колледжа </w:t>
+      </w:r>
+      <w:proofErr w:type="spellStart"/>
+      <w:r>
+        <w:t>ВятГУ</w:t>
+      </w:r>
+      <w:proofErr w:type="spellEnd"/>
+      <w:r>
+        <w:t>), группы ИСПк-404-52-00, Королев Михаил Николаевич.</w:t>
+      </w:r>
+    </w:p>
+    <w:p>
+      <w:r>
+        <w:t xml:space="preserve">Заказчик – преподаватель Колледжа </w:t>
+      </w:r>
+      <w:proofErr w:type="spellStart"/>
+      <w:r>
+        <w:t>ВятГУ</w:t>
+      </w:r>
+      <w:proofErr w:type="spellEnd"/>
       <w:r>
         <w:t xml:space="preserve"> </w:t>
       </w:r>
-      <w:r>
-        <w:t>чек маршрута, автоматического построения маршрута средствами внешнего картографического провайдера, подбора точек интереса вдоль построенного маршрута, совместного редактирования маршрута несколькими пользователями в реальном времени и экспорта итогового маршрута во внешнее навигационное приложение. ИС должна соответствовать всем техническим требованиям, описанным в настоящем техническом задании.</w:t>
-      </w:r>
-    </w:p>
-    <w:p>
-      <w:r>
-        <w:t>Конкретные измеримые результаты, к которым должна привести разработка:</w:t>
+      <w:proofErr w:type="spellStart"/>
+      <w:r>
+        <w:t>Долженкова</w:t>
+      </w:r>
+      <w:proofErr w:type="spellEnd"/>
+      <w:r>
+        <w:t xml:space="preserve"> Мария </w:t>
+      </w:r>
+      <w:r>
+        <w:t>Львовна</w:t>
+      </w:r>
+      <w:r>
+        <w:t xml:space="preserve"> – руководитель дисциплины.</w:t>
+      </w:r>
+    </w:p>
+    <w:p>
+      <w:pPr>
+        <w:pStyle w:val="2"/>
+      </w:pPr>
+      <w:bookmarkStart w:id="7" w:name="_Toc240984073"/>
+      <w:r>
+        <w:t>Сроки разработки</w:t>
+      </w:r>
+      <w:bookmarkEnd w:id="7"/>
+    </w:p>
+    <w:p>
+      <w:r>
+        <w:t>Разработка программы должна быть выполнена в соответствии со следующими сроками.</w:t>
+      </w:r>
+    </w:p>
+    <w:p>
+      <w:r>
+        <w:t>Начало разработки – 0</w:t>
+      </w:r>
+      <w:r>
+        <w:t>8</w:t>
+      </w:r>
+      <w:r>
+        <w:t>.09.2026</w:t>
+      </w:r>
+    </w:p>
+    <w:p>
+      <w:r>
+        <w:t xml:space="preserve">Готовое техническое задание – </w:t>
+      </w:r>
+      <w:r>
+        <w:t>01</w:t>
+      </w:r>
+      <w:r>
+        <w:t>.</w:t>
+      </w:r>
+      <w:r>
+        <w:t>10</w:t>
+      </w:r>
+      <w:r>
+        <w:t>.2026</w:t>
+      </w:r>
+    </w:p>
+    <w:p>
+      <w:r>
+        <w:t xml:space="preserve">Готовый к защите комплект документов – </w:t>
+      </w:r>
+      <w:r>
+        <w:t>31</w:t>
+      </w:r>
+      <w:r>
+        <w:t>.12.2026</w:t>
+      </w:r>
+    </w:p>
+    <w:p>
+      <w:pPr>
+        <w:rPr>
+          <w:lang w:val="en-US"/>
+        </w:rPr>
+      </w:pPr>
+      <w:r>
+        <w:t xml:space="preserve">Готовое решение – </w:t>
+      </w:r>
+      <w:r>
+        <w:rPr>
+          <w:lang w:val="en-US"/>
+        </w:rPr>
+        <w:t>15</w:t>
+      </w:r>
+      <w:r>
+        <w:t>.</w:t>
+      </w:r>
+      <w:r>
+        <w:rPr>
+          <w:lang w:val="en-US"/>
+        </w:rPr>
+        <w:t>05</w:t>
+      </w:r>
+      <w:r>
+        <w:t>.202</w:t>
+      </w:r>
+      <w:r>
+        <w:rPr>
+          <w:lang w:val="en-US"/>
+        </w:rPr>
+        <w:t>7</w:t>
+      </w:r>
+    </w:p>
+    <w:p>
+      <w:r>
+        <w:t xml:space="preserve">Завершение разработки – </w:t>
+      </w:r>
+      <w:r>
+        <w:rPr>
+          <w:lang w:val="en-US"/>
+        </w:rPr>
+        <w:t>17</w:t>
+      </w:r>
+      <w:r>
+        <w:t>.</w:t>
+      </w:r>
+      <w:r>
+        <w:rPr>
+          <w:lang w:val="en-US"/>
+        </w:rPr>
+        <w:t>05</w:t>
+      </w:r>
+      <w:r>
+        <w:t>.202</w:t>
+      </w:r>
+      <w:r>
+        <w:rPr>
+          <w:lang w:val="en-US"/>
+        </w:rPr>
+        <w:t>7</w:t>
+      </w:r>
+      <w:r>
+        <w:t>.</w:t>
+      </w:r>
+    </w:p>
+    <w:p>
+      <w:pPr>
+        <w:pStyle w:val="2"/>
+      </w:pPr>
+      <w:bookmarkStart w:id="8" w:name="_Toc240984074"/>
+      <w:r>
+        <w:lastRenderedPageBreak/>
+        <w:t>Источники и порядок финансирования работ</w:t>
+      </w:r>
+      <w:bookmarkEnd w:id="8"/>
+    </w:p>
+    <w:p>
+      <w:r>
+        <w:t>Разработка и эксплуатация системы должны выполняться в пределах бесплатных тарифных планов внешнего картографического сервиса и сервиса точек интереса без привлечения платных лицензий.</w:t>
+      </w:r>
+    </w:p>
+    <w:p>
+      <w:pPr>
+        <w:pStyle w:val="1"/>
+      </w:pPr>
+      <w:bookmarkStart w:id="9" w:name="_Toc240984075"/>
+      <w:r>
+        <w:lastRenderedPageBreak/>
+        <w:t>Цели и назначение создания системы</w:t>
+      </w:r>
+      <w:bookmarkEnd w:id="9"/>
+    </w:p>
+    <w:p>
+      <w:r>
+        <w:t>В данном разделе обозначены цель и назначение системы.</w:t>
+      </w:r>
+    </w:p>
+    <w:p>
+      <w:pPr>
+        <w:pStyle w:val="2"/>
+      </w:pPr>
+      <w:bookmarkStart w:id="10" w:name="_Toc240984076"/>
+      <w:r>
+        <w:t>Цели создания системы</w:t>
+      </w:r>
+      <w:bookmarkEnd w:id="10"/>
+    </w:p>
+    <w:p>
+      <w:r>
+        <w:t>Целью настоящей работы является разработать ИС совместного планирования маршрутов поездок, которая предназначена для задания точек маршрута, автоматического построения маршрута средствами внешнего картографического провайдера, подбора точек интереса вдоль построенного маршрута, совместного редактирования маршрута несколькими пользователями в реальном времени и экспорта итогового маршрута во внешнее навигационное приложение. ИС должна соответствовать всем техническим требованиям, описанным в настоящем техническом задании.</w:t>
+      </w:r>
+    </w:p>
+    <w:p>
+      <w:r>
+        <w:t>И</w:t>
+      </w:r>
+      <w:r>
+        <w:t>змеримые результаты, к которым должна привести разработка:</w:t>
       </w:r>
     </w:p>
     <w:p>
@@ -3998,47 +5414,47 @@
         <w:pStyle w:val="a0"/>
       </w:pPr>
       <w:r>
+        <w:t>реализовать раздел «Поездки»;</w:t>
+      </w:r>
+    </w:p>
+    <w:p>
+      <w:pPr>
+        <w:pStyle w:val="a0"/>
+      </w:pPr>
+      <w:r>
+        <w:t>реализовать конструктор маршрута с заданием точек на карте и текстовым поиском адреса;</w:t>
+      </w:r>
+    </w:p>
+    <w:p>
+      <w:pPr>
+        <w:pStyle w:val="a0"/>
+      </w:pPr>
+      <w:r>
+        <w:t>реализовать подбор и отображение точек интереса вдоль маршрута;</w:t>
+      </w:r>
+    </w:p>
+    <w:p>
+      <w:pPr>
+        <w:pStyle w:val="a0"/>
+      </w:pPr>
+      <w:r>
+        <w:t>реализовать совместное редактирование маршрута в реальном времени;</w:t>
+      </w:r>
+    </w:p>
+    <w:p>
+      <w:pPr>
+        <w:pStyle w:val="a0"/>
+      </w:pPr>
+      <w:r>
+        <w:t>реализовать управление составом участников поездки и их ролями;</w:t>
+      </w:r>
+    </w:p>
+    <w:p>
+      <w:pPr>
+        <w:pStyle w:val="a0"/>
+      </w:pPr>
+      <w:r>
         <w:lastRenderedPageBreak/>
-        <w:t>реализовать раздел «Поездки»;</w:t>
-      </w:r>
-    </w:p>
-    <w:p>
-      <w:pPr>
-        <w:pStyle w:val="a0"/>
-      </w:pPr>
-      <w:r>
-        <w:t>реализовать конструктор маршрута с заданием точек на карте и текстовым поиском адреса;</w:t>
-      </w:r>
-    </w:p>
-    <w:p>
-      <w:pPr>
-        <w:pStyle w:val="a0"/>
-      </w:pPr>
-      <w:r>
-        <w:t>реализовать подбор и отображение точек интереса вдоль маршрута;</w:t>
-      </w:r>
-    </w:p>
-    <w:p>
-      <w:pPr>
-        <w:pStyle w:val="a0"/>
-      </w:pPr>
-      <w:r>
-        <w:t>реализовать совместное редактирование маршрута в реальном времени;</w:t>
-      </w:r>
-    </w:p>
-    <w:p>
-      <w:pPr>
-        <w:pStyle w:val="a0"/>
-      </w:pPr>
-      <w:r>
-        <w:t>реализовать управление составом участников поездки и их ролями;</w:t>
-      </w:r>
-    </w:p>
-    <w:p>
-      <w:pPr>
-        <w:pStyle w:val="a0"/>
-      </w:pPr>
-      <w:r>
         <w:t>реализовать пошаговый режим представления маршрута;</w:t>
       </w:r>
     </w:p>
@@ -4070,132 +5486,11 @@
       <w:pPr>
         <w:pStyle w:val="2"/>
       </w:pPr>
-      <w:bookmarkStart w:id="6" w:name="_Toc240901388"/>
-      <w:r>
-        <w:t>Сведения об участниках разработки</w:t>
-      </w:r>
-      <w:bookmarkEnd w:id="6"/>
-    </w:p>
-    <w:p>
-      <w:r>
-        <w:t xml:space="preserve">Исполнителем настоящей работы является студент ФГБОУ ВО «Вятского государственного университета» (Колледжа </w:t>
-      </w:r>
-      <w:proofErr w:type="spellStart"/>
-      <w:r>
-        <w:t>ВятГУ</w:t>
-      </w:r>
-      <w:proofErr w:type="spellEnd"/>
-      <w:r>
-        <w:t>), группы ИСПк-404-52-00, Королев Михаил Николаевич.</w:t>
-      </w:r>
-    </w:p>
-    <w:p>
-      <w:r>
-        <w:t xml:space="preserve">Заказчик – преподаватель Колледжа </w:t>
-      </w:r>
-      <w:proofErr w:type="spellStart"/>
-      <w:r>
-        <w:t>ВятГУ</w:t>
-      </w:r>
-      <w:proofErr w:type="spellEnd"/>
-      <w:r>
-        <w:t xml:space="preserve"> </w:t>
-      </w:r>
-      <w:proofErr w:type="spellStart"/>
-      <w:r>
-        <w:t>Долженкова</w:t>
-      </w:r>
-      <w:proofErr w:type="spellEnd"/>
-      <w:r>
-        <w:t xml:space="preserve"> Мария </w:t>
-      </w:r>
-      <w:r>
-        <w:t>Львовна</w:t>
-      </w:r>
-      <w:r>
-        <w:t xml:space="preserve"> – руководитель дисциплины.</w:t>
-      </w:r>
-    </w:p>
-    <w:p>
-      <w:pPr>
-        <w:pStyle w:val="2"/>
-      </w:pPr>
-      <w:bookmarkStart w:id="7" w:name="_Toc240901389"/>
-      <w:r>
-        <w:t>Сроки разработки</w:t>
-      </w:r>
-      <w:bookmarkEnd w:id="7"/>
-    </w:p>
-    <w:p>
-      <w:r>
-        <w:t>Разработка программы должна быть выполнена в соответствии со следующими сроками.</w:t>
-      </w:r>
-    </w:p>
-    <w:p>
-      <w:r>
-        <w:t>Начало разработки – 01.09.2026</w:t>
-      </w:r>
-    </w:p>
-    <w:p>
-      <w:r>
-        <w:t xml:space="preserve">Готовое техническое задание – </w:t>
-      </w:r>
-      <w:r>
-        <w:t>01</w:t>
-      </w:r>
-      <w:r>
-        <w:t>.</w:t>
-      </w:r>
-      <w:r>
-        <w:t>10</w:t>
-      </w:r>
-      <w:r>
-        <w:t>.2026</w:t>
-      </w:r>
-    </w:p>
-    <w:p>
-      <w:pPr>
-        <w:rPr>
-          <w:highlight w:val="yellow"/>
-        </w:rPr>
-      </w:pPr>
-      <w:r>
-        <w:rPr>
-          <w:highlight w:val="yellow"/>
-        </w:rPr>
-        <w:t>Готовое решение – 1.12.2026</w:t>
-      </w:r>
-    </w:p>
-    <w:p>
-      <w:pPr>
-        <w:rPr>
-          <w:highlight w:val="yellow"/>
-        </w:rPr>
-      </w:pPr>
-      <w:r>
-        <w:rPr>
-          <w:highlight w:val="yellow"/>
-        </w:rPr>
-        <w:t>Готовый к защите комплект документов – 20.12.2026</w:t>
-      </w:r>
-    </w:p>
-    <w:p>
-      <w:r>
-        <w:rPr>
-          <w:highlight w:val="yellow"/>
-        </w:rPr>
-        <w:t>Завершение разработки – 25.12.2026.</w:t>
-      </w:r>
-    </w:p>
-    <w:p>
-      <w:pPr>
-        <w:pStyle w:val="2"/>
-      </w:pPr>
-      <w:bookmarkStart w:id="8" w:name="_Toc240901390"/>
-      <w:r>
-        <w:t>Назначение разработки</w:t>
-      </w:r>
-      <w:bookmarkEnd w:id="8"/>
+      <w:bookmarkStart w:id="11" w:name="_Toc240984077"/>
+      <w:r>
+        <w:t>Назначение системы</w:t>
+      </w:r>
+      <w:bookmarkEnd w:id="11"/>
     </w:p>
     <w:p>
       <w:r>
@@ -4204,20 +5499,19 @@
     </w:p>
     <w:p>
       <w:r>
+        <w:t>Объектом автоматизации является процесс планирования поездки группой пользователей. Система предназначена для внедрения в качестве общедоступного сервиса, ориентированного на частных пользователей, самостоятельно планирующих автомобильные поездки.</w:t>
+      </w:r>
+    </w:p>
+    <w:p>
+      <w:pPr>
+        <w:pStyle w:val="1"/>
+      </w:pPr>
+      <w:bookmarkStart w:id="12" w:name="_Toc240984078"/>
+      <w:r>
         <w:lastRenderedPageBreak/>
-        <w:t>Объектом автоматизации является процесс планирования поездки группой пользователей. Система предназначена для внедрения в качестве общедоступного сервиса, ориентированного на частных пользователей, самостоятельно планирующих автомобильные поездки.</w:t>
-      </w:r>
-    </w:p>
-    <w:p>
-      <w:pPr>
-        <w:pStyle w:val="1"/>
-      </w:pPr>
-      <w:bookmarkStart w:id="9" w:name="_Toc240901391"/>
-      <w:r>
-        <w:lastRenderedPageBreak/>
-        <w:t>Описание предметной области</w:t>
-      </w:r>
-      <w:bookmarkEnd w:id="9"/>
+        <w:t>Характеристика объекта автоматизации</w:t>
+      </w:r>
+      <w:bookmarkEnd w:id="12"/>
     </w:p>
     <w:p>
       <w:r>
@@ -4592,15 +5886,20 @@
       </w:r>
     </w:p>
     <w:p>
+      <w:r>
+        <w:t>Условия эксплуатации объекта автоматизации и характеристики окружающей среды следующие. Планирование поездки выполняется пользователями с личных мобильных устройств в произвольных условиях: в помещении и вне помещения, в движении и на стоянке, при возможной нестабильной работе сети мобильной связи и кратковременной потере соединения. Специальные требования к температуре, влажности и запылённости среды не предъявляются, поскольку используются серийные мобильные устройства пользователей. Серверная часть системы размещается в центре обработки данных хостинг-провайдера, обеспечивающего круглосуточный режим работы, гарантированное электропитание и климатические условия эксплуатации серверного оборудования. Режим работы объекта автоматизации – круглосуточный, без выделенного обслуживающего персонала.</w:t>
+      </w:r>
+    </w:p>
+    <w:p>
       <w:pPr>
         <w:pStyle w:val="1"/>
       </w:pPr>
-      <w:bookmarkStart w:id="10" w:name="_Toc240901392"/>
+      <w:bookmarkStart w:id="13" w:name="_Toc240984079"/>
       <w:r>
         <w:lastRenderedPageBreak/>
-        <w:t>Требования к результатам разработки</w:t>
-      </w:r>
-      <w:bookmarkEnd w:id="10"/>
+        <w:t>Требования к автоматизированной системе</w:t>
+      </w:r>
+      <w:bookmarkEnd w:id="13"/>
     </w:p>
     <w:p>
       <w:r>
@@ -4611,11 +5910,244 @@
       <w:pPr>
         <w:pStyle w:val="2"/>
       </w:pPr>
-      <w:bookmarkStart w:id="11" w:name="_Toc240901393"/>
+      <w:bookmarkStart w:id="14" w:name="_Toc240984080"/>
+      <w:r>
+        <w:t>Требования к структуре системы в целом</w:t>
+      </w:r>
+      <w:bookmarkEnd w:id="14"/>
+    </w:p>
+    <w:p>
+      <w:r>
+        <w:t>В состав системы должны входить следующие подсистемы:</w:t>
+      </w:r>
+    </w:p>
+    <w:p>
+      <w:pPr>
+        <w:pStyle w:val="a0"/>
+      </w:pPr>
+      <w:r>
+        <w:t>подсистема аутентификации – регистрация и вход пользователя по одноразовому коду, выдача и проверка маркеров доступа;</w:t>
+      </w:r>
+    </w:p>
+    <w:p>
+      <w:pPr>
+        <w:pStyle w:val="a0"/>
+      </w:pPr>
+      <w:r>
+        <w:t>подсистема поездок – создание, хранение, поиск и удаление поездок и их настроек;</w:t>
+      </w:r>
+    </w:p>
+    <w:p>
+      <w:pPr>
+        <w:pStyle w:val="a0"/>
+      </w:pPr>
+      <w:r>
+        <w:t>подсистема конструктора маршрута – задание, упорядочивание и удаление точек маршрута, формирование пошагового представления маршрута;</w:t>
+      </w:r>
+    </w:p>
+    <w:p>
+      <w:pPr>
+        <w:pStyle w:val="a0"/>
+      </w:pPr>
+      <w:r>
+        <w:t>подсистема интеграции с внешними геосервисами – запрос геометрии маршрута, геокодирование, подбор точек интереса и кэширование ответов;</w:t>
+      </w:r>
+    </w:p>
+    <w:p>
+      <w:pPr>
+        <w:pStyle w:val="a0"/>
+      </w:pPr>
+      <w:r>
+        <w:t>подсистема совместного редактирования – ведение сессии, приём и рассылка событий изменения маршрута, управление составом участников и их ролями;</w:t>
+      </w:r>
+    </w:p>
+    <w:p>
+      <w:pPr>
+        <w:pStyle w:val="a0"/>
+      </w:pPr>
+      <w:r>
+        <w:t>подсистема экспорта маршрута – формирование ссылки-протокола и передача маршрута во внешнее навигационное приложение.</w:t>
+      </w:r>
+    </w:p>
+    <w:p>
+      <w:r>
+        <w:t>Система должна иметь структуру «мобильное приложение – серверная часть» с централизованным хранением данных в единой базе данных. Дополнительные требования к числу уровней иерархии и степени централизации системы не предъявляются.</w:t>
+      </w:r>
+    </w:p>
+    <w:p>
+      <w:r>
+        <w:t>Информационное взаимодействие компонентов системы должно обеспечиваться следующими способами:</w:t>
+      </w:r>
+    </w:p>
+    <w:p>
+      <w:pPr>
+        <w:pStyle w:val="a0"/>
+      </w:pPr>
+      <w:r>
+        <w:t>мобильное приложение – серверная часть: протокол HTTPS, формат обмена JSON;</w:t>
+      </w:r>
+    </w:p>
+    <w:p>
+      <w:pPr>
+        <w:pStyle w:val="a0"/>
+      </w:pPr>
+      <w:r>
+        <w:t>мобильное приложение – серверная часть в части событий сессии совместного редактирования: протокол WSS;</w:t>
+      </w:r>
+    </w:p>
+    <w:p>
+      <w:pPr>
+        <w:pStyle w:val="a0"/>
+      </w:pPr>
+      <w:r>
+        <w:t>серверная часть – база данных: протокол СУБД PostgreSQL в пределах внутренней сети сервера;</w:t>
+      </w:r>
+    </w:p>
+    <w:p>
+      <w:pPr>
+        <w:pStyle w:val="a0"/>
+      </w:pPr>
+      <w:r>
+        <w:t>серверная часть – средство кэширования ответов внешних геосервисов: сетевой протокол применяемого средства кэширования в пределах внутренней сети сервера;</w:t>
+      </w:r>
+    </w:p>
+    <w:p>
+      <w:pPr>
+        <w:pStyle w:val="a0"/>
+      </w:pPr>
+      <w:r>
+        <w:t>серверная часть – внешние геосервисы: официальные программные интерфейсы провайдеров по протоколу HTTPS.</w:t>
+      </w:r>
+    </w:p>
+    <w:p>
+      <w:r>
+        <w:lastRenderedPageBreak/>
+        <w:t>Смежными по отношению к создаваемой системе являются внешний картографический провайдер, внешний сервис поиска мест, служба электронной почты для доставки одноразовых кодов подтверждения и внешние навигационные приложения. Совместимость с ними должна обеспечиваться использованием их официальных программных интерфейсов и ссылок-протоколов без изменения этих систем. Требования к интероперабельности с иными автоматизированными системами не предъявляются.</w:t>
+      </w:r>
+    </w:p>
+    <w:p>
+      <w:r>
+        <w:t>Система должна поддерживать следующие режимы функционирования:</w:t>
+      </w:r>
+    </w:p>
+    <w:p>
+      <w:pPr>
+        <w:pStyle w:val="a0"/>
+      </w:pPr>
+      <w:r>
+        <w:t>штатный режим – доступны все функции системы, в том числе построение маршрута и подбор точек интереса;</w:t>
+      </w:r>
+    </w:p>
+    <w:p>
+      <w:pPr>
+        <w:pStyle w:val="a0"/>
+      </w:pPr>
+      <w:r>
+        <w:t>режим ограниченной работоспособности – при недоступности внешнего картографического провайдера либо внешнего сервиса поиска мест построение новых маршрутов и подбор точек интереса не выполняются, при этом просмотр, пошаговое представление и экспорт ранее сохранённых маршрутов остаются доступными;</w:t>
+      </w:r>
+    </w:p>
+    <w:p>
+      <w:pPr>
+        <w:pStyle w:val="a0"/>
+      </w:pPr>
+      <w:r>
+        <w:t>режим планового обслуживания – функции системы недоступны, время планового обслуживания не учитывается при расчёте показателя доступности сервиса.</w:t>
+      </w:r>
+    </w:p>
+    <w:p>
+      <w:r>
+        <w:t>Диагностирование системы должно обеспечиваться следующими средствами:</w:t>
+      </w:r>
+    </w:p>
+    <w:p>
+      <w:pPr>
+        <w:pStyle w:val="a0"/>
+      </w:pPr>
+      <w:r>
+        <w:t>журналирование обращений к серверной части, событий сессии совместного редактирования и обращений к внешним геосервисам с указанием времени, кода ответа и длительности обработки;</w:t>
+      </w:r>
+    </w:p>
+    <w:p>
+      <w:pPr>
+        <w:pStyle w:val="a0"/>
+      </w:pPr>
+      <w:r>
+        <w:t>журналирование ошибок и отказов с сохранением причины отказа и кода ошибки, выводимых пользователю;</w:t>
+      </w:r>
+    </w:p>
+    <w:p>
+      <w:pPr>
+        <w:pStyle w:val="a0"/>
+      </w:pPr>
+      <w:r>
+        <w:t>мониторинг доступности серверной части, по журналам которого выполняется расчёт показателя доступности сервиса;</w:t>
+      </w:r>
+    </w:p>
+    <w:p>
+      <w:pPr>
+        <w:pStyle w:val="a0"/>
+      </w:pPr>
+      <w:r>
+        <w:t>контроль расхода суточных лимитов запросов к внешним геосервисам.</w:t>
+      </w:r>
+    </w:p>
+    <w:p>
+      <w:r>
+        <w:t>Перспективы развития и модернизации системы приведены в пункте «Требования к перспективам развития» настоящего подраздела.</w:t>
+      </w:r>
+    </w:p>
+    <w:p>
+      <w:pPr>
+        <w:pStyle w:val="3"/>
+      </w:pPr>
+      <w:bookmarkStart w:id="15" w:name="_Toc240984081"/>
+      <w:r>
+        <w:t>Требования к перспективам развития</w:t>
+      </w:r>
+      <w:bookmarkEnd w:id="15"/>
+    </w:p>
+    <w:p>
+      <w:r>
+        <w:t>В перспективы развития продукта «WAYO» входит:</w:t>
+      </w:r>
+    </w:p>
+    <w:p>
+      <w:pPr>
+        <w:pStyle w:val="a0"/>
+      </w:pPr>
+      <w:r>
+        <w:t>внедрение планирования поездки по дням с распределением точек маршрута по датам и учётом режима работы точек интереса;</w:t>
+      </w:r>
+    </w:p>
+    <w:p>
+      <w:pPr>
+        <w:pStyle w:val="a0"/>
+      </w:pPr>
+      <w:r>
+        <w:t>внедрение механизма голосования участников за предложенные точки интереса для ускорения согласования маршрута группой;</w:t>
+      </w:r>
+    </w:p>
+    <w:p>
+      <w:pPr>
+        <w:pStyle w:val="a0"/>
+      </w:pPr>
+      <w:r>
+        <w:lastRenderedPageBreak/>
+        <w:t>расширение перечня поддерживаемых внешних навигационных приложений и форматов экспорта маршрута</w:t>
+      </w:r>
+      <w:r>
+        <w:t>.</w:t>
+      </w:r>
+    </w:p>
+    <w:p>
+      <w:pPr>
+        <w:pStyle w:val="2"/>
+      </w:pPr>
+      <w:bookmarkStart w:id="16" w:name="_Toc240984082"/>
       <w:r>
         <w:t>Принцип работы программы</w:t>
       </w:r>
-      <w:bookmarkEnd w:id="11"/>
+      <w:bookmarkEnd w:id="16"/>
     </w:p>
     <w:p>
       <w:r>
@@ -4763,15 +6295,15 @@
         <w:pStyle w:val="a0"/>
       </w:pPr>
       <w:r>
+        <w:t>организатор поездки может открывать пошаговое представление маршрута;</w:t>
+      </w:r>
+    </w:p>
+    <w:p>
+      <w:pPr>
+        <w:pStyle w:val="a0"/>
+      </w:pPr>
+      <w:r>
         <w:lastRenderedPageBreak/>
-        <w:t>организатор поездки может открывать пошаговое представление маршрута;</w:t>
-      </w:r>
-    </w:p>
-    <w:p>
-      <w:pPr>
-        <w:pStyle w:val="a0"/>
-      </w:pPr>
-      <w:r>
         <w:t>организатор поездки может экспортировать маршрут во внешнее навигационное приложение;</w:t>
       </w:r>
     </w:p>
@@ -4827,11 +6359,11 @@
       <w:pPr>
         <w:pStyle w:val="2"/>
       </w:pPr>
-      <w:bookmarkStart w:id="12" w:name="_Toc240901394"/>
+      <w:bookmarkStart w:id="17" w:name="_Toc240984083"/>
       <w:r>
         <w:t>Требования к пользовательскому интерфейсу</w:t>
       </w:r>
-      <w:bookmarkEnd w:id="12"/>
+      <w:bookmarkEnd w:id="17"/>
     </w:p>
     <w:p>
       <w:r>
@@ -7235,11 +8767,1092 @@
       <w:pPr>
         <w:pStyle w:val="2"/>
       </w:pPr>
-      <w:bookmarkStart w:id="13" w:name="_Toc240901395"/>
+      <w:bookmarkStart w:id="18" w:name="_Toc240984084"/>
+      <w:r>
+        <w:t>Требования к функциям</w:t>
+      </w:r>
+      <w:bookmarkEnd w:id="18"/>
+    </w:p>
+    <w:p>
+      <w:r>
+        <w:t xml:space="preserve">ИС «WAYO» </w:t>
+      </w:r>
+      <w:r>
+        <w:t>—</w:t>
+      </w:r>
+      <w:r>
+        <w:t xml:space="preserve"> это сервис совместного планирования маршрутов, предназначенный для сокращения времени согласования поездки между несколькими людьми. Для достижения этой цели система должна включать в себя следующие функции:</w:t>
+      </w:r>
+    </w:p>
+    <w:p>
+      <w:pPr>
+        <w:pStyle w:val="a0"/>
+      </w:pPr>
+      <w:r>
+        <w:t>система должна предоставлять пользователю возможность задать точку отправления, точку назначения и произвольное число промежуточных точек выбором на карте либо текстовым поиском адреса;</w:t>
+      </w:r>
+    </w:p>
+    <w:p>
+      <w:pPr>
+        <w:pStyle w:val="a0"/>
+      </w:pPr>
+      <w:r>
+        <w:t>система должна строить маршрут между заданными точками путём запроса к внешнему картографическому провайдеру с сохранением заданного порядка промежуточных точек;</w:t>
+      </w:r>
+    </w:p>
+    <w:p>
+      <w:pPr>
+        <w:pStyle w:val="a0"/>
+      </w:pPr>
+      <w:r>
+        <w:t>система должна отображать построенный маршрут на карте с указанием общего расстояния в километрах и ориентировочного времени в пути в минутах;</w:t>
+      </w:r>
+    </w:p>
+    <w:p>
+      <w:pPr>
+        <w:pStyle w:val="a0"/>
+      </w:pPr>
+      <w:r>
+        <w:lastRenderedPageBreak/>
+        <w:t>система должна при ошибке внешнего провайдера или превышении лимита запросов к нему сообщать пользователю о временной невозможности построить маршрут и предлагать повторить попытку позже;</w:t>
+      </w:r>
+    </w:p>
+    <w:p>
+      <w:pPr>
+        <w:pStyle w:val="a0"/>
+      </w:pPr>
+      <w:r>
+        <w:t>система должна сообщать пользователю о невозможности построить маршрут, если заданная точка недостижима по дорожной сети, и предлагать скорректировать её положение;</w:t>
+      </w:r>
+    </w:p>
+    <w:p>
+      <w:pPr>
+        <w:pStyle w:val="a0"/>
+      </w:pPr>
+      <w:r>
+        <w:t>система должна запрашивать у внешнего сервиса точек интереса объекты, расположенные от линии построенного маршрута не далее радиуса, заданного в настройках поездки, и отображать их отдельными маркерами на карте;</w:t>
+      </w:r>
+    </w:p>
+    <w:p>
+      <w:pPr>
+        <w:pStyle w:val="a0"/>
+      </w:pPr>
+      <w:r>
+        <w:t>система должна по выбору пользователя добавлять отображённую точку интереса в маршрут как промежуточную точку и перестраивать маршрут с её учётом;</w:t>
+      </w:r>
+    </w:p>
+    <w:p>
+      <w:pPr>
+        <w:pStyle w:val="a0"/>
+      </w:pPr>
+      <w:r>
+        <w:t>система должна кэшировать результаты запросов точек интереса и повторно использовать их для того же участка маршрута в течение 24 часов без обращения к внешнему сервису;</w:t>
+      </w:r>
+    </w:p>
+    <w:p>
+      <w:pPr>
+        <w:pStyle w:val="a0"/>
+      </w:pPr>
+      <w:r>
+        <w:t>система должна выполнять регистрацию и вход пользователя по адресу электронной почты с подтверждением одноразовым кодом, направляемым на указанный адрес, и предоставлять доступ к функциям поездки только после ввода действительного кода;</w:t>
+      </w:r>
+    </w:p>
+    <w:p>
+      <w:pPr>
+        <w:pStyle w:val="a0"/>
+      </w:pPr>
+      <w:r>
+        <w:t>система должна сохранять построенный маршрут вместе с набором его точек в профиле пользователя и обеспечивать его повторное открытие и редактирование;</w:t>
+      </w:r>
+    </w:p>
+    <w:p>
+      <w:pPr>
+        <w:pStyle w:val="a0"/>
+      </w:pPr>
+      <w:r>
+        <w:t>система должна формировать для поездки уникальную ссылку-приглашение с заданными организатором сроком действия и допустимым числом переходов, не содержащую внутреннего идентификатора поездки в открытом виде, и должна делать ранее выданную ссылку недействительной при формировании новой;</w:t>
+      </w:r>
+    </w:p>
+    <w:p>
+      <w:pPr>
+        <w:pStyle w:val="a0"/>
+      </w:pPr>
+      <w:r>
+        <w:t>система должна добавлять пользователя, перешедшего по действительной ссылке-приглашению, в список участников поездки без ввода внутреннего идентификатора поездки;</w:t>
+      </w:r>
+    </w:p>
+    <w:p>
+      <w:pPr>
+        <w:pStyle w:val="a0"/>
+      </w:pPr>
+      <w:r>
+        <w:t>система должна отклонять переход по ссылке-приглашению с истёкшим сроком действия, исчерпанным лимитом переходов либо отозванной в результате формирования организатором новой ссылки и сообщать пользователю о недействительности приглашения;</w:t>
+      </w:r>
+    </w:p>
+    <w:p>
+      <w:pPr>
+        <w:pStyle w:val="a0"/>
+      </w:pPr>
+      <w:r>
+        <w:t>система должна отклонять присоединение нового участника при достижении установленного организатором ограничения на число участников поездки;</w:t>
+      </w:r>
+    </w:p>
+    <w:p>
+      <w:pPr>
+        <w:pStyle w:val="a0"/>
+      </w:pPr>
+      <w:r>
+        <w:t>система должна назначать участнику, присоединившемуся по ссылке-приглашению, роль наблюдателя с правом только на просмотр маршрута и должна предоставлять организатору возможность изменить роль участника на роль редактора с правом изменения маршрута;</w:t>
+      </w:r>
+    </w:p>
+    <w:p>
+      <w:pPr>
+        <w:pStyle w:val="a0"/>
+      </w:pPr>
+      <w:r>
+        <w:t>система должна уведомлять организатора о присоединении нового участника к поездке не позднее 5 секунд с момента присоединения;</w:t>
+      </w:r>
+    </w:p>
+    <w:p>
+      <w:pPr>
+        <w:pStyle w:val="a0"/>
+      </w:pPr>
+      <w:r>
+        <w:lastRenderedPageBreak/>
+        <w:t>система должна предоставлять организатору возможность исключить участника из поездки с немедленным прекращением его доступа к маршруту;</w:t>
+      </w:r>
+    </w:p>
+    <w:p>
+      <w:pPr>
+        <w:pStyle w:val="a0"/>
+      </w:pPr>
+      <w:r>
+        <w:t>система должна принимать от клиентского приложения участника события перемещения, добавления и удаления точек маршрута по постоянному двустороннему соединению;</w:t>
+      </w:r>
+    </w:p>
+    <w:p>
+      <w:pPr>
+        <w:pStyle w:val="a0"/>
+      </w:pPr>
+      <w:r>
+        <w:t>система должна обновлять состояние маршрута и рассылать событие изменения всем остальным участникам активной сессии редактирования после фиксации изменения в хранилище;</w:t>
+      </w:r>
+    </w:p>
+    <w:p>
+      <w:pPr>
+        <w:pStyle w:val="a0"/>
+      </w:pPr>
+      <w:r>
+        <w:t>система должна отображать полученные изменения маршрута на карте участника без перезагрузки страницы и без повторного открытия поездки;</w:t>
+      </w:r>
+    </w:p>
+    <w:p>
+      <w:pPr>
+        <w:pStyle w:val="a0"/>
+      </w:pPr>
+      <w:r>
+        <w:t>система должна отображать перечень участников активной сессии и признак того, какая точка маршрута изменяется участником в текущий момент;</w:t>
+      </w:r>
+    </w:p>
+    <w:p>
+      <w:pPr>
+        <w:pStyle w:val="a0"/>
+      </w:pPr>
+      <w:r>
+        <w:t>система должна при восстановлении соединения участника в течение 30 секунд возвращать ему актуальную версию маршрута с сохранением внесённых им до разрыва изменений;</w:t>
+      </w:r>
+    </w:p>
+    <w:p>
+      <w:pPr>
+        <w:pStyle w:val="a0"/>
+      </w:pPr>
+      <w:r>
+        <w:t>система должна предоставлять организатору и любому участнику поездки, имеющему роль редактора, возможность задать в настройках поездки радиус подбора точек интереса в диапазоне от 500 до 5000 м и должна применять заданное значение для всех участников поездки;</w:t>
+      </w:r>
+    </w:p>
+    <w:p>
+      <w:pPr>
+        <w:pStyle w:val="a0"/>
+      </w:pPr>
+      <w:r>
+        <w:t>система должна формировать представление маршрута в виде последовательности шагов, каждый из которых соответствует пути до следующей точки маршрута, и при отображении шага затемнять остальную часть маршрута, показывая только текущее положение пользователя, следующую точку и расстояние до неё без построения линии пути между ними;</w:t>
+      </w:r>
+    </w:p>
+    <w:p>
+      <w:pPr>
+        <w:pStyle w:val="a0"/>
+      </w:pPr>
+      <w:r>
+        <w:t>система должна формировать ссылку-протокол с полным набором координат точек маршрута в формате, поддерживаемом внешним навигационным приложением;</w:t>
+      </w:r>
+    </w:p>
+    <w:p>
+      <w:pPr>
+        <w:pStyle w:val="a0"/>
+      </w:pPr>
+      <w:r>
+        <w:t>система должна по подтверждению пользователя инициировать открытие внешнего навигационного приложения с передачей ему точек маршрута;</w:t>
+      </w:r>
+    </w:p>
+    <w:p>
+      <w:pPr>
+        <w:pStyle w:val="a0"/>
+      </w:pPr>
+      <w:r>
+        <w:t>система должна при отсутствии на устройстве поддерживаемого навигационного приложения предлагать открытие маршрута веб-ссылкой на карту;</w:t>
+      </w:r>
+    </w:p>
+    <w:p>
+      <w:pPr>
+        <w:pStyle w:val="a0"/>
+      </w:pPr>
+      <w:r>
+        <w:t>система должна при превышении ограничения внешнего протокола на число точек исключать из экспорта точки, добавленные из точек интереса, либо уведомлять организатора о необходимости сократить число точек вручную</w:t>
+      </w:r>
+      <w:r>
+        <w:t>;</w:t>
+      </w:r>
+    </w:p>
+    <w:p>
+      <w:pPr>
+        <w:pStyle w:val="a0"/>
+      </w:pPr>
+      <w:r>
+        <w:t>система должна запрашивать явное согласие пользователя на обработку персональных и геолокационных данных до начала их сбора и хранить факт получения согласия;</w:t>
+      </w:r>
+    </w:p>
+    <w:p>
+      <w:pPr>
+        <w:pStyle w:val="a0"/>
+      </w:pPr>
+      <w:r>
+        <w:t>система должна предоставлять пользователю возможность просмотреть, изменить и удалить свои учётные данные и сохранённые маршруты в срок не более 3 рабочих дней с момента запроса.</w:t>
+      </w:r>
+    </w:p>
+    <w:p>
+      <w:pPr>
+        <w:pStyle w:val="2"/>
+      </w:pPr>
+      <w:bookmarkStart w:id="19" w:name="_Toc240984085"/>
+      <w:r>
+        <w:lastRenderedPageBreak/>
+        <w:t>Требования к видам обеспечения</w:t>
+      </w:r>
+      <w:bookmarkEnd w:id="19"/>
+    </w:p>
+    <w:p>
+      <w:r>
+        <w:t>Данный раздел настоящего технического задания содержит основные требования к видам обеспечения.</w:t>
+      </w:r>
+    </w:p>
+    <w:p>
+      <w:pPr>
+        <w:pStyle w:val="3"/>
+      </w:pPr>
+      <w:bookmarkStart w:id="20" w:name="_Toc240984086"/>
+      <w:r>
+        <w:t>Требования к математическому обеспечению</w:t>
+      </w:r>
+      <w:bookmarkEnd w:id="20"/>
+    </w:p>
+    <w:p>
+      <w:r>
+        <w:t xml:space="preserve">Требования к математическому обеспечению </w:t>
+      </w:r>
+      <w:r>
+        <w:t>не предъявляются.</w:t>
+      </w:r>
+    </w:p>
+    <w:p>
+      <w:pPr>
+        <w:pStyle w:val="3"/>
+      </w:pPr>
+      <w:bookmarkStart w:id="21" w:name="_Toc240984087"/>
+      <w:r>
+        <w:t>Требования к информационному обеспечению</w:t>
+      </w:r>
+      <w:bookmarkEnd w:id="21"/>
+    </w:p>
+    <w:p>
+      <w:r>
+        <w:t>Данный раздел настоящего технического задания содержит основные требования к информационному обеспечению.</w:t>
+      </w:r>
+    </w:p>
+    <w:p>
+      <w:pPr>
+        <w:pStyle w:val="4"/>
+      </w:pPr>
+      <w:bookmarkStart w:id="22" w:name="_Toc240984088"/>
+      <w:r>
+        <w:t>Требования к структуре данных</w:t>
+      </w:r>
+      <w:bookmarkEnd w:id="22"/>
+    </w:p>
+    <w:p>
+      <w:r>
+        <w:t xml:space="preserve">База данных должна быть развёрнута на выделенном виртуальном сервере в виде </w:t>
+      </w:r>
+      <w:proofErr w:type="spellStart"/>
+      <w:r>
+        <w:t>Docker</w:t>
+      </w:r>
+      <w:proofErr w:type="spellEnd"/>
+      <w:r>
+        <w:t xml:space="preserve">-контейнера на основе официального образа </w:t>
+      </w:r>
+      <w:proofErr w:type="spellStart"/>
+      <w:r>
+        <w:t>PostgreSQL</w:t>
+      </w:r>
+      <w:proofErr w:type="spellEnd"/>
+      <w:r>
+        <w:t xml:space="preserve"> (версия 15 или выше). Все данные БД хранятся в виде набора специальных файлов внутри контейнера в директории /</w:t>
+      </w:r>
+      <w:proofErr w:type="spellStart"/>
+      <w:r>
+        <w:t>var</w:t>
+      </w:r>
+      <w:proofErr w:type="spellEnd"/>
+      <w:r>
+        <w:t>/</w:t>
+      </w:r>
+      <w:proofErr w:type="spellStart"/>
+      <w:r>
+        <w:t>lib</w:t>
+      </w:r>
+      <w:proofErr w:type="spellEnd"/>
+      <w:r>
+        <w:t>/</w:t>
+      </w:r>
+      <w:proofErr w:type="spellStart"/>
+      <w:r>
+        <w:t>postgresql</w:t>
+      </w:r>
+      <w:proofErr w:type="spellEnd"/>
+      <w:r>
+        <w:t>/</w:t>
+      </w:r>
+      <w:proofErr w:type="spellStart"/>
+      <w:r>
+        <w:t>data</w:t>
+      </w:r>
+      <w:proofErr w:type="spellEnd"/>
+      <w:r>
+        <w:t xml:space="preserve">/. Данные хранятся в бинарном формате СУБД </w:t>
+      </w:r>
+      <w:proofErr w:type="spellStart"/>
+      <w:r>
+        <w:t>PostgreSQL</w:t>
+      </w:r>
+      <w:proofErr w:type="spellEnd"/>
+      <w:r>
+        <w:t xml:space="preserve">, оптимизированном для быстрого поиска и обработки. Для сохранности данных при перезапуске контейнера используется том </w:t>
+      </w:r>
+      <w:proofErr w:type="spellStart"/>
+      <w:r>
+        <w:t>Docker</w:t>
+      </w:r>
+      <w:proofErr w:type="spellEnd"/>
+      <w:r>
+        <w:t>, подключённый к /</w:t>
+      </w:r>
+      <w:proofErr w:type="spellStart"/>
+      <w:r>
+        <w:t>var</w:t>
+      </w:r>
+      <w:proofErr w:type="spellEnd"/>
+      <w:r>
+        <w:t>/</w:t>
+      </w:r>
+      <w:proofErr w:type="spellStart"/>
+      <w:r>
+        <w:t>lib</w:t>
+      </w:r>
+      <w:proofErr w:type="spellEnd"/>
+      <w:r>
+        <w:t>/</w:t>
+      </w:r>
+      <w:proofErr w:type="spellStart"/>
+      <w:r>
+        <w:t>postgresql</w:t>
+      </w:r>
+      <w:proofErr w:type="spellEnd"/>
+      <w:r>
+        <w:t>/</w:t>
+      </w:r>
+      <w:proofErr w:type="spellStart"/>
+      <w:r>
+        <w:t>data</w:t>
+      </w:r>
+      <w:proofErr w:type="spellEnd"/>
+      <w:r>
+        <w:t>/.</w:t>
+      </w:r>
+    </w:p>
+    <w:p>
+      <w:r>
+        <w:t>База данных должна обеспечивать хранение следующих групп сведений:</w:t>
+      </w:r>
+    </w:p>
+    <w:p>
+      <w:pPr>
+        <w:pStyle w:val="a0"/>
+      </w:pPr>
+      <w:r>
+        <w:t>учётные данные пользователей: идентификатор, адрес электронной почты, отображаемое имя, дата регистрации;</w:t>
+      </w:r>
+    </w:p>
+    <w:p>
+      <w:pPr>
+        <w:pStyle w:val="a0"/>
+      </w:pPr>
+      <w:r>
+        <w:t>сведения о поездках: идентификатор, наименование, организатор, настройки подбора точек интереса, максимальное число участников, дата создания и дата последнего изменения;</w:t>
+      </w:r>
+    </w:p>
+    <w:p>
+      <w:pPr>
+        <w:pStyle w:val="a0"/>
+      </w:pPr>
+      <w:r>
+        <w:t>точки маршрута: идентификатор, принадлежность поездке, порядковый номер, тип точки, координаты, наименование и адрес;</w:t>
+      </w:r>
+    </w:p>
+    <w:p>
+      <w:pPr>
+        <w:pStyle w:val="a0"/>
+      </w:pPr>
+      <w:r>
+        <w:t>сведения об участниках поездки: пользователь, поездка, роль, дата присоединения;</w:t>
+      </w:r>
+    </w:p>
+    <w:p>
+      <w:pPr>
+        <w:pStyle w:val="a0"/>
+      </w:pPr>
+      <w:r>
+        <w:t>ссылки-приглашения: идентификатор, поездка, срок действия, допустимое и израсходованное число переходов, признак отзыва;</w:t>
+      </w:r>
+    </w:p>
+    <w:p>
+      <w:pPr>
+        <w:pStyle w:val="a0"/>
+      </w:pPr>
+      <w:proofErr w:type="spellStart"/>
+      <w:r>
+        <w:t>хеши</w:t>
+      </w:r>
+      <w:proofErr w:type="spellEnd"/>
+      <w:r>
+        <w:t xml:space="preserve"> одноразовых кодов подтверждения со сроком действия и числом использованных попыток ввода;</w:t>
+      </w:r>
+    </w:p>
+    <w:p>
+      <w:pPr>
+        <w:pStyle w:val="a0"/>
+      </w:pPr>
+      <w:r>
+        <w:t>журнал согласий пользователей на обработку персональных и геолокационных данных;</w:t>
+      </w:r>
+    </w:p>
+    <w:p>
+      <w:pPr>
+        <w:pStyle w:val="a0"/>
+      </w:pPr>
+      <w:r>
+        <w:t xml:space="preserve">кэш ответов внешних </w:t>
+      </w:r>
+      <w:proofErr w:type="spellStart"/>
+      <w:r>
+        <w:t>геосервисов</w:t>
+      </w:r>
+      <w:proofErr w:type="spellEnd"/>
+      <w:r>
+        <w:t xml:space="preserve"> с указанием участка маршрута, времени получения и срока действия записи.</w:t>
+      </w:r>
+    </w:p>
+    <w:p>
+      <w:r>
+        <w:lastRenderedPageBreak/>
+        <w:t xml:space="preserve">Сведения о пользователях, поездках и точках маршрута должны храниться до момента их удаления пользователем. Записи кэша ответов внешних </w:t>
+      </w:r>
+      <w:proofErr w:type="spellStart"/>
+      <w:r>
+        <w:t>геосервисов</w:t>
+      </w:r>
+      <w:proofErr w:type="spellEnd"/>
+      <w:r>
+        <w:t xml:space="preserve"> должны удаляться по истечении 24 часов с момента их создания. Записи одноразовых кодов подтверждения должны удаляться по истечении срока их действия.</w:t>
+      </w:r>
+    </w:p>
+    <w:p>
+      <w:r>
+        <w:t>Кэш ответов внешних геосервисов размещается вне основной базы данных – в отдельном резидентном средстве кэширования, размещающем данные в оперативной памяти сервера. Записи кэша хранятся по ключу, образуемому участком маршрута и параметрами запроса, и удаляются автоматически по истечении срока их действия. Такое разделение обеспечивает, что утрата записей кэша не приводит к утрате сведений о пользователях, поездках и точках маршрута и не требует восстановления из резервной копии.</w:t>
+      </w:r>
+    </w:p>
+    <w:p>
+      <w:pPr>
+        <w:pStyle w:val="4"/>
+      </w:pPr>
+      <w:bookmarkStart w:id="23" w:name="_Toc240984089"/>
+      <w:r>
+        <w:t>Требования к контролю, хранению, обновлению и восстановлению данных</w:t>
+      </w:r>
+      <w:bookmarkEnd w:id="23"/>
+    </w:p>
+    <w:p>
+      <w:r>
+        <w:t>К контролю, хранению, обновлению и восстановлению данных предъявляются следующие требования:</w:t>
+      </w:r>
+    </w:p>
+    <w:p>
+      <w:pPr>
+        <w:pStyle w:val="a0"/>
+      </w:pPr>
+      <w:r>
+        <w:t>целостность данных должна обеспечиваться средствами СУБД PostgreSQL – ограничениями целостности, внешними ключами и транзакциями; изменение маршрута должно фиксироваться в хранилище до рассылки события остальным участникам сессии;</w:t>
+      </w:r>
+    </w:p>
+    <w:p>
+      <w:pPr>
+        <w:pStyle w:val="a0"/>
+      </w:pPr>
+      <w:r>
+        <w:t>резервное копирование базы данных должно выполняться автоматически не реже одного раза в сутки с хранением копий не менее 7 суток вне тома основного контейнера базы данных;</w:t>
+      </w:r>
+    </w:p>
+    <w:p>
+      <w:pPr>
+        <w:pStyle w:val="a0"/>
+      </w:pPr>
+      <w:r>
+        <w:t>восстановление базы данных из резервной копии должно выполняться в срок не более 4 часов с момента обнаружения повреждения или утраты данных;</w:t>
+      </w:r>
+    </w:p>
+    <w:p>
+      <w:pPr>
+        <w:pStyle w:val="a0"/>
+      </w:pPr>
+      <w:r>
+        <w:t>обновление записей кэша ответов внешних геосервисов должно выполняться по истечении срока их действия путём повторного запроса к внешнему сервису;</w:t>
+      </w:r>
+    </w:p>
+    <w:p>
+      <w:pPr>
+        <w:pStyle w:val="a0"/>
+      </w:pPr>
+      <w:r>
+        <w:t>перечень категорий точек интереса должен храниться в виде справочника, единого для всех поездок, и допускать расширение без изменения структуры базы данных;</w:t>
+      </w:r>
+    </w:p>
+    <w:p>
+      <w:pPr>
+        <w:pStyle w:val="a0"/>
+      </w:pPr>
+      <w:r>
+        <w:t>разработка новых классификаторов и унифицированных форм документов не требуется; используются перечень категорий точек интереса внешнего сервиса поиска мест, система координат WGS-84 и формат представления даты и времени ISO 8601.</w:t>
+      </w:r>
+    </w:p>
+    <w:p>
+      <w:pPr>
+        <w:pStyle w:val="4"/>
+      </w:pPr>
+      <w:bookmarkStart w:id="24" w:name="_Toc240984090"/>
+      <w:r>
+        <w:t>Требования к входным данным</w:t>
+      </w:r>
+      <w:bookmarkEnd w:id="24"/>
+    </w:p>
+    <w:p>
+      <w:r>
+        <w:t>Система может ожидать от пользователя следующие входные данные:</w:t>
+      </w:r>
+    </w:p>
+    <w:p>
+      <w:pPr>
+        <w:pStyle w:val="a0"/>
+      </w:pPr>
+      <w:r>
+        <w:t>адрес электронной почты в формате, соответствующем общепринятой записи адреса;</w:t>
+      </w:r>
+    </w:p>
+    <w:p>
+      <w:pPr>
+        <w:pStyle w:val="a0"/>
+      </w:pPr>
+      <w:r>
+        <w:t>одноразовый код подтверждения, состоящий из четырёх цифр;</w:t>
+      </w:r>
+    </w:p>
+    <w:p>
+      <w:pPr>
+        <w:pStyle w:val="a0"/>
+      </w:pPr>
+      <w:r>
+        <w:lastRenderedPageBreak/>
+        <w:t>наименование поездки в виде строки длиной не более 100 символов;</w:t>
+      </w:r>
+    </w:p>
+    <w:p>
+      <w:pPr>
+        <w:pStyle w:val="a0"/>
+      </w:pPr>
+      <w:r>
+        <w:t>текстовый поисковый запрос адреса или наименования объекта длиной не более 200 символов;</w:t>
+      </w:r>
+    </w:p>
+    <w:p>
+      <w:pPr>
+        <w:pStyle w:val="a0"/>
+      </w:pPr>
+      <w:r>
+        <w:t>географические координаты точки, выбранной на карте;</w:t>
+      </w:r>
+    </w:p>
+    <w:p>
+      <w:pPr>
+        <w:pStyle w:val="a0"/>
+      </w:pPr>
+      <w:r>
+        <w:t>радиус подбора точек интереса в виде целого числа в диапазоне от 500 до 5000 метров;</w:t>
+      </w:r>
+    </w:p>
+    <w:p>
+      <w:pPr>
+        <w:pStyle w:val="a0"/>
+      </w:pPr>
+      <w:r>
+        <w:t>максимальное число участников поездки в виде целого числа;</w:t>
+      </w:r>
+    </w:p>
+    <w:p>
+      <w:pPr>
+        <w:pStyle w:val="a0"/>
+      </w:pPr>
+      <w:r>
+        <w:t>срок действия и допустимое число переходов по ссылке-приглашению.</w:t>
+      </w:r>
+    </w:p>
+    <w:p>
+      <w:r>
+        <w:t>Все входные данные должны проверяться на стороне мобильного приложения и повторно на стороне сервера. При вводе данных, не соответствующих указанным ограничениям, система должна отображать сообщение об ошибке и не выполнять соответствующую операцию.</w:t>
+      </w:r>
+    </w:p>
+    <w:p>
+      <w:pPr>
+        <w:pStyle w:val="3"/>
+      </w:pPr>
+      <w:bookmarkStart w:id="25" w:name="_Toc240984091"/>
+      <w:r>
+        <w:t>Требования к лингвистическому обеспечению</w:t>
+      </w:r>
+      <w:bookmarkEnd w:id="25"/>
+    </w:p>
+    <w:p>
+      <w:r>
+        <w:t>В рамках проекта реализуется локализация только на русский язык. Сведения о точках интереса отображаются в том виде, в котором они получены от внешнего сервиса поиска мест.</w:t>
+      </w:r>
+    </w:p>
+    <w:p>
+      <w:pPr>
+        <w:pStyle w:val="3"/>
+      </w:pPr>
+      <w:bookmarkStart w:id="26" w:name="_Toc240984092"/>
+      <w:r>
+        <w:t>Требования к программному обеспечению</w:t>
+      </w:r>
+      <w:bookmarkEnd w:id="26"/>
+    </w:p>
+    <w:p>
+      <w:r>
+        <w:t>К программному обеспечению системы предъявляются следующие требования:</w:t>
+      </w:r>
+    </w:p>
+    <w:p>
+      <w:pPr>
+        <w:pStyle w:val="a0"/>
+      </w:pPr>
+      <w:r>
+        <w:t xml:space="preserve">серверная часть должна разворачиваться в виде </w:t>
+      </w:r>
+      <w:proofErr w:type="spellStart"/>
+      <w:r>
+        <w:t>Docker</w:t>
+      </w:r>
+      <w:proofErr w:type="spellEnd"/>
+      <w:r>
+        <w:t>-контейнеров;</w:t>
+      </w:r>
+    </w:p>
+    <w:p>
+      <w:pPr>
+        <w:pStyle w:val="a0"/>
+      </w:pPr>
+      <w:r>
+        <w:t>взаимодействие мобильного приложения с серверной частью должно осуществляться по протоколу HTTPS в стиле REST, а обмен событиями сессии совместного редактирования – по протоколу WSS;</w:t>
+      </w:r>
+    </w:p>
+    <w:p>
+      <w:pPr>
+        <w:pStyle w:val="a0"/>
+      </w:pPr>
+      <w:r>
+        <w:t>в составе системы должны использоваться только программные продукты и библиотеки, распространяемые по лицензиям, допускающим их использование в разрабатываемом продукте;</w:t>
+      </w:r>
+    </w:p>
+    <w:p>
+      <w:pPr>
+        <w:pStyle w:val="a0"/>
+      </w:pPr>
+      <w:r>
+        <w:t>в составе серверной части должно применяться отдельное резидентное средство кэширования, размещающее данные в оперативной памяти сервера и поддерживающее хранение значений по ключу, автоматическое удаление записей по истечении заданного срока их действия и сохранение данных на диск для восстановления кэша после перезапуска; конкретный программный продукт настоящим техническим заданием не устанавливается и выбирается исполнителем;</w:t>
+      </w:r>
+    </w:p>
+    <w:p>
+      <w:pPr>
+        <w:pStyle w:val="a0"/>
+      </w:pPr>
+      <w:r>
+        <w:t>система должна обращаться к внешнему картографическому провайдеру и внешнему сервису поиска мест через их официальные программные интерфейсы.</w:t>
+      </w:r>
+    </w:p>
+    <w:p>
+      <w:pPr>
+        <w:pStyle w:val="4"/>
+      </w:pPr>
+      <w:bookmarkStart w:id="27" w:name="_Toc240984093"/>
+      <w:r>
+        <w:lastRenderedPageBreak/>
+        <w:t>Требования к операционной системе</w:t>
+      </w:r>
+      <w:bookmarkEnd w:id="27"/>
+    </w:p>
+    <w:p>
+      <w:r>
+        <w:t xml:space="preserve">Мобильное приложение должно исправно функционировать на устройствах под управлением операционных систем </w:t>
+      </w:r>
+      <w:proofErr w:type="spellStart"/>
+      <w:r>
+        <w:t>Android</w:t>
+      </w:r>
+      <w:proofErr w:type="spellEnd"/>
+      <w:r>
+        <w:t xml:space="preserve"> версии 9.0 и выше и </w:t>
+      </w:r>
+      <w:proofErr w:type="spellStart"/>
+      <w:r>
+        <w:t>iOS</w:t>
+      </w:r>
+      <w:proofErr w:type="spellEnd"/>
+      <w:r>
+        <w:t xml:space="preserve"> версии 15.0 и выше. Серверная часть ИС и база данных должны разворачиваться на операционной системе Ubuntu 20.04/22.04 LTS либо ином стабильном дистрибутиве Linux.</w:t>
+      </w:r>
+    </w:p>
+    <w:p>
+      <w:pPr>
+        <w:pStyle w:val="3"/>
+      </w:pPr>
+      <w:bookmarkStart w:id="28" w:name="_Toc240984094"/>
+      <w:r>
+        <w:t>Требования к техническому обеспечению</w:t>
+      </w:r>
+      <w:bookmarkEnd w:id="28"/>
+    </w:p>
+    <w:p>
+      <w:r>
+        <w:t>Мобильное приложение должно исправно функционировать на аппаратном обеспечении, которое соответствует следующим параметрам:</w:t>
+      </w:r>
+    </w:p>
+    <w:p>
+      <w:pPr>
+        <w:pStyle w:val="a0"/>
+      </w:pPr>
+      <w:r>
+        <w:t>процессор: от четырёх ядер с тактовой частотой от 1,6 гигагерца;</w:t>
+      </w:r>
+    </w:p>
+    <w:p>
+      <w:pPr>
+        <w:pStyle w:val="a0"/>
+      </w:pPr>
+      <w:r>
+        <w:t>оперативная память: не менее двух гигабайт;</w:t>
+      </w:r>
+    </w:p>
+    <w:p>
+      <w:pPr>
+        <w:pStyle w:val="a0"/>
+      </w:pPr>
+      <w:r>
+        <w:t>место в памяти устройства: не менее двухсот мегабайт;</w:t>
+      </w:r>
+    </w:p>
+    <w:p>
+      <w:pPr>
+        <w:pStyle w:val="a0"/>
+      </w:pPr>
+      <w:r>
+        <w:t>наличие приёмника спутниковой навигации;</w:t>
+      </w:r>
+    </w:p>
+    <w:p>
+      <w:pPr>
+        <w:pStyle w:val="a0"/>
+      </w:pPr>
+      <w:r>
+        <w:t>наличие постоянного доступа к сети Интернет.</w:t>
+      </w:r>
+    </w:p>
+    <w:p>
+      <w:r>
+        <w:t>База данных и с</w:t>
+      </w:r>
+      <w:r>
+        <w:t>ерверная часть ИС должна разворачиваться на виртуальном выделенном сервере с минимальными системными требованиями:</w:t>
+      </w:r>
+    </w:p>
+    <w:p>
+      <w:pPr>
+        <w:pStyle w:val="a0"/>
+      </w:pPr>
+      <w:r>
+        <w:t>процессор: от двух ядер с тактовой частотой от одного гигагерца;</w:t>
+      </w:r>
+    </w:p>
+    <w:p>
+      <w:pPr>
+        <w:pStyle w:val="a0"/>
+      </w:pPr>
+      <w:r>
+        <w:t>оперативная память: не менее четырёх гигабайт;</w:t>
+      </w:r>
+    </w:p>
+    <w:p>
+      <w:pPr>
+        <w:pStyle w:val="a0"/>
+      </w:pPr>
+      <w:r>
+        <w:t>место на диске: не менее двадцати гигабайт;</w:t>
+      </w:r>
+    </w:p>
+    <w:p>
+      <w:pPr>
+        <w:pStyle w:val="a0"/>
+      </w:pPr>
+      <w:r>
+        <w:t>операционная система: Ubuntu 20.04/22.04 LTS или другой стабильный дистрибутив Linux.</w:t>
+      </w:r>
+    </w:p>
+    <w:p>
+      <w:pPr>
+        <w:pStyle w:val="3"/>
+      </w:pPr>
+      <w:bookmarkStart w:id="29" w:name="_Toc240984095"/>
+      <w:r>
+        <w:t>Требования к метрологическому обеспечению</w:t>
+      </w:r>
+      <w:bookmarkEnd w:id="29"/>
+    </w:p>
+    <w:p>
+      <w:r>
+        <w:t xml:space="preserve">В рамках проекта требования к метрологическому обеспечению не применяются. Точность географических координат определяется внешним картографическим провайдером и средствами позиционирования устройства </w:t>
+      </w:r>
+      <w:r>
+        <w:t>пользователя,</w:t>
+      </w:r>
+      <w:r>
+        <w:t xml:space="preserve"> и системой не нормируется.</w:t>
+      </w:r>
+    </w:p>
+    <w:p>
+      <w:pPr>
+        <w:pStyle w:val="3"/>
+      </w:pPr>
+      <w:bookmarkStart w:id="30" w:name="_Toc240984096"/>
+      <w:r>
+        <w:t>Требования к организационному обеспечению</w:t>
+      </w:r>
+      <w:bookmarkEnd w:id="30"/>
+    </w:p>
+    <w:p>
+      <w:r>
+        <w:t>К организационному обеспечению системы предъявляются следующие требования:</w:t>
+      </w:r>
+    </w:p>
+    <w:p>
+      <w:pPr>
+        <w:pStyle w:val="a0"/>
+      </w:pPr>
+      <w:r>
+        <w:t>порядок взаимодействия пользователей системы должен определяться ролевой моделью поездки: организатор поездки задаёт состав участников, их роли и настройки подбора точек интереса, участник с ролью «редактор» изменяет маршрут, участник с ролью «наблюдатель» только просматривает маршрут;</w:t>
+      </w:r>
+    </w:p>
+    <w:p>
+      <w:pPr>
+        <w:pStyle w:val="a0"/>
+      </w:pPr>
+      <w:r>
+        <w:lastRenderedPageBreak/>
+        <w:t>при сбоях, отказах и авариях система должна информировать пользователя о причине отказа и предлагать повторить операцию позже, а</w:t>
+      </w:r>
+      <w:r>
+        <w:t xml:space="preserve"> поставщик ПО </w:t>
+      </w:r>
+      <w:r>
+        <w:t>должен устранять причину отказа по данным журналов работы системы;</w:t>
+      </w:r>
+    </w:p>
+    <w:p>
+      <w:pPr>
+        <w:pStyle w:val="a0"/>
+      </w:pPr>
+      <w:r>
+        <w:t>при недоступности внешних геосервисов пользователи должны продолжать работу в режиме ограниченной работоспособности согласно подразделу «Требования к структуре системы в целом»</w:t>
+      </w:r>
+      <w:r>
+        <w:t>.</w:t>
+      </w:r>
+    </w:p>
+    <w:p>
+      <w:pPr>
+        <w:pStyle w:val="3"/>
+      </w:pPr>
+      <w:bookmarkStart w:id="31" w:name="_Toc240984097"/>
+      <w:r>
+        <w:t>Требования к методическому обеспечению</w:t>
+      </w:r>
+      <w:bookmarkEnd w:id="31"/>
+    </w:p>
+    <w:p>
+      <w:r>
+        <w:t>При разработке и функционировании системы должны применяться следующие нормативно-технические документы:</w:t>
+      </w:r>
+    </w:p>
+    <w:p>
+      <w:pPr>
+        <w:pStyle w:val="a0"/>
+      </w:pPr>
+      <w:r>
+        <w:t>ГОСТ 34.602-2020 – в части состава и содержания настоящего технического задания;</w:t>
+      </w:r>
+    </w:p>
+    <w:p>
+      <w:pPr>
+        <w:pStyle w:val="a0"/>
+      </w:pPr>
+      <w:r>
+        <w:t>ГОСТ 7.32-2017 – в части оформления отчётных документов;</w:t>
+      </w:r>
+    </w:p>
+    <w:p>
+      <w:pPr>
+        <w:pStyle w:val="a0"/>
+      </w:pPr>
+      <w:r>
+        <w:t xml:space="preserve">СТП </w:t>
+      </w:r>
+      <w:proofErr w:type="spellStart"/>
+      <w:r>
+        <w:t>ВятГУ</w:t>
+      </w:r>
+      <w:proofErr w:type="spellEnd"/>
+      <w:r>
+        <w:t xml:space="preserve"> 101-2004 – в части оформления текстовых документов.</w:t>
+      </w:r>
+    </w:p>
+    <w:p>
+      <w:r>
+        <w:t>Обеспечение исполнителя перечисленными нормативно-техническими документами выполняется заказчиком путём предоставления доступа к их электронным версиям до начала соответствующего этапа работ. Разработка собственных методик при создании системы не требуется.</w:t>
+      </w:r>
+    </w:p>
+    <w:p>
+      <w:pPr>
+        <w:pStyle w:val="2"/>
+      </w:pPr>
+      <w:bookmarkStart w:id="32" w:name="_Toc240984098"/>
+      <w:r>
+        <w:t>Общие технические требования к системе</w:t>
+      </w:r>
+      <w:bookmarkEnd w:id="32"/>
+    </w:p>
+    <w:p>
+      <w:r>
+        <w:t>Данный подраздел настоящего технического задания содержит общие технические требования к системе.</w:t>
+      </w:r>
+    </w:p>
+    <w:p>
+      <w:pPr>
+        <w:pStyle w:val="3"/>
+      </w:pPr>
+      <w:bookmarkStart w:id="33" w:name="_Toc240984099"/>
+      <w:r>
+        <w:t>Требования к численности и квалификации персонала и пользователей системы</w:t>
+      </w:r>
+      <w:bookmarkEnd w:id="33"/>
+    </w:p>
+    <w:p>
+      <w:r>
+        <w:t>К численности и квалификации персонала и пользователей системы предъявляются следующие требования:</w:t>
+      </w:r>
+    </w:p>
+    <w:p>
+      <w:pPr>
+        <w:pStyle w:val="a0"/>
+      </w:pPr>
+      <w:r>
+        <w:t>численность персонала, обеспечивающего эксплуатацию системы, – 1 человек в роли администратора системы, совмещающий эту роль с разработкой системы;</w:t>
+      </w:r>
+    </w:p>
+    <w:p>
+      <w:pPr>
+        <w:pStyle w:val="a0"/>
+      </w:pPr>
+      <w:r>
+        <w:t>администратор системы должен владеть навыками развёртывания и обслуживания приложений в Docker-контейнерах, администрирования СУБД PostgreSQL и операционной системы семейства Linux;</w:t>
+      </w:r>
+    </w:p>
+    <w:p>
+      <w:pPr>
+        <w:pStyle w:val="a0"/>
+      </w:pPr>
+      <w:r>
+        <w:t>численность пользователей системы не ограничивается; число участников одной поездки ограничивается значением, задаваемым организатором поездки;</w:t>
+      </w:r>
+    </w:p>
+    <w:p>
+      <w:pPr>
+        <w:pStyle w:val="a0"/>
+      </w:pPr>
+      <w:r>
+        <w:lastRenderedPageBreak/>
+        <w:t>пользователь системы не должен обладать специальными знаниями в области информационных технологий; достаточными являются навыки работы с мобильным приложением и ознакомление с руководством пользователя;</w:t>
+      </w:r>
+    </w:p>
+    <w:p>
+      <w:pPr>
+        <w:pStyle w:val="a0"/>
+      </w:pPr>
+      <w:r>
+        <w:t>подготовка и контроль знаний и навыков пользователей не проводятся; подготовка администратора системы обеспечивается в рамках обучения по образовательной программе;</w:t>
+      </w:r>
+    </w:p>
+    <w:p>
+      <w:pPr>
+        <w:pStyle w:val="a0"/>
+      </w:pPr>
+      <w:r>
+        <w:t>режим работы пользователей системы – произвольный, круглосуточный; режим работы администратора системы – по мере возникновения отказов, требующих устранения.</w:t>
+      </w:r>
+    </w:p>
+    <w:p>
+      <w:pPr>
+        <w:pStyle w:val="3"/>
+      </w:pPr>
+      <w:bookmarkStart w:id="34" w:name="_Toc240984100"/>
       <w:r>
         <w:t>Требования к показателям назначения</w:t>
       </w:r>
-      <w:bookmarkEnd w:id="13"/>
+      <w:bookmarkEnd w:id="34"/>
     </w:p>
     <w:p>
       <w:r>
@@ -7298,109 +9911,131 @@
     </w:p>
     <w:p>
       <w:r>
+        <w:t>Проверка перечисленных показателей должна выполняться в ходе приёмочных испытаний по критериям, приведённым в разделе «Порядок контроля и приёмки системы».</w:t>
+      </w:r>
+    </w:p>
+    <w:p>
+      <w:pPr>
+        <w:pStyle w:val="3"/>
+      </w:pPr>
+      <w:bookmarkStart w:id="35" w:name="_Toc240984101"/>
+      <w:r>
+        <w:t>Требования к надёжности</w:t>
+      </w:r>
+      <w:bookmarkEnd w:id="35"/>
+    </w:p>
+    <w:p>
+      <w:r>
+        <w:t>Пользователю, работающему с системой, должен быть предоставлен непрерывный доступ к работе с функционалом. Программа не должна непредвиденно завершать работу. Отказ вследствие некорректных действий или вводимых данных пользователя должен быть исключён. К надёжности системы предъявляются следующие требования:</w:t>
+      </w:r>
+    </w:p>
+    <w:p>
+      <w:pPr>
+        <w:pStyle w:val="a0"/>
+      </w:pPr>
+      <w:r>
+        <w:t>система должна обеспечивать доступность функций просмотра и редактирования сохранённых маршрутов не менее 99 % времени календарного месяца без учёта планового обслуживания</w:t>
+      </w:r>
+      <w:r>
+        <w:t>;</w:t>
+      </w:r>
+    </w:p>
+    <w:p>
+      <w:pPr>
+        <w:pStyle w:val="a0"/>
+      </w:pPr>
+      <w:r>
+        <w:t>система не должна терять изменения маршрута, подтверждённые сервером, при перезапуске сервера или обрыве соединения участника</w:t>
+      </w:r>
+      <w:r>
+        <w:t>;</w:t>
+      </w:r>
+    </w:p>
+    <w:p>
+      <w:pPr>
+        <w:pStyle w:val="a0"/>
+      </w:pPr>
+      <w:r>
+        <w:t>система должна при недоступности внешнего картографического провайдера сохранять доступными просмотр, пошаговое представление и экспорт ранее сохранённых маршрутов.</w:t>
+      </w:r>
+    </w:p>
+    <w:p>
+      <w:r>
         <w:lastRenderedPageBreak/>
-        <w:t>Проверка перечисленных показателей должна выполняться в ходе приёмочных испытаний по критериям, приведённым в разделе «Порядок контроля и приёмки системы».</w:t>
-      </w:r>
-    </w:p>
-    <w:p>
-      <w:pPr>
-        <w:pStyle w:val="2"/>
-      </w:pPr>
-      <w:bookmarkStart w:id="14" w:name="_Toc240901396"/>
-      <w:r>
-        <w:t>Требования к функциям</w:t>
-      </w:r>
-      <w:bookmarkEnd w:id="14"/>
-    </w:p>
-    <w:p>
-      <w:r>
-        <w:t xml:space="preserve">ИС «WAYO» </w:t>
-      </w:r>
-      <w:r>
-        <w:t>—</w:t>
-      </w:r>
-      <w:r>
-        <w:t xml:space="preserve"> это сервис совместного планирования маршрутов, предназначенный для сокращения времени согласования поездки между несколькими людьми. Для достижения этой цели система должна включать в себя следующие функции:</w:t>
-      </w:r>
-    </w:p>
-    <w:p>
-      <w:pPr>
-        <w:pStyle w:val="a0"/>
-      </w:pPr>
-      <w:r>
-        <w:t>система должна предоставлять пользователю возможность задать точку отправления, точку назначения и произвольное число промежуточных точек выбором на карте либо текстовым поиском адреса;</w:t>
-      </w:r>
-    </w:p>
-    <w:p>
-      <w:pPr>
-        <w:pStyle w:val="a0"/>
-      </w:pPr>
-      <w:r>
-        <w:t>система должна строить маршрут между заданными точками путём запроса к внешнему картографическому провайдеру с сохранением заданного порядка промежуточных точек;</w:t>
-      </w:r>
-    </w:p>
-    <w:p>
-      <w:pPr>
-        <w:pStyle w:val="a0"/>
-      </w:pPr>
-      <w:r>
-        <w:t>система должна отображать построенный маршрут на карте с указанием общего расстояния в километрах и ориентировочного времени в пути в минутах;</w:t>
-      </w:r>
-    </w:p>
-    <w:p>
-      <w:pPr>
-        <w:pStyle w:val="a0"/>
-      </w:pPr>
-      <w:r>
-        <w:t>система должна при ошибке внешнего провайдера или превышении лимита запросов к нему сообщать пользователю о временной невозможности построить маршрут и предлагать повторить попытку позже;</w:t>
-      </w:r>
-    </w:p>
-    <w:p>
-      <w:pPr>
-        <w:pStyle w:val="a0"/>
-      </w:pPr>
-      <w:r>
-        <w:t>система должна сообщать пользователю о невозможности построить маршрут, если заданная точка недостижима по дорожной сети, и предлагать скорректировать её положение;</w:t>
-      </w:r>
-    </w:p>
-    <w:p>
-      <w:pPr>
-        <w:pStyle w:val="a0"/>
-      </w:pPr>
-      <w:r>
-        <w:t>система должна запрашивать у внешнего сервиса точек интереса объекты, расположенные от линии построенного маршрута не далее радиуса, заданного в настройках поездки, и отображать их отдельными маркерами на карте;</w:t>
-      </w:r>
-    </w:p>
-    <w:p>
-      <w:pPr>
-        <w:pStyle w:val="a0"/>
-      </w:pPr>
-      <w:r>
-        <w:t>система должна по выбору пользователя добавлять отображённую точку интереса в маршрут как промежуточную точку и перестраивать маршрут с её учётом;</w:t>
-      </w:r>
-    </w:p>
-    <w:p>
-      <w:pPr>
-        <w:pStyle w:val="a0"/>
-      </w:pPr>
-      <w:r>
-        <w:t>система должна кэшировать результаты запросов точек интереса и повторно использовать их для того же участка маршрута в течение 24 часов без обращения к внешнему сервису;</w:t>
-      </w:r>
-    </w:p>
-    <w:p>
-      <w:pPr>
-        <w:pStyle w:val="a0"/>
-      </w:pPr>
-      <w:r>
-        <w:t>система должна выполнять регистрацию и вход пользователя по адресу электронной почты с подтверждением одноразовым кодом, направляемым на указанный адрес, и предоставлять доступ к функциям поездки только после ввода действительного кода;</w:t>
-      </w:r>
-    </w:p>
-    <w:p>
-      <w:pPr>
-        <w:pStyle w:val="a0"/>
-      </w:pPr>
-      <w:r>
-        <w:t>система должна сохранять построенный маршрут вместе с набором его точек в профиле пользователя и обеспечивать его повторное открытие и редактирование;</w:t>
+        <w:t>Кроме того, система должна сохранять работоспособность при кратковременной потере соединения участником: при восстановлении соединения в течение 30 секунд участнику возвращается актуальная версия маршрута без потери внесённых им до разрыва изменений.</w:t>
+      </w:r>
+    </w:p>
+    <w:p>
+      <w:pPr>
+        <w:pStyle w:val="3"/>
+      </w:pPr>
+      <w:bookmarkStart w:id="36" w:name="_Toc240984102"/>
+      <w:r>
+        <w:t>Требования к безопасности</w:t>
+      </w:r>
+      <w:bookmarkEnd w:id="36"/>
+    </w:p>
+    <w:p>
+      <w:r>
+        <w:t>К безопасности системы предъявляются следующие требовани</w:t>
+      </w:r>
+      <w:r>
+        <w:t xml:space="preserve">е — </w:t>
+      </w:r>
+      <w:r>
+        <w:t xml:space="preserve">система не должна хранить пароли пользователей, должна хранить одноразовый код подтверждения только в виде </w:t>
+      </w:r>
+      <w:proofErr w:type="spellStart"/>
+      <w:r>
+        <w:t>хеша</w:t>
+      </w:r>
+      <w:proofErr w:type="spellEnd"/>
+      <w:r>
+        <w:t xml:space="preserve"> со сроком действия не более 5 минут и не более 3 попыток ввода, а также передавать данные между клиентом и сервером по протоколу TLS версии не ниже 1.2</w:t>
+      </w:r>
+      <w:r>
+        <w:t>.</w:t>
+      </w:r>
+    </w:p>
+    <w:p>
+      <w:r>
+        <w:t>Программное обеспечение не должно произвольно изменять или удалять данные, сохранённые в базе данных в процессе взаимодействия с программой. Передача данных между мобильным приложением и серверной частью должна выполняться исключительно по защищённым протоколам.</w:t>
+      </w:r>
+    </w:p>
+    <w:p>
+      <w:r>
+        <w:t>Система не включает в свой состав собственных технических средств: серверная часть размещается на арендуемом виртуальном выделенном сервере, клиентская часть – на серийных мобильных устройствах пользователей. В связи с этим требования по обеспечению безопасности при монтаже, наладке, обслуживании и ремонте технических средств, требования по защите от воздействия электрического тока и электромагнитных полей, требования к допустимым уровням вибрационных и шумовых нагрузок, а также требования по обеспечению экологической безопасности не предъявляются.</w:t>
+      </w:r>
+    </w:p>
+    <w:p>
+      <w:pPr>
+        <w:pStyle w:val="3"/>
+      </w:pPr>
+      <w:bookmarkStart w:id="37" w:name="_Toc240984103"/>
+      <w:r>
+        <w:t>Требования к эргономике и технической эстетике</w:t>
+      </w:r>
+      <w:bookmarkEnd w:id="37"/>
+    </w:p>
+    <w:p>
+      <w:r>
+        <w:t>Эргономические требования к организации и средствам деятельности пользователей системы, включая состав экранов, средства отображения информации и размещение элементов управления, приведены в подразделе «Требования к пользовательскому интерфейсу» настоящего технического задания. Дополнительно предъявляются следующие требования:</w:t>
+      </w:r>
+    </w:p>
+    <w:p>
+      <w:pPr>
+        <w:pStyle w:val="a0"/>
+      </w:pPr>
+      <w:r>
+        <w:t>человеко-машинный интерфейс должен обеспечивать композиционную целостность – единое расположение заголовка экрана, кнопки «Назад» и нижней панели навигации на всех экранах системы;</w:t>
+      </w:r>
+    </w:p>
+    <w:p>
+      <w:pPr>
+        <w:pStyle w:val="a0"/>
+      </w:pPr>
+      <w:r>
+        <w:t>информационная выразительность интерфейса должна обеспечиваться различением типов точек маршрута и категорий точек интереса на карте условными обозначениями и легендой условных обозначений;</w:t>
       </w:r>
     </w:p>
     <w:p>
@@ -7409,103 +10044,111 @@
       </w:pPr>
       <w:r>
         <w:lastRenderedPageBreak/>
-        <w:t>система должна формировать для поездки уникальную ссылку-приглашение с заданными организатором сроком действия и допустимым числом переходов, не содержащую внутреннего идентификатора поездки в открытом виде, и должна делать ранее выданную ссылку недействительной при формировании новой;</w:t>
-      </w:r>
-    </w:p>
-    <w:p>
-      <w:pPr>
-        <w:pStyle w:val="a0"/>
-      </w:pPr>
-      <w:r>
-        <w:t>система должна добавлять пользователя, перешедшего по действительной ссылке-приглашению, в список участников поездки без ввода внутреннего идентификатора поездки;</w:t>
-      </w:r>
-    </w:p>
-    <w:p>
-      <w:pPr>
-        <w:pStyle w:val="a0"/>
-      </w:pPr>
-      <w:r>
-        <w:t>система должна отклонять переход по ссылке-приглашению с истёкшим сроком действия, исчерпанным лимитом переходов либо отозванной в результате формирования организатором новой ссылки и сообщать пользователю о недействительности приглашения;</w:t>
-      </w:r>
-    </w:p>
-    <w:p>
-      <w:pPr>
-        <w:pStyle w:val="a0"/>
-      </w:pPr>
-      <w:r>
-        <w:t>система должна отклонять присоединение нового участника при достижении установленного организатором ограничения на число участников поездки;</w:t>
-      </w:r>
-    </w:p>
-    <w:p>
-      <w:pPr>
-        <w:pStyle w:val="a0"/>
-      </w:pPr>
-      <w:r>
-        <w:t>система должна назначать участнику, присоединившемуся по ссылке-приглашению, роль наблюдателя с правом только на просмотр маршрута и должна предоставлять организатору возможность изменить роль участника на роль редактора с правом изменения маршрута;</w:t>
-      </w:r>
-    </w:p>
-    <w:p>
-      <w:pPr>
-        <w:pStyle w:val="a0"/>
-      </w:pPr>
-      <w:r>
-        <w:t>система должна уведомлять организатора о присоединении нового участника к поездке не позднее 5 секунд с момента присоединения;</w:t>
-      </w:r>
-    </w:p>
-    <w:p>
-      <w:pPr>
-        <w:pStyle w:val="a0"/>
-      </w:pPr>
-      <w:r>
-        <w:t>система должна предоставлять организатору возможность исключить участника из поездки с немедленным прекращением его доступа к маршруту;</w:t>
-      </w:r>
-    </w:p>
-    <w:p>
-      <w:pPr>
-        <w:pStyle w:val="a0"/>
-      </w:pPr>
-      <w:r>
-        <w:t>система должна принимать от клиентского приложения участника события перемещения, добавления и удаления точек маршрута по постоянному двустороннему соединению;</w:t>
-      </w:r>
-    </w:p>
-    <w:p>
-      <w:pPr>
-        <w:pStyle w:val="a0"/>
-      </w:pPr>
-      <w:r>
-        <w:t>система должна обновлять состояние маршрута и рассылать событие изменения всем остальным участникам активной сессии редактирования после фиксации изменения в хранилище;</w:t>
-      </w:r>
-    </w:p>
-    <w:p>
-      <w:pPr>
-        <w:pStyle w:val="a0"/>
-      </w:pPr>
-      <w:r>
-        <w:t>система должна отображать полученные изменения маршрута на карте участника без перезагрузки страницы и без повторного открытия поездки;</w:t>
-      </w:r>
-    </w:p>
-    <w:p>
-      <w:pPr>
-        <w:pStyle w:val="a0"/>
-      </w:pPr>
-      <w:r>
-        <w:t>система должна отображать перечень участников активной сессии и признак того, какая точка маршрута изменяется участником в текущий момент;</w:t>
-      </w:r>
-    </w:p>
-    <w:p>
-      <w:pPr>
-        <w:pStyle w:val="a0"/>
-      </w:pPr>
-      <w:r>
-        <w:t>система должна при восстановлении соединения участника в течение 30 секунд возвращать ему актуальную версию маршрута с сохранением внесённых им до разрыва изменений;</w:t>
-      </w:r>
-    </w:p>
-    <w:p>
-      <w:pPr>
-        <w:pStyle w:val="a0"/>
-      </w:pPr>
-      <w:r>
-        <w:t>система должна предоставлять организатору и любому участнику поездки, имеющему роль редактора, возможность задать в настройках поездки радиус подбора точек интереса в диапазоне от 500 до 5000 м и должна применять заданное значение для всех участников поездки;</w:t>
+        <w:t>сообщения об отказах должны содержать причину отказа и элемент повтора операции; не допускается отображение пользователю внутренних кодов и текстов ошибок внешних сервисов без пояснения;</w:t>
+      </w:r>
+    </w:p>
+    <w:p>
+      <w:pPr>
+        <w:pStyle w:val="a0"/>
+      </w:pPr>
+      <w:r>
+        <w:t>рациональность формы должна обеспечиваться размещением органов управления маршрутом в пределах одной панели «Конструктор», доступной без перехода на другие экраны;</w:t>
+      </w:r>
+    </w:p>
+    <w:p>
+      <w:pPr>
+        <w:pStyle w:val="a0"/>
+      </w:pPr>
+      <w:r>
+        <w:t>требования к организации рабочего места не предъявляются, поскольку система эксплуатируется на личных мобильных устройствах пользователей в произвольных условиях.</w:t>
+      </w:r>
+    </w:p>
+    <w:p>
+      <w:pPr>
+        <w:pStyle w:val="3"/>
+      </w:pPr>
+      <w:bookmarkStart w:id="38" w:name="_Toc240984104"/>
+      <w:r>
+        <w:t>Требования к транспортабельности</w:t>
+      </w:r>
+      <w:bookmarkEnd w:id="38"/>
+    </w:p>
+    <w:p>
+      <w:r>
+        <w:t>Требования к транспортабельности не предъявляются.</w:t>
+      </w:r>
+    </w:p>
+    <w:p>
+      <w:pPr>
+        <w:pStyle w:val="3"/>
+      </w:pPr>
+      <w:bookmarkStart w:id="39" w:name="_Toc240984105"/>
+      <w:r>
+        <w:t>Требования к эксплуатации, техническому обслуживанию, ремонту и хранению компонентов системы</w:t>
+      </w:r>
+      <w:bookmarkEnd w:id="39"/>
+    </w:p>
+    <w:p>
+      <w:r>
+        <w:t>К эксплуатации, техническому обслуживанию, ремонту и хранению компонентов системы предъявляются следующие требования:</w:t>
+      </w:r>
+    </w:p>
+    <w:p>
+      <w:pPr>
+        <w:pStyle w:val="a0"/>
+      </w:pPr>
+      <w:r>
+        <w:t>режим эксплуатации серверной части и базы данных – круглосуточный, без постоянного присутствия обслуживающего персонала;</w:t>
+      </w:r>
+    </w:p>
+    <w:p>
+      <w:pPr>
+        <w:pStyle w:val="a0"/>
+      </w:pPr>
+      <w:r>
+        <w:t>плановое обслуживание системы должно выполняться в окне продолжительностью не более 2 часов не чаще одного раза в календарный месяц, в интервале с 02:00 до 06:00; время планового обслуживания не учитывается при расчёте показателя доступности сервиса;</w:t>
+      </w:r>
+    </w:p>
+    <w:p>
+      <w:pPr>
+        <w:pStyle w:val="a0"/>
+      </w:pPr>
+      <w:r>
+        <w:t>в состав работ по техническому обслуживанию должны входить обновление образов Docker-контейнеров, установка обновлений безопасности операционной системы, проверка выполнения резервного копирования базы данных, очистка устаревших записей кэша ответов внешних геосервисов и просроченных одноразовых кодов подтверждения;</w:t>
+      </w:r>
+    </w:p>
+    <w:p>
+      <w:pPr>
+        <w:pStyle w:val="a0"/>
+      </w:pPr>
+      <w:r>
+        <w:t>контроль технического состояния системы должен выполняться по журналам работы и данным мониторинга доступности серверной части;</w:t>
+      </w:r>
+    </w:p>
+    <w:p>
+      <w:pPr>
+        <w:pStyle w:val="a0"/>
+      </w:pPr>
+      <w:r>
+        <w:t>требования к допустимым площадям для размещения персонала и технических средств, к параметрам сетей энергоснабжения, вентиляции и охлаждения не предъявляются: размещение серверного оборудования обеспечивает хостинг-провайдер</w:t>
+      </w:r>
+      <w:r>
+        <w:t>.</w:t>
+      </w:r>
+    </w:p>
+    <w:p>
+      <w:pPr>
+        <w:pStyle w:val="3"/>
+      </w:pPr>
+      <w:bookmarkStart w:id="40" w:name="_Toc240984106"/>
+      <w:r>
+        <w:t>Требования к защите информации от несанкционированного доступа</w:t>
+      </w:r>
+      <w:bookmarkEnd w:id="40"/>
+    </w:p>
+    <w:p>
+      <w:r>
+        <w:t>К защите информации от несанкционированного доступа предъявляются следующие требования:</w:t>
       </w:r>
     </w:p>
     <w:p>
@@ -7514,39 +10157,163 @@
       </w:pPr>
       <w:r>
         <w:lastRenderedPageBreak/>
-        <w:t>система должна формировать представление маршрута в виде последовательности шагов, каждый из которых соответствует пути до следующей точки маршрута, и при отображении шага затемнять остальную часть маршрута, показывая только текущее положение пользователя, следующую точку и расстояние до неё без построения линии пути между ними;</w:t>
-      </w:r>
-    </w:p>
-    <w:p>
-      <w:pPr>
-        <w:pStyle w:val="a0"/>
-      </w:pPr>
-      <w:r>
-        <w:t>система должна формировать ссылку-протокол с полным набором координат точек маршрута в формате, поддерживаемом внешним навигационным приложением;</w:t>
-      </w:r>
-    </w:p>
-    <w:p>
-      <w:pPr>
-        <w:pStyle w:val="a0"/>
-      </w:pPr>
-      <w:r>
-        <w:t>система должна по подтверждению пользователя инициировать открытие внешнего навигационного приложения с передачей ему точек маршрута;</w:t>
-      </w:r>
-    </w:p>
-    <w:p>
-      <w:pPr>
-        <w:pStyle w:val="a0"/>
-      </w:pPr>
-      <w:r>
-        <w:t>система должна при отсутствии на устройстве поддерживаемого навигационного приложения предлагать открытие маршрута веб-ссылкой на карту;</w:t>
-      </w:r>
-    </w:p>
-    <w:p>
-      <w:pPr>
-        <w:pStyle w:val="a0"/>
-      </w:pPr>
-      <w:r>
-        <w:t>система должна при превышении ограничения внешнего протокола на число точек исключать из экспорта точки, добавленные из точек интереса, либо уведомлять организатора о необходимости сократить число точек вручную</w:t>
+        <w:t>система должна предоставлять доступ к маршруту поездки только её организатору и включённым в список участникам, отклоняя прочие запросы с кодом 403;</w:t>
+      </w:r>
+    </w:p>
+    <w:p>
+      <w:pPr>
+        <w:pStyle w:val="a0"/>
+      </w:pPr>
+      <w:r>
+        <w:t>система должна ограничивать срок действия ссылки-приглашения значением, задаваемым организатором в пределах не более 72 часов, и допустимым числом переходов, также задаваемым организатором;</w:t>
+      </w:r>
+    </w:p>
+    <w:p>
+      <w:pPr>
+        <w:pStyle w:val="a0"/>
+      </w:pPr>
+      <w:r>
+        <w:t>состав данных, передаваемых участникам совместной сессии, должен ограничиваться отображаемым именем участника и его действиями с точками маршрута.</w:t>
+      </w:r>
+    </w:p>
+    <w:p>
+      <w:r>
+        <w:t>Доступ к функциям поездки должен предоставляться только после успешного входа в аккаунт. Маркер доступа должен храниться в защищённом хранилище устройства пользователя и передаваться при каждом запросе к серверной части.</w:t>
+      </w:r>
+    </w:p>
+    <w:p>
+      <w:pPr>
+        <w:pStyle w:val="3"/>
+      </w:pPr>
+      <w:bookmarkStart w:id="41" w:name="_Toc240984107"/>
+      <w:r>
+        <w:t>Требования по сохранности информации при авариях</w:t>
+      </w:r>
+      <w:bookmarkEnd w:id="41"/>
+    </w:p>
+    <w:p>
+      <w:r>
+        <w:t>Сохранность информации в системе должна быть обеспечена при возникновении следующих событий:</w:t>
+      </w:r>
+    </w:p>
+    <w:p>
+      <w:pPr>
+        <w:pStyle w:val="a0"/>
+      </w:pPr>
+      <w:r>
+        <w:t>потеря электропитания и аварийное завершение работы виртуального выделенного сервера;</w:t>
+      </w:r>
+    </w:p>
+    <w:p>
+      <w:pPr>
+        <w:pStyle w:val="a0"/>
+      </w:pPr>
+      <w:r>
+        <w:t>аварийный перезапуск контейнера серверной части или контейнера базы данных;</w:t>
+      </w:r>
+    </w:p>
+    <w:p>
+      <w:pPr>
+        <w:pStyle w:val="a0"/>
+      </w:pPr>
+      <w:r>
+        <w:t>отказ дискового накопителя, на котором размещён том Docker с данными базы данных;</w:t>
+      </w:r>
+    </w:p>
+    <w:p>
+      <w:pPr>
+        <w:pStyle w:val="a0"/>
+      </w:pPr>
+      <w:r>
+        <w:t>обрыв соединения участника сессии совместного редактирования и аварийное завершение работы мобильного приложения.</w:t>
+      </w:r>
+    </w:p>
+    <w:p>
+      <w:r>
+        <w:t>При возникновении перечисленных событий должны быть сохранены учётные данные пользователей, сведения о поездках, точки маршрута, сведения об участниках поездок, журнал согласий на обработку персональных и геолокационных данных, а также все изменения маршрута, подтверждённые сервером. Утрата записей кэша ответов внешних геосервисов и записей одноразовых кодов подтверждения допускается. Восстановление данных при отказе дискового накопителя должно выполняться из резервной копии в порядке, установленном подразделом «Требования к контролю, хранению, обновлению и восстановлению данных».</w:t>
+      </w:r>
+    </w:p>
+    <w:p>
+      <w:pPr>
+        <w:pStyle w:val="3"/>
+      </w:pPr>
+      <w:bookmarkStart w:id="42" w:name="_Toc240984108"/>
+      <w:r>
+        <w:t>Требования к защите от влияния внешних воздействий</w:t>
+      </w:r>
+      <w:bookmarkEnd w:id="42"/>
+    </w:p>
+    <w:p>
+      <w:r>
+        <w:t xml:space="preserve">Требования </w:t>
+      </w:r>
+      <w:r>
+        <w:t>к защите от влияния внешних воздействий</w:t>
+      </w:r>
+      <w:r>
+        <w:t xml:space="preserve"> не предъявляются.</w:t>
+      </w:r>
+    </w:p>
+    <w:p>
+      <w:pPr>
+        <w:pStyle w:val="3"/>
+      </w:pPr>
+      <w:bookmarkStart w:id="43" w:name="_Toc240984109"/>
+      <w:r>
+        <w:lastRenderedPageBreak/>
+        <w:t>Требования к патентной чистоте и патентоспособности</w:t>
+      </w:r>
+      <w:bookmarkEnd w:id="43"/>
+    </w:p>
+    <w:p>
+      <w:r>
+        <w:t>При разработке программного обеспечения должны использоваться только такие объекты интеллектуальной собственности, права на которые приобретены (получены) и используются без нарушений прав на интеллектуальную собственность третьих лиц. Это требование должно обеспечивать соблюдение авторских, смежных, патентных и иных прав. Картографические данные и сведения о точках интереса должны использоваться в соответствии с лицензионными условиями их поставщиков, включая обязательное указание источника данных на экране карты.</w:t>
+      </w:r>
+    </w:p>
+    <w:p>
+      <w:pPr>
+        <w:pStyle w:val="3"/>
+      </w:pPr>
+      <w:bookmarkStart w:id="44" w:name="_Toc240984110"/>
+      <w:r>
+        <w:t>Требования к стандартизации и унификации</w:t>
+      </w:r>
+      <w:bookmarkEnd w:id="44"/>
+    </w:p>
+    <w:p>
+      <w:r>
+        <w:t xml:space="preserve">Программная документация должна разрабатываться в соответствии с ГОСТ 34.602-2020, ГОСТ 7.32-2017, а также СТП </w:t>
+      </w:r>
+      <w:proofErr w:type="spellStart"/>
+      <w:r>
+        <w:t>ВятГУ</w:t>
+      </w:r>
+      <w:proofErr w:type="spellEnd"/>
+      <w:r>
+        <w:t xml:space="preserve"> 101-2004. Обмен данными между мобильным приложением и серверной частью должен выполняться в формате JSON. Географические координаты должны представляться в системе координат WGS-84. Дата и время должны представляться в формате ISO 8601.</w:t>
+      </w:r>
+    </w:p>
+    <w:p>
+      <w:pPr>
+        <w:pStyle w:val="3"/>
+      </w:pPr>
+      <w:bookmarkStart w:id="45" w:name="_Toc240984111"/>
+      <w:r>
+        <w:t>Ограничения, накладываемые на систему</w:t>
+      </w:r>
+      <w:bookmarkEnd w:id="45"/>
+    </w:p>
+    <w:p>
+      <w:r>
+        <w:t>На разрабатываемую систему накладываются следующие ограничения:</w:t>
+      </w:r>
+    </w:p>
+    <w:p>
+      <w:pPr>
+        <w:pStyle w:val="a0"/>
+      </w:pPr>
+      <w:r>
+        <w:t>система не должна реализовывать собственный дорожный граф и алгоритм маршрутизации; геометрия и метрики маршрута должны получаться исключительно от внешнего картографического провайдера</w:t>
       </w:r>
       <w:r>
         <w:t>;</w:t>
@@ -7557,599 +10324,51 @@
         <w:pStyle w:val="a0"/>
       </w:pPr>
       <w:r>
-        <w:t>система должна запрашивать явное согласие пользователя на обработку персональных и геолокационных данных до начала их сбора и хранить факт получения согласия;</w:t>
-      </w:r>
-    </w:p>
-    <w:p>
-      <w:pPr>
-        <w:pStyle w:val="a0"/>
-      </w:pPr>
-      <w:r>
-        <w:t>система должна предоставлять пользователю возможность просмотреть, изменить и удалить свои учётные данные и сохранённые маршруты в срок не более 3 рабочих дней с момента запроса.</w:t>
-      </w:r>
-    </w:p>
-    <w:p>
-      <w:pPr>
-        <w:pStyle w:val="2"/>
-      </w:pPr>
-      <w:bookmarkStart w:id="15" w:name="_Toc240901397"/>
-      <w:r>
-        <w:t>Требования к видам обеспечения</w:t>
-      </w:r>
-      <w:bookmarkEnd w:id="15"/>
-    </w:p>
-    <w:p>
-      <w:r>
-        <w:t>Данный раздел настоящего технического задания содержит основные требования к видам обеспечения.</w:t>
-      </w:r>
-    </w:p>
-    <w:p>
-      <w:pPr>
-        <w:pStyle w:val="3"/>
-      </w:pPr>
-      <w:bookmarkStart w:id="16" w:name="_Toc240901398"/>
-      <w:r>
-        <w:t>Требования к математическому обеспечению</w:t>
-      </w:r>
-      <w:bookmarkEnd w:id="16"/>
-    </w:p>
-    <w:p>
-      <w:r>
-        <w:t xml:space="preserve">Требования к математическому обеспечению </w:t>
-      </w:r>
-      <w:r>
-        <w:t>не предъявляются.</w:t>
-      </w:r>
-    </w:p>
-    <w:p>
-      <w:pPr>
-        <w:pStyle w:val="3"/>
-      </w:pPr>
-      <w:bookmarkStart w:id="17" w:name="_Toc240901399"/>
-      <w:r>
-        <w:t>Требования к информационному обеспечению</w:t>
-      </w:r>
-      <w:bookmarkEnd w:id="17"/>
-    </w:p>
-    <w:p>
-      <w:r>
-        <w:t>Данный раздел настоящего технического задания содержит основные требования к информационному обеспечению.</w:t>
-      </w:r>
-    </w:p>
-    <w:p>
-      <w:pPr>
-        <w:pStyle w:val="4"/>
-      </w:pPr>
-      <w:bookmarkStart w:id="18" w:name="_Toc240901400"/>
-      <w:r>
-        <w:t>Требования к структуре данных</w:t>
-      </w:r>
-      <w:bookmarkEnd w:id="18"/>
-    </w:p>
-    <w:p>
-      <w:r>
-        <w:t xml:space="preserve">База данных должна быть развёрнута на выделенном виртуальном сервере в виде </w:t>
-      </w:r>
-      <w:proofErr w:type="spellStart"/>
-      <w:r>
-        <w:t>Docker</w:t>
-      </w:r>
-      <w:proofErr w:type="spellEnd"/>
-      <w:r>
-        <w:t xml:space="preserve">-контейнера на основе официального образа </w:t>
-      </w:r>
-      <w:proofErr w:type="spellStart"/>
-      <w:r>
-        <w:t>PostgreSQL</w:t>
-      </w:r>
-      <w:proofErr w:type="spellEnd"/>
-      <w:r>
-        <w:t xml:space="preserve"> (версия 15 или выше). Все данные БД хранятся в виде набора специальных файлов внутри контейнера в директории </w:t>
-      </w:r>
+        <w:t>система обязана соблюдать суточные лимиты запросов и лицензионные условия внешних сервисов, включая обязательное указание источника картографических данных на экране карты;</w:t>
+      </w:r>
+    </w:p>
+    <w:p>
+      <w:pPr>
+        <w:pStyle w:val="a0"/>
+      </w:pPr>
+      <w:r>
+        <w:t>система не должна хранить собственный каталог описаний достопримечательностей; сведения об объектах должны запрашиваться у внешнего сервиса точек интереса;</w:t>
+      </w:r>
+    </w:p>
+    <w:p>
+      <w:pPr>
+        <w:pStyle w:val="a0"/>
+      </w:pPr>
+      <w:r>
+        <w:t>система не должна выполнять навигацию в движении, включая голосовые подсказки и перестроение маршрута из-за дорожной обстановки; эти функции остаются за внешним навигационным приложением;</w:t>
+      </w:r>
+    </w:p>
+    <w:p>
+      <w:pPr>
+        <w:pStyle w:val="a0"/>
+      </w:pPr>
+      <w:r>
+        <w:t>система не должна обрабатывать и хранить финансовые данные, а также выполнять бронирование мест, билетов и столиков в точках интереса</w:t>
+      </w:r>
+      <w:r>
+        <w:t>;</w:t>
+      </w:r>
+    </w:p>
+    <w:p>
+      <w:pPr>
+        <w:pStyle w:val="a0"/>
+      </w:pPr>
+      <w:r>
+        <w:t>обработка персональных и геолокационных данных пользователей должна выполняться в соответствии с требованиями законодательства о персональных данных и только при наличии согласия пользователя;</w:t>
+      </w:r>
+    </w:p>
+    <w:p>
+      <w:pPr>
+        <w:pStyle w:val="a0"/>
+      </w:pPr>
       <w:r>
         <w:lastRenderedPageBreak/>
-        <w:t>/</w:t>
-      </w:r>
-      <w:proofErr w:type="spellStart"/>
-      <w:r>
-        <w:t>var</w:t>
-      </w:r>
-      <w:proofErr w:type="spellEnd"/>
-      <w:r>
-        <w:t>/</w:t>
-      </w:r>
-      <w:proofErr w:type="spellStart"/>
-      <w:r>
-        <w:t>lib</w:t>
-      </w:r>
-      <w:proofErr w:type="spellEnd"/>
-      <w:r>
-        <w:t>/</w:t>
-      </w:r>
-      <w:proofErr w:type="spellStart"/>
-      <w:r>
-        <w:t>postgresql</w:t>
-      </w:r>
-      <w:proofErr w:type="spellEnd"/>
-      <w:r>
-        <w:t>/</w:t>
-      </w:r>
-      <w:proofErr w:type="spellStart"/>
-      <w:r>
-        <w:t>data</w:t>
-      </w:r>
-      <w:proofErr w:type="spellEnd"/>
-      <w:r>
-        <w:t xml:space="preserve">/. Данные хранятся в бинарном формате СУБД </w:t>
-      </w:r>
-      <w:proofErr w:type="spellStart"/>
-      <w:r>
-        <w:t>PostgreSQL</w:t>
-      </w:r>
-      <w:proofErr w:type="spellEnd"/>
-      <w:r>
-        <w:t xml:space="preserve">, оптимизированном для быстрого поиска и обработки. Для сохранности данных при перезапуске контейнера используется том </w:t>
-      </w:r>
-      <w:proofErr w:type="spellStart"/>
-      <w:r>
-        <w:t>Docker</w:t>
-      </w:r>
-      <w:proofErr w:type="spellEnd"/>
-      <w:r>
-        <w:t>, подключённый к /</w:t>
-      </w:r>
-      <w:proofErr w:type="spellStart"/>
-      <w:r>
-        <w:t>var</w:t>
-      </w:r>
-      <w:proofErr w:type="spellEnd"/>
-      <w:r>
-        <w:t>/</w:t>
-      </w:r>
-      <w:proofErr w:type="spellStart"/>
-      <w:r>
-        <w:t>lib</w:t>
-      </w:r>
-      <w:proofErr w:type="spellEnd"/>
-      <w:r>
-        <w:t>/</w:t>
-      </w:r>
-      <w:proofErr w:type="spellStart"/>
-      <w:r>
-        <w:t>postgresql</w:t>
-      </w:r>
-      <w:proofErr w:type="spellEnd"/>
-      <w:r>
-        <w:t>/</w:t>
-      </w:r>
-      <w:proofErr w:type="spellStart"/>
-      <w:r>
-        <w:t>data</w:t>
-      </w:r>
-      <w:proofErr w:type="spellEnd"/>
-      <w:r>
-        <w:t>/.</w:t>
-      </w:r>
-    </w:p>
-    <w:p>
-      <w:r>
-        <w:t>База данных должна обеспечивать хранение следующих групп сведений:</w:t>
-      </w:r>
-    </w:p>
-    <w:p>
-      <w:pPr>
-        <w:pStyle w:val="a0"/>
-      </w:pPr>
-      <w:r>
-        <w:t>учётные данные пользователей: идентификатор, адрес электронной почты, отображаемое имя, дата регистрации;</w:t>
-      </w:r>
-    </w:p>
-    <w:p>
-      <w:pPr>
-        <w:pStyle w:val="a0"/>
-      </w:pPr>
-      <w:r>
-        <w:t>сведения о поездках: идентификатор, наименование, организатор, настройки подбора точек интереса, максимальное число участников, дата создания и дата последнего изменения;</w:t>
-      </w:r>
-    </w:p>
-    <w:p>
-      <w:pPr>
-        <w:pStyle w:val="a0"/>
-      </w:pPr>
-      <w:r>
-        <w:t>точки маршрута: идентификатор, принадлежность поездке, порядковый номер, тип точки, координаты, наименование и адрес;</w:t>
-      </w:r>
-    </w:p>
-    <w:p>
-      <w:pPr>
-        <w:pStyle w:val="a0"/>
-      </w:pPr>
-      <w:r>
-        <w:t>сведения об участниках поездки: пользователь, поездка, роль, дата присоединения;</w:t>
-      </w:r>
-    </w:p>
-    <w:p>
-      <w:pPr>
-        <w:pStyle w:val="a0"/>
-      </w:pPr>
-      <w:r>
-        <w:t>ссылки-приглашения: идентификатор, поездка, срок действия, допустимое и израсходованное число переходов, признак отзыва;</w:t>
-      </w:r>
-    </w:p>
-    <w:p>
-      <w:pPr>
-        <w:pStyle w:val="a0"/>
-      </w:pPr>
-      <w:proofErr w:type="spellStart"/>
-      <w:r>
-        <w:t>хеши</w:t>
-      </w:r>
-      <w:proofErr w:type="spellEnd"/>
-      <w:r>
-        <w:t xml:space="preserve"> одноразовых кодов подтверждения со сроком действия и числом использованных попыток ввода;</w:t>
-      </w:r>
-    </w:p>
-    <w:p>
-      <w:pPr>
-        <w:pStyle w:val="a0"/>
-      </w:pPr>
-      <w:r>
-        <w:t>журнал согласий пользователей на обработку персональных и геолокационных данных;</w:t>
-      </w:r>
-    </w:p>
-    <w:p>
-      <w:pPr>
-        <w:pStyle w:val="a0"/>
-      </w:pPr>
-      <w:r>
-        <w:t xml:space="preserve">кэш ответов внешних </w:t>
-      </w:r>
-      <w:proofErr w:type="spellStart"/>
-      <w:r>
-        <w:t>геосервисов</w:t>
-      </w:r>
-      <w:proofErr w:type="spellEnd"/>
-      <w:r>
-        <w:t xml:space="preserve"> с указанием участка маршрута, времени получения и срока действия записи.</w:t>
-      </w:r>
-    </w:p>
-    <w:p>
-      <w:r>
-        <w:t xml:space="preserve">Сведения о пользователях, поездках и точках маршрута должны храниться до момента их удаления пользователем. Записи кэша ответов внешних </w:t>
-      </w:r>
-      <w:proofErr w:type="spellStart"/>
-      <w:r>
-        <w:t>геосервисов</w:t>
-      </w:r>
-      <w:proofErr w:type="spellEnd"/>
-      <w:r>
-        <w:t xml:space="preserve"> должны удаляться по истечении 24 часов с момента их создания. Записи одноразовых кодов подтверждения должны удаляться по истечении срока их действия.</w:t>
-      </w:r>
-    </w:p>
-    <w:p>
-      <w:pPr>
-        <w:pStyle w:val="4"/>
-      </w:pPr>
-      <w:bookmarkStart w:id="19" w:name="_Toc240901401"/>
-      <w:r>
-        <w:t>Требования к операционной системе</w:t>
-      </w:r>
-      <w:bookmarkEnd w:id="19"/>
-    </w:p>
-    <w:p>
-      <w:r>
-        <w:t xml:space="preserve">Мобильное приложение должно исправно функционировать на устройствах под управлением операционных систем </w:t>
-      </w:r>
-      <w:proofErr w:type="spellStart"/>
-      <w:r>
-        <w:t>Android</w:t>
-      </w:r>
-      <w:proofErr w:type="spellEnd"/>
-      <w:r>
-        <w:t xml:space="preserve"> версии 9.0 и выше и </w:t>
-      </w:r>
-      <w:proofErr w:type="spellStart"/>
-      <w:r>
-        <w:t>iOS</w:t>
-      </w:r>
-      <w:proofErr w:type="spellEnd"/>
-      <w:r>
-        <w:t xml:space="preserve"> версии 15.0 и выше. Серверная часть ИС и база данных должны разворачиваться на операционной системе Ubuntu 20.04/22.04 LTS либо ином стабильном дистрибутиве Linux.</w:t>
-      </w:r>
-    </w:p>
-    <w:p>
-      <w:pPr>
-        <w:pStyle w:val="4"/>
-      </w:pPr>
-      <w:bookmarkStart w:id="20" w:name="_Toc240901402"/>
-      <w:r>
-        <w:t>Требования к входным данным</w:t>
-      </w:r>
-      <w:bookmarkEnd w:id="20"/>
-    </w:p>
-    <w:p>
-      <w:r>
-        <w:t>Система может ожидать от пользователя следующие входные данные:</w:t>
-      </w:r>
-    </w:p>
-    <w:p>
-      <w:pPr>
-        <w:pStyle w:val="a0"/>
-      </w:pPr>
-      <w:r>
-        <w:t>адрес электронной почты в формате, соответствующем общепринятой записи адреса;</w:t>
-      </w:r>
-    </w:p>
-    <w:p>
-      <w:pPr>
-        <w:pStyle w:val="a0"/>
-      </w:pPr>
-      <w:r>
-        <w:t>одноразовый код подтверждения, состоящий из четырёх цифр;</w:t>
-      </w:r>
-    </w:p>
-    <w:p>
-      <w:pPr>
-        <w:pStyle w:val="a0"/>
-      </w:pPr>
-      <w:r>
-        <w:t>наименование поездки в виде строки длиной не более 100 символов;</w:t>
-      </w:r>
-    </w:p>
-    <w:p>
-      <w:pPr>
-        <w:pStyle w:val="a0"/>
-      </w:pPr>
-      <w:r>
-        <w:lastRenderedPageBreak/>
-        <w:t>текстовый поисковый запрос адреса или наименования объекта длиной не более 200 символов;</w:t>
-      </w:r>
-    </w:p>
-    <w:p>
-      <w:pPr>
-        <w:pStyle w:val="a0"/>
-      </w:pPr>
-      <w:r>
-        <w:t>географические координаты точки, выбранной на карте;</w:t>
-      </w:r>
-    </w:p>
-    <w:p>
-      <w:pPr>
-        <w:pStyle w:val="a0"/>
-      </w:pPr>
-      <w:r>
-        <w:t>радиус подбора точек интереса в виде целого числа в диапазоне от 500 до 5000 метров;</w:t>
-      </w:r>
-    </w:p>
-    <w:p>
-      <w:pPr>
-        <w:pStyle w:val="a0"/>
-      </w:pPr>
-      <w:r>
-        <w:t>максимальное число участников поездки в виде целого числа;</w:t>
-      </w:r>
-    </w:p>
-    <w:p>
-      <w:pPr>
-        <w:pStyle w:val="a0"/>
-      </w:pPr>
-      <w:r>
-        <w:t>срок действия и допустимое число переходов по ссылке-приглашению.</w:t>
-      </w:r>
-    </w:p>
-    <w:p>
-      <w:r>
-        <w:t>Все входные данные должны проверяться на стороне мобильного приложения и повторно на стороне сервера. При вводе данных, не соответствующих указанным ограничениям, система должна отображать сообщение об ошибке и не выполнять соответствующую операцию.</w:t>
-      </w:r>
-    </w:p>
-    <w:p>
-      <w:pPr>
-        <w:pStyle w:val="4"/>
-      </w:pPr>
-      <w:bookmarkStart w:id="21" w:name="_Toc240901403"/>
-      <w:r>
-        <w:t>Требования к лингвистическому обеспечению</w:t>
-      </w:r>
-      <w:bookmarkEnd w:id="21"/>
-    </w:p>
-    <w:p>
-      <w:r>
-        <w:t>В рамках проекта реализуется локализация только на русский язык. Сведения о точках интереса отображаются в том виде, в котором они получены от внешнего сервиса поиска мест.</w:t>
-      </w:r>
-    </w:p>
-    <w:p>
-      <w:pPr>
-        <w:pStyle w:val="3"/>
-      </w:pPr>
-      <w:bookmarkStart w:id="22" w:name="_Toc240901404"/>
-      <w:r>
-        <w:t>Требования к метрологическому обеспечению</w:t>
-      </w:r>
-      <w:bookmarkEnd w:id="22"/>
-    </w:p>
-    <w:p>
-      <w:r>
-        <w:t xml:space="preserve">В рамках проекта требования к метрологическому обеспечению не применяются. Точность географических координат определяется внешним картографическим провайдером и средствами позиционирования устройства </w:t>
-      </w:r>
-      <w:r>
-        <w:t>пользователя,</w:t>
-      </w:r>
-      <w:r>
-        <w:t xml:space="preserve"> и системой не нормируется.</w:t>
-      </w:r>
-    </w:p>
-    <w:p>
-      <w:pPr>
-        <w:pStyle w:val="3"/>
-      </w:pPr>
-      <w:bookmarkStart w:id="23" w:name="_Toc240901405"/>
-      <w:r>
-        <w:t>Требования к техническому обеспечению</w:t>
-      </w:r>
-      <w:bookmarkEnd w:id="23"/>
-    </w:p>
-    <w:p>
-      <w:r>
-        <w:t>Мобильное приложение должно исправно функционировать на аппаратном обеспечении, которое соответствует следующим параметрам:</w:t>
-      </w:r>
-    </w:p>
-    <w:p>
-      <w:pPr>
-        <w:pStyle w:val="a0"/>
-      </w:pPr>
-      <w:r>
-        <w:t>процессор: от четырёх ядер с тактовой частотой от 1,6 гигагерца;</w:t>
-      </w:r>
-    </w:p>
-    <w:p>
-      <w:pPr>
-        <w:pStyle w:val="a0"/>
-      </w:pPr>
-      <w:r>
-        <w:t>оперативная память: не менее двух гигабайт;</w:t>
-      </w:r>
-    </w:p>
-    <w:p>
-      <w:pPr>
-        <w:pStyle w:val="a0"/>
-      </w:pPr>
-      <w:r>
-        <w:t>место в памяти устройства: не менее двухсот мегабайт;</w:t>
-      </w:r>
-    </w:p>
-    <w:p>
-      <w:pPr>
-        <w:pStyle w:val="a0"/>
-      </w:pPr>
-      <w:r>
-        <w:t>наличие приёмника спутниковой навигации;</w:t>
-      </w:r>
-    </w:p>
-    <w:p>
-      <w:pPr>
-        <w:pStyle w:val="a0"/>
-      </w:pPr>
-      <w:r>
-        <w:t>наличие постоянного доступа к сети Интернет.</w:t>
-      </w:r>
-    </w:p>
-    <w:p>
-      <w:r>
-        <w:t>База данных и с</w:t>
-      </w:r>
-      <w:r>
-        <w:t>ерверная часть ИС должна разворачиваться на виртуальном выделенном сервере с минимальными системными требованиями:</w:t>
-      </w:r>
-    </w:p>
-    <w:p>
-      <w:pPr>
-        <w:pStyle w:val="a0"/>
-      </w:pPr>
-      <w:r>
-        <w:t>процессор: от двух ядер с тактовой частотой от одного гигагерца;</w:t>
-      </w:r>
-    </w:p>
-    <w:p>
-      <w:pPr>
-        <w:pStyle w:val="a0"/>
-      </w:pPr>
-      <w:r>
-        <w:t>оперативная память: не менее четырёх гигабайт;</w:t>
-      </w:r>
-    </w:p>
-    <w:p>
-      <w:pPr>
-        <w:pStyle w:val="a0"/>
-      </w:pPr>
-      <w:r>
-        <w:t>место на диске: не менее двадцати гигабайт;</w:t>
-      </w:r>
-    </w:p>
-    <w:p>
-      <w:pPr>
-        <w:pStyle w:val="a0"/>
-      </w:pPr>
-      <w:r>
-        <w:lastRenderedPageBreak/>
-        <w:t>операционная система: Ubuntu 20.04/22.04 LTS или другой стабильный дистрибутив Linux.</w:t>
-      </w:r>
-    </w:p>
-    <w:p>
-      <w:pPr>
-        <w:pStyle w:val="3"/>
-      </w:pPr>
-      <w:bookmarkStart w:id="24" w:name="_Toc240901406"/>
-      <w:r>
-        <w:t>Требования к программному обеспечению</w:t>
-      </w:r>
-      <w:bookmarkEnd w:id="24"/>
-    </w:p>
-    <w:p>
-      <w:r>
-        <w:t>К программному обеспечению системы предъявляются следующие требования:</w:t>
-      </w:r>
-    </w:p>
-    <w:p>
-      <w:pPr>
-        <w:pStyle w:val="a0"/>
-      </w:pPr>
-      <w:r>
-        <w:t xml:space="preserve">серверная часть должна разворачиваться в виде </w:t>
-      </w:r>
-      <w:proofErr w:type="spellStart"/>
-      <w:r>
-        <w:t>Docker</w:t>
-      </w:r>
-      <w:proofErr w:type="spellEnd"/>
-      <w:r>
-        <w:t>-контейнеров;</w:t>
-      </w:r>
-    </w:p>
-    <w:p>
-      <w:pPr>
-        <w:pStyle w:val="a0"/>
-      </w:pPr>
-      <w:r>
-        <w:t>взаимодействие мобильного приложения с серверной частью должно осуществляться по протоколу HTTPS в стиле REST, а обмен событиями сессии совместного редактирования – по протоколу WSS;</w:t>
-      </w:r>
-    </w:p>
-    <w:p>
-      <w:pPr>
-        <w:pStyle w:val="a0"/>
-      </w:pPr>
-      <w:r>
-        <w:t>в составе системы должны использоваться только программные продукты и библиотеки, распространяемые по лицензиям, допускающим их использование в разрабатываемом продукте;</w:t>
-      </w:r>
-    </w:p>
-    <w:p>
-      <w:pPr>
-        <w:pStyle w:val="a0"/>
-      </w:pPr>
-      <w:r>
-        <w:t>система должна обращаться к внешнему картографическому провайдеру и внешнему сервису поиска мест через их официальные программные интерфейсы.</w:t>
-      </w:r>
-    </w:p>
-    <w:p>
-      <w:pPr>
-        <w:pStyle w:val="2"/>
-      </w:pPr>
-      <w:bookmarkStart w:id="25" w:name="_Toc240901407"/>
-      <w:r>
-        <w:t>Требования к надёжности</w:t>
-      </w:r>
-      <w:bookmarkEnd w:id="25"/>
-    </w:p>
-    <w:p>
-      <w:r>
-        <w:t>Пользователю, работающему с системой, должен быть предоставлен непрерывный доступ к работе с функционалом. Программа не должна непредвиденно завершать работу. Отказ вследствие некорректных действий или вводимых данных пользователя должен быть исключён. К надёжности системы предъявляются следующие требования:</w:t>
-      </w:r>
-    </w:p>
-    <w:p>
-      <w:pPr>
-        <w:pStyle w:val="a0"/>
-      </w:pPr>
-      <w:r>
-        <w:t>система должна обеспечивать доступность функций просмотра и редактирования сохранённых маршрутов не менее 99 % времени календарного месяца без учёта планового обслуживания</w:t>
+        <w:t>состав данных, передаваемых участникам совместной сессии, должен ограничиваться отображаемым именем участника и его действиями с точками маршрута</w:t>
       </w:r>
       <w:r>
         <w:t>;</w:t>
@@ -8160,306 +10379,38 @@
         <w:pStyle w:val="a0"/>
       </w:pPr>
       <w:r>
-        <w:t>система не должна терять изменения маршрута, подтверждённые сервером, при перезапуске сервера или обрыве соединения участника</w:t>
-      </w:r>
-      <w:r>
-        <w:t>;</w:t>
-      </w:r>
-    </w:p>
-    <w:p>
-      <w:pPr>
-        <w:pStyle w:val="a0"/>
-      </w:pPr>
-      <w:r>
-        <w:t>система должна при недоступности внешнего картографического провайдера сохранять доступными просмотр, пошаговое представление и экспорт ранее сохранённых маршрутов.</w:t>
-      </w:r>
-    </w:p>
-    <w:p>
-      <w:r>
-        <w:t>Кроме того, система должна сохранять работоспособность при кратковременной потере соединения участником: при восстановлении соединения в течение 30 секунд участнику возвращается актуальная версия маршрута без потери внесённых им до разрыва изменений.</w:t>
-      </w:r>
-    </w:p>
-    <w:p>
-      <w:pPr>
-        <w:pStyle w:val="2"/>
-      </w:pPr>
-      <w:bookmarkStart w:id="26" w:name="_Toc240901408"/>
-      <w:r>
-        <w:lastRenderedPageBreak/>
-        <w:t>Требования к безопасности</w:t>
-      </w:r>
-      <w:bookmarkEnd w:id="26"/>
-    </w:p>
-    <w:p>
-      <w:r>
-        <w:t>К безопасности системы предъявляются следующие требовани</w:t>
-      </w:r>
-      <w:r>
-        <w:t xml:space="preserve">е — </w:t>
-      </w:r>
-      <w:r>
-        <w:t xml:space="preserve">система не должна хранить пароли пользователей, должна хранить одноразовый код подтверждения только в виде </w:t>
-      </w:r>
-      <w:proofErr w:type="spellStart"/>
-      <w:r>
-        <w:t>хеша</w:t>
-      </w:r>
-      <w:proofErr w:type="spellEnd"/>
-      <w:r>
-        <w:t xml:space="preserve"> со сроком действия не более 5 минут и не более 3 попыток ввода, а также передавать данные между клиентом и сервером по протоколу TLS версии не ниже 1.2</w:t>
+        <w:t>экспорт маршрута должен выполняться передачей точек по ссылке-протоколу; сохранение маршрута в облачный профиль внешнего картографического сервиса не выполняется;</w:t>
+      </w:r>
+    </w:p>
+    <w:p>
+      <w:pPr>
+        <w:pStyle w:val="a0"/>
+      </w:pPr>
+      <w:r>
+        <w:t>система не должна предоставлять мессенджер общего назначения; обсуждение поездки вне контекста точек маршрута остаётся во внешней среде;</w:t>
+      </w:r>
+    </w:p>
+    <w:p>
+      <w:pPr>
+        <w:pStyle w:val="a0"/>
+      </w:pPr>
+      <w:r>
+        <w:t>разработка и эксплуатация системы должны выполняться в пределах бесплатных тарифных планов внешнего картографического сервиса и сервиса точек интереса</w:t>
       </w:r>
       <w:r>
         <w:t>.</w:t>
       </w:r>
     </w:p>
     <w:p>
-      <w:r>
-        <w:t>Программное обеспечение не должно произвольно изменять или удалять данные, сохранённые в базе данных в процессе взаимодействия с программой. Передача данных между мобильным приложением и серверной частью должна выполняться исключительно по защищённым протоколам.</w:t>
-      </w:r>
-    </w:p>
-    <w:p>
-      <w:pPr>
-        <w:pStyle w:val="2"/>
-      </w:pPr>
-      <w:bookmarkStart w:id="27" w:name="_Toc240901409"/>
-      <w:r>
-        <w:t>Требования к защите информации от несанкционированного доступа</w:t>
-      </w:r>
-      <w:bookmarkEnd w:id="27"/>
-    </w:p>
-    <w:p>
-      <w:r>
-        <w:t>К защите информации от несанкционированного доступа предъявляются следующие требования:</w:t>
-      </w:r>
-    </w:p>
-    <w:p>
-      <w:pPr>
-        <w:pStyle w:val="a0"/>
-      </w:pPr>
-      <w:r>
-        <w:t>система должна предоставлять доступ к маршруту поездки только её организатору и включённым в список участникам, отклоняя прочие запросы с кодом 403;</w:t>
-      </w:r>
-    </w:p>
-    <w:p>
-      <w:pPr>
-        <w:pStyle w:val="a0"/>
-      </w:pPr>
-      <w:r>
-        <w:t>система должна ограничивать срок действия ссылки-приглашения значением, задаваемым организатором в пределах не более 72 часов, и допустимым числом переходов, также задаваемым организатором;</w:t>
-      </w:r>
-    </w:p>
-    <w:p>
-      <w:pPr>
-        <w:pStyle w:val="a0"/>
-      </w:pPr>
-      <w:r>
-        <w:t>состав данных, передаваемых участникам совместной сессии, должен ограничиваться отображаемым именем участника и его действиями с точками маршрута.</w:t>
-      </w:r>
-    </w:p>
-    <w:p>
-      <w:r>
-        <w:t>Доступ к функциям поездки должен предоставляться только после успешного входа в аккаунт. Маркер доступа должен храниться в защищённом хранилище устройства пользователя и передаваться при каждом запросе к серверной части.</w:t>
-      </w:r>
-    </w:p>
-    <w:p>
-      <w:pPr>
-        <w:pStyle w:val="2"/>
-      </w:pPr>
-      <w:bookmarkStart w:id="28" w:name="_Toc240901410"/>
-      <w:r>
-        <w:t>Требования к патентной чистоте</w:t>
-      </w:r>
-      <w:bookmarkEnd w:id="28"/>
-    </w:p>
-    <w:p>
-      <w:r>
-        <w:t>При разработке программного обеспечения должны использоваться только такие объекты интеллектуальной собственности, права на которые приобретены (получены) и используются без нарушений прав на интеллектуальную собственность третьих лиц. Это требование должно обеспечивать соблюдение авторских, смежных, патентных и иных прав. Картографические данные и сведения о точках интереса должны использоваться в соответствии с лицензионными условиями их поставщиков, включая обязательное указание источника данных на экране карты.</w:t>
-      </w:r>
-    </w:p>
-    <w:p>
-      <w:pPr>
-        <w:pStyle w:val="2"/>
-      </w:pPr>
-      <w:bookmarkStart w:id="29" w:name="_Toc240901411"/>
-      <w:r>
-        <w:lastRenderedPageBreak/>
-        <w:t>Требования к стандартизации и унификации</w:t>
-      </w:r>
-      <w:bookmarkEnd w:id="29"/>
-    </w:p>
-    <w:p>
-      <w:r>
-        <w:t xml:space="preserve">Программная документация должна разрабатываться в соответствии с ГОСТ 34.602-2020, ГОСТ 7.32-2017, ГОСТ Р 59795-2021 и ГОСТ Р 59792-2021, а также СТП </w:t>
-      </w:r>
-      <w:proofErr w:type="spellStart"/>
-      <w:r>
-        <w:t>ВятГУ</w:t>
-      </w:r>
-      <w:proofErr w:type="spellEnd"/>
-      <w:r>
-        <w:t xml:space="preserve"> 101-2004. Обмен данными между мобильным приложением и серверной частью должен выполняться в формате JSON. Географические координаты должны представляться в системе координат WGS-84. Дата и время должны представляться в формате ISO 8601.</w:t>
-      </w:r>
-    </w:p>
-    <w:p>
-      <w:pPr>
-        <w:pStyle w:val="2"/>
-      </w:pPr>
-      <w:bookmarkStart w:id="30" w:name="_Toc240901412"/>
-      <w:r>
-        <w:t>Ограничения, накладываемые на систему</w:t>
-      </w:r>
-      <w:bookmarkEnd w:id="30"/>
-    </w:p>
-    <w:p>
-      <w:r>
-        <w:t>На разрабатываемую систему накладываются следующие ограничения:</w:t>
-      </w:r>
-    </w:p>
-    <w:p>
-      <w:pPr>
-        <w:pStyle w:val="a0"/>
-      </w:pPr>
-      <w:r>
-        <w:t>система не должна реализовывать собственный дорожный граф и алгоритм маршрутизации; геометрия и метрики маршрута должны получаться исключительно от внешнего картографического провайдера</w:t>
-      </w:r>
-      <w:r>
-        <w:t>;</w:t>
-      </w:r>
-    </w:p>
-    <w:p>
-      <w:pPr>
-        <w:pStyle w:val="a0"/>
-      </w:pPr>
-      <w:r>
-        <w:t>система обязана соблюдать суточные лимиты запросов и лицензионные условия внешних сервисов, включая обязательное указание источника картографических данных на экране карты;</w:t>
-      </w:r>
-    </w:p>
-    <w:p>
-      <w:pPr>
-        <w:pStyle w:val="a0"/>
-      </w:pPr>
-      <w:r>
-        <w:t>система не должна хранить собственный каталог описаний достопримечательностей; сведения об объектах должны запрашиваться у внешнего сервиса точек интереса;</w:t>
-      </w:r>
-    </w:p>
-    <w:p>
-      <w:pPr>
-        <w:pStyle w:val="a0"/>
-      </w:pPr>
-      <w:r>
-        <w:t>система не должна выполнять навигацию в движении, включая голосовые подсказки и перестроение маршрута из-за дорожной обстановки; эти функции остаются за внешним навигационным приложением;</w:t>
-      </w:r>
-    </w:p>
-    <w:p>
-      <w:pPr>
-        <w:pStyle w:val="a0"/>
-      </w:pPr>
-      <w:r>
-        <w:t>система не должна обрабатывать и хранить финансовые данные, а также выполнять бронирование мест, билетов и столиков в точках интереса</w:t>
-      </w:r>
-      <w:r>
-        <w:t>;</w:t>
-      </w:r>
-    </w:p>
-    <w:p>
-      <w:pPr>
-        <w:pStyle w:val="a0"/>
-      </w:pPr>
-      <w:r>
-        <w:t>обработка персональных и геолокационных данных пользователей должна выполняться в соответствии с требованиями законодательства о персональных данных и только при наличии согласия пользователя;</w:t>
-      </w:r>
-    </w:p>
-    <w:p>
-      <w:pPr>
-        <w:pStyle w:val="a0"/>
-      </w:pPr>
-      <w:r>
-        <w:t>состав данных, передаваемых участникам совместной сессии, должен ограничиваться отображаемым именем участника и его действиями с точками маршрута</w:t>
-      </w:r>
-      <w:r>
-        <w:t>;</w:t>
-      </w:r>
-    </w:p>
-    <w:p>
-      <w:pPr>
-        <w:pStyle w:val="a0"/>
-      </w:pPr>
-      <w:r>
-        <w:t>экспорт маршрута должен выполняться передачей точек по ссылке-протоколу; сохранение маршрута в облачный профиль внешнего картографического сервиса не выполняется;</w:t>
-      </w:r>
-    </w:p>
-    <w:p>
-      <w:pPr>
-        <w:pStyle w:val="a0"/>
-      </w:pPr>
-      <w:r>
-        <w:t>система не должна предоставлять мессенджер общего назначения; обсуждение поездки вне контекста точек маршрута остаётся во внешней среде;</w:t>
-      </w:r>
-    </w:p>
-    <w:p>
-      <w:pPr>
-        <w:pStyle w:val="a0"/>
-      </w:pPr>
-      <w:r>
-        <w:t>разработка и эксплуатация системы должны выполняться в пределах бесплатных тарифных планов внешнего картографического сервиса и сервиса точек интереса</w:t>
-      </w:r>
-      <w:r>
-        <w:t>.</w:t>
-      </w:r>
-    </w:p>
-    <w:p>
-      <w:pPr>
-        <w:pStyle w:val="2"/>
-      </w:pPr>
-      <w:bookmarkStart w:id="31" w:name="_Toc240901413"/>
-      <w:r>
-        <w:lastRenderedPageBreak/>
-        <w:t>Требования к перспективам развития</w:t>
-      </w:r>
-      <w:bookmarkEnd w:id="31"/>
-    </w:p>
-    <w:p>
-      <w:r>
-        <w:t>В перспективы развития продукта «WAYO» входит:</w:t>
-      </w:r>
-    </w:p>
-    <w:p>
-      <w:pPr>
-        <w:pStyle w:val="a0"/>
-      </w:pPr>
-      <w:r>
-        <w:t>внедрение планирования поездки по дням с распределением точек маршрута по датам и учётом режима работы точек интереса;</w:t>
-      </w:r>
-    </w:p>
-    <w:p>
-      <w:pPr>
-        <w:pStyle w:val="a0"/>
-      </w:pPr>
-      <w:r>
-        <w:t>внедрение механизма голосования участников за предложенные точки интереса для ускорения согласования маршрута группой;</w:t>
-      </w:r>
-    </w:p>
-    <w:p>
-      <w:pPr>
-        <w:pStyle w:val="a0"/>
-      </w:pPr>
-      <w:r>
-        <w:t>расширение перечня поддерживаемых внешних навигационных приложений и форматов экспорта маршрута</w:t>
-      </w:r>
-      <w:r>
-        <w:t>.</w:t>
-      </w:r>
-    </w:p>
-    <w:p>
       <w:pPr>
         <w:pStyle w:val="1"/>
       </w:pPr>
-      <w:bookmarkStart w:id="32" w:name="_Toc240901414"/>
+      <w:bookmarkStart w:id="46" w:name="_Toc240984112"/>
       <w:r>
         <w:lastRenderedPageBreak/>
         <w:t>Состав и содержание работ по созданию системы</w:t>
       </w:r>
-      <w:bookmarkEnd w:id="32"/>
+      <w:bookmarkEnd w:id="46"/>
     </w:p>
     <w:p>
       <w:r>
@@ -8614,12 +10565,9 @@
           <w:p>
             <w:pPr>
               <w:pStyle w:val="vgutTableText"/>
-              <w:rPr>
-                <w:highlight w:val="yellow"/>
-              </w:rPr>
-            </w:pPr>
-            <w:r>
-              <w:t>01.09.2026 – 08.09.2026</w:t>
+            </w:pPr>
+            <w:r>
+              <w:t>08.09.2026 – 10.09.2026</w:t>
             </w:r>
           </w:p>
         </w:tc>
@@ -8684,18 +10632,9 @@
           <w:p>
             <w:pPr>
               <w:pStyle w:val="vgutTableText"/>
-              <w:rPr>
-                <w:highlight w:val="yellow"/>
-              </w:rPr>
-            </w:pPr>
-            <w:r>
-              <w:t xml:space="preserve">09.09.2026 – </w:t>
-            </w:r>
-            <w:r>
-              <w:t>10</w:t>
-            </w:r>
-            <w:r>
-              <w:t>.09.2026</w:t>
+            </w:pPr>
+            <w:r>
+              <w:t>11.09.2026 – 13.09.2026</w:t>
             </w:r>
           </w:p>
         </w:tc>
@@ -8762,16 +10701,7 @@
               <w:pStyle w:val="vgutTableText"/>
             </w:pPr>
             <w:r>
-              <w:t>11</w:t>
-            </w:r>
-            <w:r>
-              <w:t xml:space="preserve">.09.2026 – </w:t>
-            </w:r>
-            <w:r>
-              <w:t>13</w:t>
-            </w:r>
-            <w:r>
-              <w:t>.09.2026</w:t>
+              <w:t>14.09.2026 – 18.09.2026</w:t>
             </w:r>
           </w:p>
         </w:tc>
@@ -8918,14 +10848,8 @@
           <w:p>
             <w:pPr>
               <w:pStyle w:val="vgutTableText"/>
-              <w:rPr>
-                <w:highlight w:val="yellow"/>
-              </w:rPr>
-            </w:pPr>
-            <w:r>
-              <w:rPr>
-                <w:highlight w:val="yellow"/>
-              </w:rPr>
+            </w:pPr>
+            <w:r>
               <w:t>26.09.2026 – 02.10.2026</w:t>
             </w:r>
           </w:p>
@@ -8991,14 +10915,8 @@
           <w:p>
             <w:pPr>
               <w:pStyle w:val="vgutTableText"/>
-              <w:rPr>
-                <w:highlight w:val="yellow"/>
-              </w:rPr>
-            </w:pPr>
-            <w:r>
-              <w:rPr>
-                <w:highlight w:val="yellow"/>
-              </w:rPr>
+            </w:pPr>
+            <w:r>
               <w:t>03.10.2026 – 16.10.2026</w:t>
             </w:r>
           </w:p>
@@ -9057,6 +10975,7 @@
               <w:pStyle w:val="vgutTableText"/>
             </w:pPr>
             <w:r>
+              <w:lastRenderedPageBreak/>
               <w:t>7</w:t>
             </w:r>
           </w:p>
@@ -9081,14 +11000,8 @@
           <w:p>
             <w:pPr>
               <w:pStyle w:val="vgutTableText"/>
-              <w:rPr>
-                <w:highlight w:val="yellow"/>
-              </w:rPr>
-            </w:pPr>
-            <w:r>
-              <w:rPr>
-                <w:highlight w:val="yellow"/>
-              </w:rPr>
+            </w:pPr>
+            <w:r>
               <w:t>17.10.2026 – 30.10.2026</w:t>
             </w:r>
           </w:p>
@@ -9154,14 +11067,8 @@
           <w:p>
             <w:pPr>
               <w:pStyle w:val="vgutTableText"/>
-              <w:rPr>
-                <w:highlight w:val="yellow"/>
-              </w:rPr>
-            </w:pPr>
-            <w:r>
-              <w:rPr>
-                <w:highlight w:val="yellow"/>
-              </w:rPr>
+            </w:pPr>
+            <w:r>
               <w:t>31.10.2026 – 13.11.2026</w:t>
             </w:r>
           </w:p>
@@ -9227,14 +11134,8 @@
           <w:p>
             <w:pPr>
               <w:pStyle w:val="vgutTableText"/>
-              <w:rPr>
-                <w:highlight w:val="yellow"/>
-              </w:rPr>
-            </w:pPr>
-            <w:r>
-              <w:rPr>
-                <w:highlight w:val="yellow"/>
-              </w:rPr>
+            </w:pPr>
+            <w:r>
               <w:t>14.11.2026 – 27.11.2026</w:t>
             </w:r>
           </w:p>
@@ -9300,14 +11201,8 @@
           <w:p>
             <w:pPr>
               <w:pStyle w:val="vgutTableText"/>
-              <w:rPr>
-                <w:highlight w:val="yellow"/>
-              </w:rPr>
-            </w:pPr>
-            <w:r>
-              <w:rPr>
-                <w:highlight w:val="yellow"/>
-              </w:rPr>
+            </w:pPr>
+            <w:r>
               <w:t>28.11.2026 – 08.12.2026</w:t>
             </w:r>
           </w:p>
@@ -9373,14 +11268,8 @@
           <w:p>
             <w:pPr>
               <w:pStyle w:val="vgutTableText"/>
-              <w:rPr>
-                <w:highlight w:val="yellow"/>
-              </w:rPr>
-            </w:pPr>
-            <w:r>
-              <w:rPr>
-                <w:highlight w:val="yellow"/>
-              </w:rPr>
+            </w:pPr>
+            <w:r>
               <w:t>09.12.2026 – 15.12.2026</w:t>
             </w:r>
           </w:p>
@@ -9446,14 +11335,8 @@
           <w:p>
             <w:pPr>
               <w:pStyle w:val="vgutTableText"/>
-              <w:rPr>
-                <w:highlight w:val="yellow"/>
-              </w:rPr>
-            </w:pPr>
-            <w:r>
-              <w:rPr>
-                <w:highlight w:val="yellow"/>
-              </w:rPr>
+            </w:pPr>
+            <w:r>
               <w:t>16.12.2026 – 20.12.2026</w:t>
             </w:r>
           </w:p>
@@ -9524,14 +11407,8 @@
           <w:p>
             <w:pPr>
               <w:pStyle w:val="vgutTableText"/>
-              <w:rPr>
-                <w:highlight w:val="yellow"/>
-              </w:rPr>
-            </w:pPr>
-            <w:r>
-              <w:rPr>
-                <w:highlight w:val="yellow"/>
-              </w:rPr>
+            </w:pPr>
+            <w:r>
               <w:t>21.12.2026 – 25.12.2026</w:t>
             </w:r>
           </w:p>
@@ -9559,6 +11436,274 @@
             </w:pPr>
             <w:r>
               <w:t>Стабильная версия системы, прошедшая приёмочные испытания.</w:t>
+            </w:r>
+          </w:p>
+        </w:tc>
+      </w:tr>
+      <w:tr>
+        <w:tc>
+          <w:tcPr>
+            <w:tcW w:w="510" w:type="dxa"/>
+          </w:tcPr>
+          <w:p>
+            <w:pPr>
+              <w:pStyle w:val="vgutTableText"/>
+            </w:pPr>
+            <w:r>
+              <w:t>14</w:t>
+            </w:r>
+          </w:p>
+        </w:tc>
+        <w:tc>
+          <w:tcPr>
+            <w:tcW w:w="2154" w:type="dxa"/>
+          </w:tcPr>
+          <w:p>
+            <w:pPr>
+              <w:pStyle w:val="vgutTableText"/>
+            </w:pPr>
+            <w:r>
+              <w:t>Подготовка комплекта документов к защите</w:t>
+            </w:r>
+          </w:p>
+        </w:tc>
+        <w:tc>
+          <w:tcPr>
+            <w:tcW w:w="1644" w:type="dxa"/>
+          </w:tcPr>
+          <w:p>
+            <w:pPr>
+              <w:pStyle w:val="vgutTableText"/>
+            </w:pPr>
+            <w:r>
+              <w:t>26.12.2026 – 31.12.2026</w:t>
+            </w:r>
+          </w:p>
+        </w:tc>
+        <w:tc>
+          <w:tcPr>
+            <w:tcW w:w="2665" w:type="dxa"/>
+          </w:tcPr>
+          <w:p>
+            <w:pPr>
+              <w:pStyle w:val="vgutTableText"/>
+            </w:pPr>
+            <w:r>
+              <w:t>Оформить и согласовать с заказчиком комплект документов, подлежащих защите.</w:t>
+            </w:r>
+          </w:p>
+        </w:tc>
+        <w:tc>
+          <w:tcPr>
+            <w:tcW w:w="2665" w:type="dxa"/>
+          </w:tcPr>
+          <w:p>
+            <w:pPr>
+              <w:pStyle w:val="vgutTableText"/>
+            </w:pPr>
+            <w:r>
+              <w:t>Комплект документов, готовый к защите.</w:t>
+            </w:r>
+          </w:p>
+        </w:tc>
+      </w:tr>
+      <w:tr>
+        <w:tc>
+          <w:tcPr>
+            <w:tcW w:w="510" w:type="dxa"/>
+          </w:tcPr>
+          <w:p>
+            <w:pPr>
+              <w:pStyle w:val="vgutTableText"/>
+            </w:pPr>
+            <w:r>
+              <w:t>15</w:t>
+            </w:r>
+          </w:p>
+        </w:tc>
+        <w:tc>
+          <w:tcPr>
+            <w:tcW w:w="2154" w:type="dxa"/>
+          </w:tcPr>
+          <w:p>
+            <w:pPr>
+              <w:pStyle w:val="vgutTableText"/>
+            </w:pPr>
+            <w:r>
+              <w:t>Доработка системы по результатам испытаний</w:t>
+            </w:r>
+          </w:p>
+        </w:tc>
+        <w:tc>
+          <w:tcPr>
+            <w:tcW w:w="1644" w:type="dxa"/>
+          </w:tcPr>
+          <w:p>
+            <w:pPr>
+              <w:pStyle w:val="vgutTableText"/>
+            </w:pPr>
+            <w:r>
+              <w:t>12.01.2027 – 03.04.2027</w:t>
+            </w:r>
+          </w:p>
+        </w:tc>
+        <w:tc>
+          <w:tcPr>
+            <w:tcW w:w="2665" w:type="dxa"/>
+          </w:tcPr>
+          <w:p>
+            <w:pPr>
+              <w:pStyle w:val="vgutTableText"/>
+            </w:pPr>
+            <w:r>
+              <w:t>Устранить несоответствия, выявленные при испытаниях, и реализовать требования, не подтверждённые при приёмке.</w:t>
+            </w:r>
+          </w:p>
+        </w:tc>
+        <w:tc>
+          <w:tcPr>
+            <w:tcW w:w="2665" w:type="dxa"/>
+          </w:tcPr>
+          <w:p>
+            <w:pPr>
+              <w:pStyle w:val="vgutTableText"/>
+            </w:pPr>
+            <w:r>
+              <w:t>Система, соответствующая требованиям настоящего технического задания.</w:t>
+            </w:r>
+          </w:p>
+        </w:tc>
+      </w:tr>
+      <w:tr>
+        <w:tc>
+          <w:tcPr>
+            <w:tcW w:w="510" w:type="dxa"/>
+          </w:tcPr>
+          <w:p>
+            <w:pPr>
+              <w:pStyle w:val="vgutTableText"/>
+            </w:pPr>
+            <w:r>
+              <w:t>16</w:t>
+            </w:r>
+          </w:p>
+        </w:tc>
+        <w:tc>
+          <w:tcPr>
+            <w:tcW w:w="2154" w:type="dxa"/>
+          </w:tcPr>
+          <w:p>
+            <w:pPr>
+              <w:pStyle w:val="vgutTableText"/>
+            </w:pPr>
+            <w:r>
+              <w:t>Приёмочные испытания и подготовка готового решения</w:t>
+            </w:r>
+          </w:p>
+        </w:tc>
+        <w:tc>
+          <w:tcPr>
+            <w:tcW w:w="1644" w:type="dxa"/>
+          </w:tcPr>
+          <w:p>
+            <w:pPr>
+              <w:pStyle w:val="vgutTableText"/>
+            </w:pPr>
+            <w:r>
+              <w:t>06.04.2027 – 15.05.2027</w:t>
+            </w:r>
+          </w:p>
+        </w:tc>
+        <w:tc>
+          <w:tcPr>
+            <w:tcW w:w="2665" w:type="dxa"/>
+          </w:tcPr>
+          <w:p>
+            <w:pPr>
+              <w:pStyle w:val="vgutTableText"/>
+            </w:pPr>
+            <w:r>
+              <w:t>Провести приёмочные испытания по критериям таблицы 3 и оформить протокол испытаний.</w:t>
+            </w:r>
+          </w:p>
+        </w:tc>
+        <w:tc>
+          <w:tcPr>
+            <w:tcW w:w="2665" w:type="dxa"/>
+          </w:tcPr>
+          <w:p>
+            <w:pPr>
+              <w:pStyle w:val="vgutTableText"/>
+            </w:pPr>
+            <w:r>
+              <w:t>Готовое решение и протокол приёмочных испытаний.</w:t>
+            </w:r>
+          </w:p>
+        </w:tc>
+      </w:tr>
+      <w:tr>
+        <w:tc>
+          <w:tcPr>
+            <w:tcW w:w="510" w:type="dxa"/>
+          </w:tcPr>
+          <w:p>
+            <w:pPr>
+              <w:pStyle w:val="vgutTableText"/>
+            </w:pPr>
+            <w:r>
+              <w:t>17</w:t>
+            </w:r>
+          </w:p>
+        </w:tc>
+        <w:tc>
+          <w:tcPr>
+            <w:tcW w:w="2154" w:type="dxa"/>
+          </w:tcPr>
+          <w:p>
+            <w:pPr>
+              <w:pStyle w:val="vgutTableText"/>
+            </w:pPr>
+            <w:r>
+              <w:t>Передача результатов заказчику и завершение разработки</w:t>
+            </w:r>
+          </w:p>
+        </w:tc>
+        <w:tc>
+          <w:tcPr>
+            <w:tcW w:w="1644" w:type="dxa"/>
+          </w:tcPr>
+          <w:p>
+            <w:pPr>
+              <w:pStyle w:val="vgutTableText"/>
+            </w:pPr>
+            <w:r>
+              <w:t>16.05.2027 – 17.05.2027</w:t>
+            </w:r>
+          </w:p>
+        </w:tc>
+        <w:tc>
+          <w:tcPr>
+            <w:tcW w:w="2665" w:type="dxa"/>
+          </w:tcPr>
+          <w:p>
+            <w:pPr>
+              <w:pStyle w:val="vgutTableText"/>
+            </w:pPr>
+            <w:r>
+              <w:t>Передать заказчику готовое решение и комплект технической документации.</w:t>
+            </w:r>
+          </w:p>
+        </w:tc>
+        <w:tc>
+          <w:tcPr>
+            <w:tcW w:w="2665" w:type="dxa"/>
+          </w:tcPr>
+          <w:p>
+            <w:pPr>
+              <w:pStyle w:val="vgutTableText"/>
+            </w:pPr>
+            <w:r>
+              <w:t>Подписанный акт приёмки системы, завершение разработки.</w:t>
             </w:r>
           </w:p>
         </w:tc>
@@ -9568,12 +11713,31 @@
       <w:pPr>
         <w:pStyle w:val="1"/>
       </w:pPr>
-      <w:bookmarkStart w:id="33" w:name="_Toc240901415"/>
+      <w:bookmarkStart w:id="47" w:name="_Toc240984113"/>
+      <w:r>
+        <w:lastRenderedPageBreak/>
+        <w:t>Порядок разработки системы</w:t>
+      </w:r>
+      <w:bookmarkEnd w:id="47"/>
+    </w:p>
+    <w:p>
+      <w:r>
+        <w:t>Разработку системы выполняет единственный исполнитель – студент Колледжа ВятГУ, указанный в подразделе «Сведения об участниках разработки». Работы выполняются последовательно по этапам, приведённым в таблице 2</w:t>
+      </w:r>
+      <w:r>
+        <w:t>.</w:t>
+      </w:r>
+    </w:p>
+    <w:p>
+      <w:pPr>
+        <w:pStyle w:val="1"/>
+      </w:pPr>
+      <w:bookmarkStart w:id="48" w:name="_Toc240984114"/>
       <w:r>
         <w:lastRenderedPageBreak/>
         <w:t>Порядок контроля и приёмки системы</w:t>
       </w:r>
-      <w:bookmarkEnd w:id="33"/>
+      <w:bookmarkEnd w:id="48"/>
     </w:p>
     <w:p>
       <w:r>
@@ -12539,12 +14703,116 @@
       <w:pPr>
         <w:pStyle w:val="1"/>
       </w:pPr>
-      <w:bookmarkStart w:id="34" w:name="_Toc240901416"/>
+      <w:bookmarkStart w:id="49" w:name="_Toc240984115"/>
+      <w:r>
+        <w:lastRenderedPageBreak/>
+        <w:t>Требования к составу и содержанию работ по подготовке объекта автоматизации к вводу системы в действие</w:t>
+      </w:r>
+      <w:bookmarkEnd w:id="49"/>
+    </w:p>
+    <w:p>
+      <w:r>
+        <w:t>Для подготовки объекта автоматизации к вводу системы в действие должны быть выполнены следующие мероприятия, создающие условия функционирования, при которых гарантируется соответствие системы требованиям настоящего технического задания:</w:t>
+      </w:r>
+    </w:p>
+    <w:p>
+      <w:pPr>
+        <w:pStyle w:val="a0"/>
+      </w:pPr>
+      <w:r>
+        <w:t>развернуть серверную часть системы и базу данных на виртуальном выделенном сервере, соответствующем требованиям к техническому обеспечению, в виде Docker-контейнеров;</w:t>
+      </w:r>
+    </w:p>
+    <w:p>
+      <w:pPr>
+        <w:pStyle w:val="a0"/>
+      </w:pPr>
+      <w:r>
+        <w:t>выпустить и установить сертификат TLS для доменного имени серверной части, обеспечив работу по протоколам HTTPS и WSS;</w:t>
+      </w:r>
+    </w:p>
+    <w:p>
+      <w:pPr>
+        <w:pStyle w:val="a0"/>
+      </w:pPr>
+      <w:r>
+        <w:t>зарегистрировать учётные записи и получить ключи доступа к внешнему картографическому провайдеру и внешнему сервису поиска мест в пределах бесплатных тарифных планов, настроить контроль расхода суточных лимитов запросов;</w:t>
+      </w:r>
+    </w:p>
+    <w:p>
+      <w:pPr>
+        <w:pStyle w:val="a0"/>
+      </w:pPr>
+      <w:r>
+        <w:t>настроить службу электронной почты для доставки одноразовых кодов подтверждения;</w:t>
+      </w:r>
+    </w:p>
+    <w:p>
+      <w:pPr>
+        <w:pStyle w:val="a0"/>
+      </w:pPr>
+      <w:r>
+        <w:t>опубликовать пользовательское соглашение и политику обработки персональных данных, обеспечив возможность их просмотра пользователем до дачи согласия;</w:t>
+      </w:r>
+    </w:p>
+    <w:p>
+      <w:pPr>
+        <w:pStyle w:val="a0"/>
+      </w:pPr>
+      <w:r>
+        <w:t>настроить журналирование и мониторинг доступности системы, необходимые для подтверждения требования к доступности сервиса;</w:t>
+      </w:r>
+    </w:p>
+    <w:p>
+      <w:pPr>
+        <w:pStyle w:val="a0"/>
+      </w:pPr>
+      <w:r>
+        <w:t>настроить автоматическое резервное копирование базы данных;</w:t>
+      </w:r>
+    </w:p>
+    <w:p>
+      <w:pPr>
+        <w:pStyle w:val="a0"/>
+      </w:pPr>
+      <w:r>
+        <w:t xml:space="preserve">обеспечить возможность установки мобильного приложения пользователями на устройства под управлением операционных систем </w:t>
+      </w:r>
+      <w:proofErr w:type="spellStart"/>
+      <w:r>
+        <w:t>Android</w:t>
+      </w:r>
+      <w:proofErr w:type="spellEnd"/>
+      <w:r>
+        <w:t xml:space="preserve"> и </w:t>
+      </w:r>
+      <w:proofErr w:type="spellStart"/>
+      <w:r>
+        <w:t>iOS</w:t>
+      </w:r>
+      <w:proofErr w:type="spellEnd"/>
+      <w:r>
+        <w:t>.</w:t>
+      </w:r>
+    </w:p>
+    <w:p>
+      <w:r>
+        <w:t>Специальная подготовка пользователей не требуется</w:t>
+      </w:r>
+      <w:r>
+        <w:t>.</w:t>
+      </w:r>
+    </w:p>
+    <w:p>
+      <w:pPr>
+        <w:pStyle w:val="1"/>
+      </w:pPr>
+      <w:bookmarkStart w:id="50" w:name="_Toc240984116"/>
       <w:r>
         <w:lastRenderedPageBreak/>
         <w:t>Требования к документированию</w:t>
       </w:r>
-      <w:bookmarkEnd w:id="34"/>
+      <w:bookmarkEnd w:id="50"/>
     </w:p>
     <w:p>
       <w:r>
@@ -12611,6 +14879,70 @@
       </w:r>
       <w:r>
         <w:t>.</w:t>
+      </w:r>
+    </w:p>
+    <w:p>
+      <w:pPr>
+        <w:pStyle w:val="1"/>
+      </w:pPr>
+      <w:bookmarkStart w:id="51" w:name="_Toc240984117"/>
+      <w:r>
+        <w:lastRenderedPageBreak/>
+        <w:t>Источники разработки</w:t>
+      </w:r>
+      <w:bookmarkEnd w:id="51"/>
+    </w:p>
+    <w:p>
+      <w:r>
+        <w:t>Настоящее техническое задание разработано на основании следующих документов и информационных материалов, которые должны быть использованы при создании системы:</w:t>
+      </w:r>
+    </w:p>
+    <w:p>
+      <w:pPr>
+        <w:pStyle w:val="a0"/>
+      </w:pPr>
+      <w:r>
+        <w:t>ГОСТ 34.602-2020 «Информационные технологии. Комплекс стандартов на автоматизированные системы. Техническое задание на создание автоматизированной системы»;</w:t>
+      </w:r>
+    </w:p>
+    <w:p>
+      <w:pPr>
+        <w:pStyle w:val="a0"/>
+      </w:pPr>
+      <w:r>
+        <w:t>ГОСТ 7.32-2017 «Система стандартов по информации, библиотечному и издательскому делу. Отчёт о научно-исследовательской работе. Структура и правила оформления»;</w:t>
+      </w:r>
+    </w:p>
+    <w:p>
+      <w:pPr>
+        <w:pStyle w:val="a0"/>
+      </w:pPr>
+      <w:r>
+        <w:t xml:space="preserve">СТП </w:t>
+      </w:r>
+      <w:proofErr w:type="spellStart"/>
+      <w:r>
+        <w:t>ВятГУ</w:t>
+      </w:r>
+      <w:proofErr w:type="spellEnd"/>
+      <w:r>
+        <w:t xml:space="preserve"> 101-2004 «Общие требования к оформлению текстовых документов»;</w:t>
+      </w:r>
+    </w:p>
+    <w:p>
+      <w:pPr>
+        <w:pStyle w:val="a0"/>
+      </w:pPr>
+      <w:r>
+        <w:t>техническая документация внешнего картографического провайдера и внешнего сервиса поиска мест, включая описание их программных интерфейсов и лицензионных условий;</w:t>
+      </w:r>
+    </w:p>
+    <w:p>
+      <w:pPr>
+        <w:pStyle w:val="a0"/>
+      </w:pPr>
+      <w:r>
+        <w:t>техническая документация на внешние навигационные приложения в части поддерживаемых ссылок-протоколов передачи маршрута.</w:t>
       </w:r>
     </w:p>
     <w:sectPr>
@@ -13669,7 +16001,7 @@
       <w:lvlText w:val="%1.%2"/>
       <w:lvlJc w:val="left"/>
       <w:pPr>
-        <w:ind w:left="1286" w:hanging="576"/>
+        <w:ind w:left="4404" w:hanging="576"/>
       </w:pPr>
       <w:rPr>
         <w:rFonts w:ascii="Times New Roman" w:hAnsi="Times New Roman"/>
@@ -18428,16 +20760,15 @@
     <w:autoRedefine/>
     <w:uiPriority w:val="39"/>
     <w:unhideWhenUsed/>
-    <w:rsid w:val="00224E38"/>
+    <w:rsid w:val="00F76D48"/>
     <w:pPr>
       <w:tabs>
         <w:tab w:val="left" w:pos="-4678"/>
-        <w:tab w:val="left" w:pos="1985"/>
         <w:tab w:val="right" w:leader="dot" w:pos="10206"/>
       </w:tabs>
       <w:suppressAutoHyphens/>
       <w:spacing w:before="0" w:line="276" w:lineRule="auto"/>
-      <w:ind w:left="1985" w:right="566" w:hanging="1985"/>
+      <w:ind w:left="1985" w:right="566" w:hanging="851"/>
       <w:jc w:val="left"/>
     </w:pPr>
     <w:rPr>
@@ -19241,12 +21572,6 @@
 </file>
 
 <file path=customXml/item1.xml><?xml version="1.0" encoding="utf-8"?>
-<p:properties xmlns:p="http://schemas.microsoft.com/office/2006/metadata/properties" xmlns:xsi="http://www.w3.org/2001/XMLSchema-instance" xmlns:pc="http://schemas.microsoft.com/office/infopath/2007/PartnerControls">
-  <documentManagement/>
-</p:properties>
-</file>
-
-<file path=customXml/item2.xml><?xml version="1.0" encoding="utf-8"?>
 <?mso-contentType ?>
 <FormTemplates xmlns="http://schemas.microsoft.com/sharepoint/v3/contenttype/forms">
   <Display>DocumentLibraryForm</Display>
@@ -19255,11 +21580,13 @@
 </FormTemplates>
 </file>
 
-<file path=customXml/item3.xml><?xml version="1.0" encoding="utf-8"?>
-<b:Sources xmlns:b="http://schemas.openxmlformats.org/officeDocument/2006/bibliography" xmlns="http://schemas.openxmlformats.org/officeDocument/2006/bibliography" SelectedStyle="\APASixthEditionOfficeOnline.xsl" StyleName="APA" Version="6"/>
+<file path=customXml/item2.xml><?xml version="1.0" encoding="utf-8"?>
+<p:properties xmlns:p="http://schemas.microsoft.com/office/2006/metadata/properties" xmlns:xsi="http://www.w3.org/2001/XMLSchema-instance" xmlns:pc="http://schemas.microsoft.com/office/infopath/2007/PartnerControls">
+  <documentManagement/>
+</p:properties>
 </file>
 
-<file path=customXml/item4.xml><?xml version="1.0" encoding="utf-8"?>
+<file path=customXml/item3.xml><?xml version="1.0" encoding="utf-8"?>
 <ct:contentTypeSchema xmlns:ct="http://schemas.microsoft.com/office/2006/metadata/contentType" xmlns:ma="http://schemas.microsoft.com/office/2006/metadata/properties/metaAttributes" ct:_="" ma:_="" ma:contentTypeName="Документ" ma:contentTypeID="0x010100895006E4339BF24CAA0F5B167E451061" ma:contentTypeVersion="11" ma:contentTypeDescription="Создание документа." ma:contentTypeScope="" ma:versionID="ee66b34cdb7d5be00a86ac9db559fc97">
   <xsd:schema xmlns:xsd="http://www.w3.org/2001/XMLSchema" xmlns:xs="http://www.w3.org/2001/XMLSchema" xmlns:p="http://schemas.microsoft.com/office/2006/metadata/properties" xmlns:ns3="a1eb269e-cbf3-465a-8e4a-8d42bc45f09f" xmlns:ns4="a042d032-8e16-4c5e-a37e-70d449039bd2" targetNamespace="http://schemas.microsoft.com/office/2006/metadata/properties" ma:root="true" ma:fieldsID="9831aabdbf23b96857ccdb3f4e1a7ec2" ns3:_="" ns4:_="">
     <xsd:import namespace="a1eb269e-cbf3-465a-8e4a-8d42bc45f09f"/>
@@ -19468,7 +21795,19 @@
 </ct:contentTypeSchema>
 </file>
 
+<file path=customXml/item4.xml><?xml version="1.0" encoding="utf-8"?>
+<b:Sources xmlns:b="http://schemas.openxmlformats.org/officeDocument/2006/bibliography" xmlns="http://schemas.openxmlformats.org/officeDocument/2006/bibliography" SelectedStyle="\APASixthEditionOfficeOnline.xsl" StyleName="APA" Version="6"/>
+</file>
+
 <file path=customXml/itemProps1.xml><?xml version="1.0" encoding="utf-8"?>
+<ds:datastoreItem xmlns:ds="http://schemas.openxmlformats.org/officeDocument/2006/customXml" ds:itemID="{C545EDB0-6DA9-4573-8FDA-4B7CDBF5EFD9}">
+  <ds:schemaRefs>
+    <ds:schemaRef ds:uri="http://schemas.microsoft.com/sharepoint/v3/contenttype/forms"/>
+  </ds:schemaRefs>
+</ds:datastoreItem>
+</file>
+
+<file path=customXml/itemProps2.xml><?xml version="1.0" encoding="utf-8"?>
 <ds:datastoreItem xmlns:ds="http://schemas.openxmlformats.org/officeDocument/2006/customXml" ds:itemID="{D1D02F96-5624-48FE-AB5F-467181C3EDC1}">
   <ds:schemaRefs>
     <ds:schemaRef ds:uri="http://schemas.microsoft.com/office/2006/metadata/properties"/>
@@ -19477,23 +21816,7 @@
 </ds:datastoreItem>
 </file>
 
-<file path=customXml/itemProps2.xml><?xml version="1.0" encoding="utf-8"?>
-<ds:datastoreItem xmlns:ds="http://schemas.openxmlformats.org/officeDocument/2006/customXml" ds:itemID="{C545EDB0-6DA9-4573-8FDA-4B7CDBF5EFD9}">
-  <ds:schemaRefs>
-    <ds:schemaRef ds:uri="http://schemas.microsoft.com/sharepoint/v3/contenttype/forms"/>
-  </ds:schemaRefs>
-</ds:datastoreItem>
-</file>
-
 <file path=customXml/itemProps3.xml><?xml version="1.0" encoding="utf-8"?>
-<ds:datastoreItem xmlns:ds="http://schemas.openxmlformats.org/officeDocument/2006/customXml" ds:itemID="{D82C3564-8775-49C8-9D39-FE075C931E59}">
-  <ds:schemaRefs>
-    <ds:schemaRef ds:uri="http://schemas.openxmlformats.org/officeDocument/2006/bibliography"/>
-  </ds:schemaRefs>
-</ds:datastoreItem>
-</file>
-
-<file path=customXml/itemProps4.xml><?xml version="1.0" encoding="utf-8"?>
 <ds:datastoreItem xmlns:ds="http://schemas.openxmlformats.org/officeDocument/2006/customXml" ds:itemID="{BE06CD11-97E7-4DA4-A1E7-C20845DD652C}">
   <ds:schemaRefs>
     <ds:schemaRef ds:uri="http://schemas.microsoft.com/office/2006/metadata/contentType"/>
@@ -19510,4 +21833,12 @@
     <ds:schemaRef ds:uri="http://schemas.microsoft.com/internal/obd"/>
   </ds:schemaRefs>
 </ds:datastoreItem>
+</file>
+
+<file path=customXml/itemProps4.xml><?xml version="1.0" encoding="utf-8"?>
+<ds:datastoreItem xmlns:ds="http://schemas.openxmlformats.org/officeDocument/2006/customXml" ds:itemID="{D82C3564-8775-49C8-9D39-FE075C931E59}">
+  <ds:schemaRefs>
+    <ds:schemaRef ds:uri="http://schemas.openxmlformats.org/officeDocument/2006/bibliography"/>
+  </ds:schemaRefs>
+</ds:datastoreItem>
 </file>
--- a/docs/ТЗ. Сервис совместного планирования маршрутов. Королев М. Н. ИСПк-404.docx
+++ b/docs/ТЗ. Сервис совместного планирования маршрутов. Королев М. Н. ИСПк-404.docx
@@ -5015,6 +5015,16 @@
       <w:r>
         <w:t xml:space="preserve"> – ограничение;</w:t>
       </w:r>
+    </w:p>
+    <w:p>
+      <w:pPr>
+        <w:pStyle w:val="a0"/>
+      </w:pPr>
+      <w:r xml:space="preserve">
+        <w:t>StH – stakeholder – стейкхолдер, заинтересованная сторона;</w:t>
+      </w:r>
+      <w:proofErr w:type="spellStart"/>
+      <w:proofErr w:type="spellEnd"/>
     </w:p>
     <w:p>
       <w:pPr>
@@ -8774,6 +8784,11 @@
       <w:bookmarkEnd w:id="18"/>
     </w:p>
     <w:p>
+      <w:r xml:space="preserve">
+        <w:t>Требования настоящего раздела, подраздела «Общие технические требования к системе» и подраздела «Ограничения, накладываемые на систему» приведены с идентификаторами вида FR, NFR и CON, соответствующими документу «Классификация и формализация требований». Полный перечень требований, проверяемых при приёмке системы, приведён в таблице 3.</w:t>
+      </w:r>
+    </w:p>
+    <w:p>
       <w:r>
         <w:t xml:space="preserve">ИС «WAYO» </w:t>
       </w:r>
@@ -8788,245 +8803,240 @@
       <w:pPr>
         <w:pStyle w:val="a0"/>
       </w:pPr>
-      <w:r>
-        <w:t>система должна предоставлять пользователю возможность задать точку отправления, точку назначения и произвольное число промежуточных точек выбором на карте либо текстовым поиском адреса;</w:t>
-      </w:r>
-    </w:p>
-    <w:p>
-      <w:pPr>
-        <w:pStyle w:val="a0"/>
-      </w:pPr>
-      <w:r>
-        <w:t>система должна строить маршрут между заданными точками путём запроса к внешнему картографическому провайдеру с сохранением заданного порядка промежуточных точек;</w:t>
-      </w:r>
-    </w:p>
-    <w:p>
-      <w:pPr>
-        <w:pStyle w:val="a0"/>
-      </w:pPr>
-      <w:r>
-        <w:t>система должна отображать построенный маршрут на карте с указанием общего расстояния в километрах и ориентировочного времени в пути в минутах;</w:t>
-      </w:r>
-    </w:p>
-    <w:p>
-      <w:pPr>
-        <w:pStyle w:val="a0"/>
-      </w:pPr>
-      <w:r>
-        <w:lastRenderedPageBreak/>
-        <w:t>система должна при ошибке внешнего провайдера или превышении лимита запросов к нему сообщать пользователю о временной невозможности построить маршрут и предлагать повторить попытку позже;</w:t>
-      </w:r>
-    </w:p>
-    <w:p>
-      <w:pPr>
-        <w:pStyle w:val="a0"/>
-      </w:pPr>
-      <w:r>
-        <w:t>система должна сообщать пользователю о невозможности построить маршрут, если заданная точка недостижима по дорожной сети, и предлагать скорректировать её положение;</w:t>
-      </w:r>
-    </w:p>
-    <w:p>
-      <w:pPr>
-        <w:pStyle w:val="a0"/>
-      </w:pPr>
-      <w:r>
-        <w:t>система должна запрашивать у внешнего сервиса точек интереса объекты, расположенные от линии построенного маршрута не далее радиуса, заданного в настройках поездки, и отображать их отдельными маркерами на карте;</w:t>
-      </w:r>
-    </w:p>
-    <w:p>
-      <w:pPr>
-        <w:pStyle w:val="a0"/>
-      </w:pPr>
-      <w:r>
-        <w:t>система должна по выбору пользователя добавлять отображённую точку интереса в маршрут как промежуточную точку и перестраивать маршрут с её учётом;</w:t>
-      </w:r>
-    </w:p>
-    <w:p>
-      <w:pPr>
-        <w:pStyle w:val="a0"/>
-      </w:pPr>
-      <w:r>
-        <w:t>система должна кэшировать результаты запросов точек интереса и повторно использовать их для того же участка маршрута в течение 24 часов без обращения к внешнему сервису;</w:t>
-      </w:r>
-    </w:p>
-    <w:p>
-      <w:pPr>
-        <w:pStyle w:val="a0"/>
-      </w:pPr>
-      <w:r>
-        <w:t>система должна выполнять регистрацию и вход пользователя по адресу электронной почты с подтверждением одноразовым кодом, направляемым на указанный адрес, и предоставлять доступ к функциям поездки только после ввода действительного кода;</w:t>
-      </w:r>
-    </w:p>
-    <w:p>
-      <w:pPr>
-        <w:pStyle w:val="a0"/>
-      </w:pPr>
-      <w:r>
-        <w:t>система должна сохранять построенный маршрут вместе с набором его точек в профиле пользователя и обеспечивать его повторное открытие и редактирование;</w:t>
-      </w:r>
-    </w:p>
-    <w:p>
-      <w:pPr>
-        <w:pStyle w:val="a0"/>
-      </w:pPr>
-      <w:r>
-        <w:t>система должна формировать для поездки уникальную ссылку-приглашение с заданными организатором сроком действия и допустимым числом переходов, не содержащую внутреннего идентификатора поездки в открытом виде, и должна делать ранее выданную ссылку недействительной при формировании новой;</w:t>
-      </w:r>
-    </w:p>
-    <w:p>
-      <w:pPr>
-        <w:pStyle w:val="a0"/>
-      </w:pPr>
-      <w:r>
-        <w:t>система должна добавлять пользователя, перешедшего по действительной ссылке-приглашению, в список участников поездки без ввода внутреннего идентификатора поездки;</w:t>
-      </w:r>
-    </w:p>
-    <w:p>
-      <w:pPr>
-        <w:pStyle w:val="a0"/>
-      </w:pPr>
-      <w:r>
-        <w:t>система должна отклонять переход по ссылке-приглашению с истёкшим сроком действия, исчерпанным лимитом переходов либо отозванной в результате формирования организатором новой ссылки и сообщать пользователю о недействительности приглашения;</w:t>
-      </w:r>
-    </w:p>
-    <w:p>
-      <w:pPr>
-        <w:pStyle w:val="a0"/>
-      </w:pPr>
-      <w:r>
-        <w:t>система должна отклонять присоединение нового участника при достижении установленного организатором ограничения на число участников поездки;</w:t>
-      </w:r>
-    </w:p>
-    <w:p>
-      <w:pPr>
-        <w:pStyle w:val="a0"/>
-      </w:pPr>
-      <w:r>
-        <w:t>система должна назначать участнику, присоединившемуся по ссылке-приглашению, роль наблюдателя с правом только на просмотр маршрута и должна предоставлять организатору возможность изменить роль участника на роль редактора с правом изменения маршрута;</w:t>
-      </w:r>
-    </w:p>
-    <w:p>
-      <w:pPr>
-        <w:pStyle w:val="a0"/>
-      </w:pPr>
-      <w:r>
-        <w:t>система должна уведомлять организатора о присоединении нового участника к поездке не позднее 5 секунд с момента присоединения;</w:t>
-      </w:r>
-    </w:p>
-    <w:p>
-      <w:pPr>
-        <w:pStyle w:val="a0"/>
-      </w:pPr>
-      <w:r>
-        <w:lastRenderedPageBreak/>
-        <w:t>система должна предоставлять организатору возможность исключить участника из поездки с немедленным прекращением его доступа к маршруту;</w:t>
-      </w:r>
-    </w:p>
-    <w:p>
-      <w:pPr>
-        <w:pStyle w:val="a0"/>
-      </w:pPr>
-      <w:r>
-        <w:t>система должна принимать от клиентского приложения участника события перемещения, добавления и удаления точек маршрута по постоянному двустороннему соединению;</w:t>
-      </w:r>
-    </w:p>
-    <w:p>
-      <w:pPr>
-        <w:pStyle w:val="a0"/>
-      </w:pPr>
-      <w:r>
-        <w:t>система должна обновлять состояние маршрута и рассылать событие изменения всем остальным участникам активной сессии редактирования после фиксации изменения в хранилище;</w:t>
-      </w:r>
-    </w:p>
-    <w:p>
-      <w:pPr>
-        <w:pStyle w:val="a0"/>
-      </w:pPr>
-      <w:r>
-        <w:t>система должна отображать полученные изменения маршрута на карте участника без перезагрузки страницы и без повторного открытия поездки;</w:t>
-      </w:r>
-    </w:p>
-    <w:p>
-      <w:pPr>
-        <w:pStyle w:val="a0"/>
-      </w:pPr>
-      <w:r>
-        <w:t>система должна отображать перечень участников активной сессии и признак того, какая точка маршрута изменяется участником в текущий момент;</w:t>
-      </w:r>
-    </w:p>
-    <w:p>
-      <w:pPr>
-        <w:pStyle w:val="a0"/>
-      </w:pPr>
-      <w:r>
-        <w:t>система должна при восстановлении соединения участника в течение 30 секунд возвращать ему актуальную версию маршрута с сохранением внесённых им до разрыва изменений;</w:t>
-      </w:r>
-    </w:p>
-    <w:p>
-      <w:pPr>
-        <w:pStyle w:val="a0"/>
-      </w:pPr>
-      <w:r>
-        <w:t>система должна предоставлять организатору и любому участнику поездки, имеющему роль редактора, возможность задать в настройках поездки радиус подбора точек интереса в диапазоне от 500 до 5000 м и должна применять заданное значение для всех участников поездки;</w:t>
-      </w:r>
-    </w:p>
-    <w:p>
-      <w:pPr>
-        <w:pStyle w:val="a0"/>
-      </w:pPr>
-      <w:r>
-        <w:t>система должна формировать представление маршрута в виде последовательности шагов, каждый из которых соответствует пути до следующей точки маршрута, и при отображении шага затемнять остальную часть маршрута, показывая только текущее положение пользователя, следующую точку и расстояние до неё без построения линии пути между ними;</w:t>
-      </w:r>
-    </w:p>
-    <w:p>
-      <w:pPr>
-        <w:pStyle w:val="a0"/>
-      </w:pPr>
-      <w:r>
-        <w:t>система должна формировать ссылку-протокол с полным набором координат точек маршрута в формате, поддерживаемом внешним навигационным приложением;</w:t>
-      </w:r>
-    </w:p>
-    <w:p>
-      <w:pPr>
-        <w:pStyle w:val="a0"/>
-      </w:pPr>
-      <w:r>
-        <w:t>система должна по подтверждению пользователя инициировать открытие внешнего навигационного приложения с передачей ему точек маршрута;</w:t>
-      </w:r>
-    </w:p>
-    <w:p>
-      <w:pPr>
-        <w:pStyle w:val="a0"/>
-      </w:pPr>
-      <w:r>
-        <w:t>система должна при отсутствии на устройстве поддерживаемого навигационного приложения предлагать открытие маршрута веб-ссылкой на карту;</w:t>
-      </w:r>
-    </w:p>
-    <w:p>
-      <w:pPr>
-        <w:pStyle w:val="a0"/>
-      </w:pPr>
-      <w:r>
-        <w:t>система должна при превышении ограничения внешнего протокола на число точек исключать из экспорта точки, добавленные из точек интереса, либо уведомлять организатора о необходимости сократить число точек вручную</w:t>
-      </w:r>
-      <w:r>
-        <w:t>;</w:t>
-      </w:r>
-    </w:p>
-    <w:p>
-      <w:pPr>
-        <w:pStyle w:val="a0"/>
-      </w:pPr>
-      <w:r>
-        <w:t>система должна запрашивать явное согласие пользователя на обработку персональных и геолокационных данных до начала их сбора и хранить факт получения согласия;</w:t>
-      </w:r>
-    </w:p>
-    <w:p>
-      <w:pPr>
-        <w:pStyle w:val="a0"/>
-      </w:pPr>
-      <w:r>
-        <w:t>система должна предоставлять пользователю возможность просмотреть, изменить и удалить свои учётные данные и сохранённые маршруты в срок не более 3 рабочих дней с момента запроса.</w:t>
+      <w:r xml:space="preserve">
+        <w:t>FR-01 – система должна предоставлять пользователю возможность задать точку отправления, точку назначения и произвольное число промежуточных точек выбором на карте либо текстовым поиском адреса;</w:t>
+      </w:r>
+    </w:p>
+    <w:p>
+      <w:pPr>
+        <w:pStyle w:val="a0"/>
+      </w:pPr>
+      <w:r xml:space="preserve">
+        <w:t>FR-02 – система должна строить маршрут между заданными точками путём запроса к внешнему картографическому провайдеру с сохранением заданного порядка промежуточных точек;</w:t>
+      </w:r>
+    </w:p>
+    <w:p>
+      <w:pPr>
+        <w:pStyle w:val="a0"/>
+      </w:pPr>
+      <w:r xml:space="preserve">
+        <w:t>FR-03 – система должна отображать построенный маршрут на карте с указанием общего расстояния в километрах и ориентировочного времени в пути в минутах;</w:t>
+      </w:r>
+    </w:p>
+    <w:p>
+      <w:pPr>
+        <w:pStyle w:val="a0"/>
+      </w:pPr>
+      <w:r xml:space="preserve">
+        <w:t>FR-04 – система должна при ошибке внешнего провайдера или превышении лимита запросов к нему сообщать пользователю о временной невозможности построить маршрут и предлагать повторить попытку позже;</w:t>
+      </w:r>
+    </w:p>
+    <w:p>
+      <w:pPr>
+        <w:pStyle w:val="a0"/>
+      </w:pPr>
+      <w:r xml:space="preserve">
+        <w:t>FR-05 – система должна сообщать пользователю о невозможности построить маршрут, если заданная точка недостижима по дорожной сети, и предлагать скорректировать её положение;</w:t>
+      </w:r>
+    </w:p>
+    <w:p>
+      <w:pPr>
+        <w:pStyle w:val="a0"/>
+      </w:pPr>
+      <w:r xml:space="preserve">
+        <w:t>FR-06 – система должна запрашивать у внешнего сервиса точек интереса объекты, расположенные от линии построенного маршрута не далее радиуса, заданного в настройках поездки, и отображать их отдельными маркерами на карте;</w:t>
+      </w:r>
+    </w:p>
+    <w:p>
+      <w:pPr>
+        <w:pStyle w:val="a0"/>
+      </w:pPr>
+      <w:r xml:space="preserve">
+        <w:t>FR-07 – система должна по выбору пользователя добавлять отображённую точку интереса в маршрут как промежуточную точку и перестраивать маршрут с её учётом;</w:t>
+      </w:r>
+    </w:p>
+    <w:p>
+      <w:pPr>
+        <w:pStyle w:val="a0"/>
+      </w:pPr>
+      <w:r xml:space="preserve">
+        <w:t>FR-08 – система должна кэшировать результаты запросов точек интереса и повторно использовать их для того же участка маршрута в течение 24 часов без обращения к внешнему сервису;</w:t>
+      </w:r>
+    </w:p>
+    <w:p>
+      <w:pPr>
+        <w:pStyle w:val="a0"/>
+      </w:pPr>
+      <w:r xml:space="preserve">
+        <w:t>FR-09 – система должна выполнять регистрацию и вход пользователя по адресу электронной почты с подтверждением одноразовым кодом, направляемым на указанный адрес, и предоставлять доступ к функциям поездки только после ввода действительного кода;</w:t>
+      </w:r>
+    </w:p>
+    <w:p>
+      <w:pPr>
+        <w:pStyle w:val="a0"/>
+      </w:pPr>
+      <w:r xml:space="preserve">
+        <w:t>FR-10 – система должна сохранять построенный маршрут вместе с набором его точек в профиле пользователя и обеспечивать его повторное открытие и редактирование;</w:t>
+      </w:r>
+    </w:p>
+    <w:p>
+      <w:pPr>
+        <w:pStyle w:val="a0"/>
+      </w:pPr>
+      <w:r xml:space="preserve">
+        <w:t>FR-11 – система должна формировать для поездки уникальную ссылку-приглашение с заданными организатором сроком действия и допустимым числом переходов, не содержащую внутреннего идентификатора поездки в открытом виде, и должна делать ранее выданную ссылку недействительной при формировании новой;</w:t>
+      </w:r>
+    </w:p>
+    <w:p>
+      <w:pPr>
+        <w:pStyle w:val="a0"/>
+      </w:pPr>
+      <w:r xml:space="preserve">
+        <w:t>FR-12 – система должна добавлять пользователя, перешедшего по действительной ссылке-приглашению, в список участников поездки без ввода внутреннего идентификатора поездки;</w:t>
+      </w:r>
+    </w:p>
+    <w:p>
+      <w:pPr>
+        <w:pStyle w:val="a0"/>
+      </w:pPr>
+      <w:r xml:space="preserve">
+        <w:t>FR-13 – система должна отклонять переход по ссылке-приглашению с истёкшим сроком действия, исчерпанным лимитом переходов либо отозванной в результате формирования организатором новой ссылки и сообщать пользователю о недействительности приглашения;</w:t>
+      </w:r>
+    </w:p>
+    <w:p>
+      <w:pPr>
+        <w:pStyle w:val="a0"/>
+      </w:pPr>
+      <w:r xml:space="preserve">
+        <w:t>FR-14 – система должна отклонять присоединение нового участника при достижении установленного организатором ограничения на число участников поездки;</w:t>
+      </w:r>
+    </w:p>
+    <w:p>
+      <w:pPr>
+        <w:pStyle w:val="a0"/>
+      </w:pPr>
+      <w:r xml:space="preserve">
+        <w:t>FR-15 – система должна назначать участнику, присоединившемуся по ссылке-приглашению, роль наблюдателя с правом только на просмотр маршрута и должна предоставлять организатору возможность изменить роль участника на роль редактора с правом изменения маршрута;</w:t>
+      </w:r>
+    </w:p>
+    <w:p>
+      <w:pPr>
+        <w:pStyle w:val="a0"/>
+      </w:pPr>
+      <w:r xml:space="preserve">
+        <w:t>FR-16 – система должна уведомлять организатора о присоединении нового участника к поездке не позднее 5 секунд с момента присоединения;</w:t>
+      </w:r>
+    </w:p>
+    <w:p>
+      <w:pPr>
+        <w:pStyle w:val="a0"/>
+      </w:pPr>
+      <w:r xml:space="preserve">
+        <w:t>FR-17 – система должна предоставлять организатору возможность исключить участника из поездки с немедленным прекращением его доступа к маршруту;</w:t>
+      </w:r>
+    </w:p>
+    <w:p>
+      <w:pPr>
+        <w:pStyle w:val="a0"/>
+      </w:pPr>
+      <w:r xml:space="preserve">
+        <w:t>FR-18 – система должна принимать от клиентского приложения участника события перемещения, добавления и удаления точек маршрута по постоянному двустороннему соединению;</w:t>
+      </w:r>
+    </w:p>
+    <w:p>
+      <w:pPr>
+        <w:pStyle w:val="a0"/>
+      </w:pPr>
+      <w:r xml:space="preserve">
+        <w:t>FR-19 – система должна обновлять состояние маршрута и рассылать событие изменения всем остальным участникам активной сессии редактирования после фиксации изменения в хранилище;</w:t>
+      </w:r>
+    </w:p>
+    <w:p>
+      <w:pPr>
+        <w:pStyle w:val="a0"/>
+      </w:pPr>
+      <w:r xml:space="preserve">
+        <w:t>FR-20 – система должна отображать полученные изменения маршрута на карте участника без перезагрузки страницы и без повторного открытия поездки;</w:t>
+      </w:r>
+    </w:p>
+    <w:p>
+      <w:pPr>
+        <w:pStyle w:val="a0"/>
+      </w:pPr>
+      <w:r xml:space="preserve">
+        <w:t>FR-21 – система должна отображать перечень участников активной сессии и признак того, какая точка маршрута изменяется участником в текущий момент;</w:t>
+      </w:r>
+    </w:p>
+    <w:p>
+      <w:pPr>
+        <w:pStyle w:val="a0"/>
+      </w:pPr>
+      <w:r xml:space="preserve">
+        <w:t>FR-22 – система должна при восстановлении соединения участника в течение 30 секунд возвращать ему актуальную версию маршрута с сохранением внесённых им до разрыва изменений;</w:t>
+      </w:r>
+    </w:p>
+    <w:p>
+      <w:pPr>
+        <w:pStyle w:val="a0"/>
+      </w:pPr>
+      <w:r xml:space="preserve">
+        <w:t>FR-23 – система должна предоставлять организатору и любому участнику поездки, имеющему роль редактора, возможность задать в настройках поездки радиус подбора точек интереса в диапазоне от 500 до 5000 м и должна применять заданное значение для всех участников поездки;</w:t>
+      </w:r>
+    </w:p>
+    <w:p>
+      <w:pPr>
+        <w:pStyle w:val="a0"/>
+      </w:pPr>
+      <w:r xml:space="preserve">
+        <w:t>FR-24 – система должна формировать представление маршрута в виде последовательности шагов, каждый из которых соответствует пути до следующей точки маршрута, и при отображении шага затемнять остальную часть маршрута, показывая только текущее положение пользователя, следующую точку и расстояние до неё без построения линии пути между ними;</w:t>
+      </w:r>
+    </w:p>
+    <w:p>
+      <w:pPr>
+        <w:pStyle w:val="a0"/>
+      </w:pPr>
+      <w:r xml:space="preserve">
+        <w:t>FR-25 – система должна формировать ссылку-протокол с полным набором координат точек маршрута в формате, поддерживаемом внешним навигационным приложением;</w:t>
+      </w:r>
+    </w:p>
+    <w:p>
+      <w:pPr>
+        <w:pStyle w:val="a0"/>
+      </w:pPr>
+      <w:r xml:space="preserve">
+        <w:t>FR-26 – система должна по подтверждению пользователя инициировать открытие внешнего навигационного приложения с передачей ему точек маршрута;</w:t>
+      </w:r>
+    </w:p>
+    <w:p>
+      <w:pPr>
+        <w:pStyle w:val="a0"/>
+      </w:pPr>
+      <w:r xml:space="preserve">
+        <w:t>FR-27 – система должна при отсутствии на устройстве поддерживаемого навигационного приложения предлагать открытие маршрута веб-ссылкой на карту;</w:t>
+      </w:r>
+    </w:p>
+    <w:p>
+      <w:pPr>
+        <w:pStyle w:val="a0"/>
+      </w:pPr>
+      <w:r xml:space="preserve">
+        <w:t>FR-28 – система должна при превышении ограничения внешнего протокола на число точек исключать из экспорта точки, добавленные из точек интереса, либо уведомлять организатора о необходимости сократить число точек вручную;</w:t>
+      </w:r>
+    </w:p>
+    <w:p>
+      <w:pPr>
+        <w:pStyle w:val="a0"/>
+      </w:pPr>
+      <w:r xml:space="preserve">
+        <w:t>FR-29 – система должна запрашивать явное согласие пользователя на обработку персональных и геолокационных данных до начала их сбора и хранить факт получения согласия;</w:t>
+      </w:r>
+    </w:p>
+    <w:p>
+      <w:pPr>
+        <w:pStyle w:val="a0"/>
+      </w:pPr>
+      <w:r xml:space="preserve">
+        <w:t>FR-30 – система должна предоставлять пользователю возможность просмотреть, изменить и удалить свои учётные данные и сохранённые маршруты в срок не более 3 рабочих дней с момента запроса.</w:t>
       </w:r>
     </w:p>
     <w:p>
@@ -9512,8 +9522,16 @@
       <w:pPr>
         <w:pStyle w:val="a0"/>
       </w:pPr>
-      <w:r>
-        <w:t>система должна обращаться к внешнему картографическому провайдеру и внешнему сервису поиска мест через их официальные программные интерфейсы.</w:t>
+      <w:r xml:space="preserve">
+        <w:t>система должна обращаться к внешнему картографическому провайдеру и внешнему сервису поиска мест через их официальные программные интерфейсы;</w:t>
+      </w:r>
+    </w:p>
+    <w:p>
+      <w:pPr>
+        <w:pStyle w:val="a0"/>
+      </w:pPr>
+      <w:r xml:space="preserve">
+        <w:t>NFR-13 – система должна поддерживать формирование ссылки экспорта не менее чем для двух внешних навигационных приложений.</w:t>
       </w:r>
     </w:p>
     <w:p>
@@ -9863,50 +9881,32 @@
       <w:pPr>
         <w:pStyle w:val="a0"/>
       </w:pPr>
-      <w:r>
-        <w:t>система должна возвращать построенный маршрут не позднее 3 секунд с момента подтверждения набора точек при числе точек маршрута не более 10</w:t>
-      </w:r>
-      <w:r>
-        <w:t>;</w:t>
-      </w:r>
-    </w:p>
-    <w:p>
-      <w:pPr>
-        <w:pStyle w:val="a0"/>
-      </w:pPr>
-      <w:r>
-        <w:t>система должна отображать изменение маршрута, внесённое одним участником, у остальных участников активной сессии не позднее 2 секунд при стабильном соединении</w:t>
-      </w:r>
-      <w:r>
-        <w:t>;</w:t>
-      </w:r>
-    </w:p>
-    <w:p>
-      <w:pPr>
-        <w:pStyle w:val="a0"/>
-      </w:pPr>
-      <w:r>
-        <w:t>система должна отображать маркеры точек интереса вдоль маршрута не позднее 5 секунд после отображения самого маршрута;</w:t>
-      </w:r>
-    </w:p>
-    <w:p>
-      <w:pPr>
-        <w:pStyle w:val="a0"/>
-      </w:pPr>
-      <w:r>
-        <w:t>система должна поддерживать не менее 10 участников в одной сессии совместного редактирования и не менее 200 одновременных сессий без нарушения порогов</w:t>
-      </w:r>
-      <w:r>
-        <w:t>,</w:t>
-      </w:r>
-      <w:r>
-        <w:t xml:space="preserve"> </w:t>
-      </w:r>
-      <w:r>
-        <w:t>описанных выше</w:t>
-      </w:r>
-      <w:r>
-        <w:t>.</w:t>
+      <w:r xml:space="preserve">
+        <w:t>NFR-01 – система должна возвращать построенный маршрут не позднее 3 секунд с момента подтверждения набора точек при числе точек маршрута не более 10;</w:t>
+      </w:r>
+    </w:p>
+    <w:p>
+      <w:pPr>
+        <w:pStyle w:val="a0"/>
+      </w:pPr>
+      <w:r xml:space="preserve">
+        <w:t>NFR-02 – система должна отображать изменение маршрута, внесённое одним участником, у остальных участников активной сессии не позднее 2 секунд при стабильном соединении;</w:t>
+      </w:r>
+    </w:p>
+    <w:p>
+      <w:pPr>
+        <w:pStyle w:val="a0"/>
+      </w:pPr>
+      <w:r xml:space="preserve">
+        <w:t>NFR-03 – система должна отображать маркеры точек интереса вдоль маршрута не позднее 5 секунд после отображения самого маршрута;</w:t>
+      </w:r>
+    </w:p>
+    <w:p>
+      <w:pPr>
+        <w:pStyle w:val="a0"/>
+      </w:pPr>
+      <w:r xml:space="preserve">
+        <w:t>NFR-04 – система должна поддерживать не менее 10 участников в одной сессии совместного редактирования и не менее 200 одновременных сессий без нарушения порога, установленного требованием NFR-02;</w:t>
       </w:r>
     </w:p>
     <w:p>
@@ -9933,36 +9933,29 @@
       <w:pPr>
         <w:pStyle w:val="a0"/>
       </w:pPr>
-      <w:r>
-        <w:t>система должна обеспечивать доступность функций просмотра и редактирования сохранённых маршрутов не менее 99 % времени календарного месяца без учёта планового обслуживания</w:t>
-      </w:r>
-      <w:r>
-        <w:t>;</w:t>
-      </w:r>
-    </w:p>
-    <w:p>
-      <w:pPr>
-        <w:pStyle w:val="a0"/>
-      </w:pPr>
-      <w:r>
-        <w:t>система не должна терять изменения маршрута, подтверждённые сервером, при перезапуске сервера или обрыве соединения участника</w:t>
-      </w:r>
-      <w:r>
-        <w:t>;</w:t>
-      </w:r>
-    </w:p>
-    <w:p>
-      <w:pPr>
-        <w:pStyle w:val="a0"/>
-      </w:pPr>
-      <w:r>
-        <w:t>система должна при недоступности внешнего картографического провайдера сохранять доступными просмотр, пошаговое представление и экспорт ранее сохранённых маршрутов.</w:t>
-      </w:r>
-    </w:p>
-    <w:p>
-      <w:r>
-        <w:lastRenderedPageBreak/>
-        <w:t>Кроме того, система должна сохранять работоспособность при кратковременной потере соединения участником: при восстановлении соединения в течение 30 секунд участнику возвращается актуальная версия маршрута без потери внесённых им до разрыва изменений.</w:t>
+      <w:r xml:space="preserve">
+        <w:t>NFR-05 – система должна обеспечивать доступность функций просмотра и редактирования сохранённых маршрутов не менее 99 % времени календарного месяца без учёта планового обслуживания;</w:t>
+      </w:r>
+    </w:p>
+    <w:p>
+      <w:pPr>
+        <w:pStyle w:val="a0"/>
+      </w:pPr>
+      <w:r xml:space="preserve">
+        <w:t>NFR-06 – система не должна терять изменения маршрута, подтверждённые сервером, при перезапуске сервера или обрыве соединения участника;</w:t>
+      </w:r>
+    </w:p>
+    <w:p>
+      <w:pPr>
+        <w:pStyle w:val="a0"/>
+      </w:pPr>
+      <w:r xml:space="preserve">
+        <w:t>NFR-07 – система должна при недоступности внешнего картографического провайдера сохранять доступными просмотр, пошаговое представление и экспорт ранее сохранённых маршрутов.</w:t>
+      </w:r>
+    </w:p>
+    <w:p>
+      <w:r xml:space="preserve">
+        <w:t>Кроме того, система должна сохранять работоспособность при кратковременной потере соединения участником в порядке, установленном функциональным требованием FR-22.</w:t>
       </w:r>
     </w:p>
     <w:p>
@@ -9976,26 +9969,11 @@
       <w:bookmarkEnd w:id="36"/>
     </w:p>
     <w:p>
-      <w:r>
-        <w:t>К безопасности системы предъявляются следующие требовани</w:t>
-      </w:r>
-      <w:r>
-        <w:t xml:space="preserve">е — </w:t>
-      </w:r>
-      <w:r>
-        <w:t xml:space="preserve">система не должна хранить пароли пользователей, должна хранить одноразовый код подтверждения только в виде </w:t>
+      <w:r xml:space="preserve">
+        <w:t>К безопасности системы предъявляется следующее требование: NFR-08 – система не должна хранить пароли пользователей, должна хранить одноразовый код подтверждения только в виде хеша со сроком действия не более 5 минут и не более 3 попыток ввода, а также передавать данные между клиентом и сервером по протоколу TLS версии не ниже 1.2.</w:t>
       </w:r>
       <w:proofErr w:type="spellStart"/>
-      <w:r>
-        <w:t>хеша</w:t>
-      </w:r>
       <w:proofErr w:type="spellEnd"/>
-      <w:r>
-        <w:t xml:space="preserve"> со сроком действия не более 5 минут и не более 3 попыток ввода, а также передавать данные между клиентом и сервером по протоколу TLS версии не ниже 1.2</w:t>
-      </w:r>
-      <w:r>
-        <w:t>.</w:t>
-      </w:r>
     </w:p>
     <w:p>
       <w:r>
@@ -10068,6 +10046,37 @@
         <w:pStyle w:val="3"/>
       </w:pPr>
       <w:bookmarkStart w:id="38" w:name="_Toc240984104"/>
+      <w:r xml:space="preserve">
+        <w:t>Требования к объяснимости</w:t>
+      </w:r>
+      <w:bookmarkEnd w:id="38"/>
+    </w:p>
+    <w:p>
+      <w:r xml:space="preserve">
+        <w:t>К объяснимости работы системы предъявляются следующие требования:</w:t>
+      </w:r>
+    </w:p>
+    <w:p>
+      <w:pPr>
+        <w:pStyle w:val="a0"/>
+      </w:pPr>
+      <w:r xml:space="preserve">
+        <w:t>NFR-11 – система должна отображать для каждой предложенной точки интереса её категорию и удаление от линии маршрута в метрах;</w:t>
+      </w:r>
+    </w:p>
+    <w:p>
+      <w:pPr>
+        <w:pStyle w:val="a0"/>
+      </w:pPr>
+      <w:r xml:space="preserve">
+        <w:t>NFR-12 – система должна при отказе построения маршрута или экспорта указывать причину отказа в формулировке, понятной пользователю, и код ошибки для обращения в службу поддержки.</w:t>
+      </w:r>
+    </w:p>
+    <w:p>
+      <w:pPr>
+        <w:pStyle w:val="3"/>
+      </w:pPr>
+      <w:bookmarkStart w:id="38" w:name="_Toc240984104"/>
       <w:r>
         <w:t>Требования к транспортабельности</w:t>
       </w:r>
@@ -10155,25 +10164,24 @@
       <w:pPr>
         <w:pStyle w:val="a0"/>
       </w:pPr>
-      <w:r>
-        <w:lastRenderedPageBreak/>
-        <w:t>система должна предоставлять доступ к маршруту поездки только её организатору и включённым в список участникам, отклоняя прочие запросы с кодом 403;</w:t>
-      </w:r>
-    </w:p>
-    <w:p>
-      <w:pPr>
-        <w:pStyle w:val="a0"/>
-      </w:pPr>
-      <w:r>
-        <w:t>система должна ограничивать срок действия ссылки-приглашения значением, задаваемым организатором в пределах не более 72 часов, и допустимым числом переходов, также задаваемым организатором;</w:t>
-      </w:r>
-    </w:p>
-    <w:p>
-      <w:pPr>
-        <w:pStyle w:val="a0"/>
-      </w:pPr>
-      <w:r>
-        <w:t>состав данных, передаваемых участникам совместной сессии, должен ограничиваться отображаемым именем участника и его действиями с точками маршрута.</w:t>
+      <w:r xml:space="preserve">
+        <w:t>NFR-09 – система должна предоставлять доступ к маршруту поездки только её организатору и включённым в список участникам, отклоняя прочие запросы с кодом 403;</w:t>
+      </w:r>
+    </w:p>
+    <w:p>
+      <w:pPr>
+        <w:pStyle w:val="a0"/>
+      </w:pPr>
+      <w:r xml:space="preserve">
+        <w:t>NFR-10 – система должна ограничивать срок действия ссылки-приглашения значением, задаваемым организатором в пределах не более 72 часов, и допустимым числом переходов, также задаваемым организатором;</w:t>
+      </w:r>
+    </w:p>
+    <w:p>
+      <w:pPr>
+        <w:pStyle w:val="a0"/>
+      </w:pPr>
+      <w:r xml:space="preserve">
+        <w:t>CON-07 – состав данных, передаваемых участникам совместной сессии, должен ограничиваться отображаемым именем участника и его действиями с точками маршрута.</w:t>
       </w:r>
     </w:p>
     <w:p>
@@ -10312,93 +10320,80 @@
       <w:pPr>
         <w:pStyle w:val="a0"/>
       </w:pPr>
-      <w:r>
-        <w:t>система не должна реализовывать собственный дорожный граф и алгоритм маршрутизации; геометрия и метрики маршрута должны получаться исключительно от внешнего картографического провайдера</w:t>
-      </w:r>
-      <w:r>
-        <w:t>;</w:t>
-      </w:r>
-    </w:p>
-    <w:p>
-      <w:pPr>
-        <w:pStyle w:val="a0"/>
-      </w:pPr>
-      <w:r>
-        <w:t>система обязана соблюдать суточные лимиты запросов и лицензионные условия внешних сервисов, включая обязательное указание источника картографических данных на экране карты;</w:t>
-      </w:r>
-    </w:p>
-    <w:p>
-      <w:pPr>
-        <w:pStyle w:val="a0"/>
-      </w:pPr>
-      <w:r>
-        <w:t>система не должна хранить собственный каталог описаний достопримечательностей; сведения об объектах должны запрашиваться у внешнего сервиса точек интереса;</w:t>
-      </w:r>
-    </w:p>
-    <w:p>
-      <w:pPr>
-        <w:pStyle w:val="a0"/>
-      </w:pPr>
-      <w:r>
-        <w:t>система не должна выполнять навигацию в движении, включая голосовые подсказки и перестроение маршрута из-за дорожной обстановки; эти функции остаются за внешним навигационным приложением;</w:t>
-      </w:r>
-    </w:p>
-    <w:p>
-      <w:pPr>
-        <w:pStyle w:val="a0"/>
-      </w:pPr>
-      <w:r>
-        <w:t>система не должна обрабатывать и хранить финансовые данные, а также выполнять бронирование мест, билетов и столиков в точках интереса</w:t>
-      </w:r>
-      <w:r>
-        <w:t>;</w:t>
-      </w:r>
-    </w:p>
-    <w:p>
-      <w:pPr>
-        <w:pStyle w:val="a0"/>
-      </w:pPr>
-      <w:r>
-        <w:t>обработка персональных и геолокационных данных пользователей должна выполняться в соответствии с требованиями законодательства о персональных данных и только при наличии согласия пользователя;</w:t>
-      </w:r>
-    </w:p>
-    <w:p>
-      <w:pPr>
-        <w:pStyle w:val="a0"/>
-      </w:pPr>
-      <w:r>
-        <w:lastRenderedPageBreak/>
-        <w:t>состав данных, передаваемых участникам совместной сессии, должен ограничиваться отображаемым именем участника и его действиями с точками маршрута</w:t>
-      </w:r>
-      <w:r>
-        <w:t>;</w:t>
-      </w:r>
-    </w:p>
-    <w:p>
-      <w:pPr>
-        <w:pStyle w:val="a0"/>
-      </w:pPr>
-      <w:r>
-        <w:t>экспорт маршрута должен выполняться передачей точек по ссылке-протоколу; сохранение маршрута в облачный профиль внешнего картографического сервиса не выполняется;</w:t>
-      </w:r>
-    </w:p>
-    <w:p>
-      <w:pPr>
-        <w:pStyle w:val="a0"/>
-      </w:pPr>
-      <w:r>
-        <w:t>система не должна предоставлять мессенджер общего назначения; обсуждение поездки вне контекста точек маршрута остаётся во внешней среде;</w:t>
-      </w:r>
-    </w:p>
-    <w:p>
-      <w:pPr>
-        <w:pStyle w:val="a0"/>
-      </w:pPr>
-      <w:r>
-        <w:t>разработка и эксплуатация системы должны выполняться в пределах бесплатных тарифных планов внешнего картографического сервиса и сервиса точек интереса</w:t>
-      </w:r>
-      <w:r>
-        <w:t>.</w:t>
+      <w:r xml:space="preserve">
+        <w:t>CON-01 – система не должна реализовывать собственный дорожный граф и алгоритм маршрутизации; геометрия и метрики маршрута должны получаться исключительно от внешнего картографического провайдера;</w:t>
+      </w:r>
+    </w:p>
+    <w:p>
+      <w:pPr>
+        <w:pStyle w:val="a0"/>
+      </w:pPr>
+      <w:r xml:space="preserve">
+        <w:t>CON-02 – система обязана соблюдать суточные лимиты запросов и лицензионные условия внешних сервисов, включая обязательное указание источника картографических данных на экране карты;</w:t>
+      </w:r>
+    </w:p>
+    <w:p>
+      <w:pPr>
+        <w:pStyle w:val="a0"/>
+      </w:pPr>
+      <w:r xml:space="preserve">
+        <w:t>CON-03 – система не должна хранить собственный каталог описаний достопримечательностей; сведения об объектах должны запрашиваться у внешнего сервиса точек интереса;</w:t>
+      </w:r>
+    </w:p>
+    <w:p>
+      <w:pPr>
+        <w:pStyle w:val="a0"/>
+      </w:pPr>
+      <w:r xml:space="preserve">
+        <w:t>CON-04 – система не должна выполнять навигацию в движении, включая голосовые подсказки и перестроение маршрута из-за дорожной обстановки; эти функции остаются за внешним навигационным приложением;</w:t>
+      </w:r>
+    </w:p>
+    <w:p>
+      <w:pPr>
+        <w:pStyle w:val="a0"/>
+      </w:pPr>
+      <w:r xml:space="preserve">
+        <w:t>CON-05 – система не должна обрабатывать и хранить финансовые данные, а также выполнять бронирование мест, билетов и столиков в точках интереса;</w:t>
+      </w:r>
+    </w:p>
+    <w:p>
+      <w:pPr>
+        <w:pStyle w:val="a0"/>
+      </w:pPr>
+      <w:r xml:space="preserve">
+        <w:t>CON-06 – обработка персональных и геолокационных данных пользователей должна выполняться в соответствии с требованиями законодательства о персональных данных и только при наличии согласия пользователя;</w:t>
+      </w:r>
+    </w:p>
+    <w:p>
+      <w:pPr>
+        <w:pStyle w:val="a0"/>
+      </w:pPr>
+      <w:r xml:space="preserve">
+        <w:t>CON-07 – состав данных, передаваемых участникам совместной сессии, должен ограничиваться отображаемым именем участника и его действиями с точками маршрута;</w:t>
+      </w:r>
+    </w:p>
+    <w:p>
+      <w:pPr>
+        <w:pStyle w:val="a0"/>
+      </w:pPr>
+      <w:r xml:space="preserve">
+        <w:t>CON-08 – экспорт маршрута должен выполняться передачей точек по ссылке-протоколу; сохранение маршрута в облачный профиль внешнего картографического сервиса не выполняется;</w:t>
+      </w:r>
+    </w:p>
+    <w:p>
+      <w:pPr>
+        <w:pStyle w:val="a0"/>
+      </w:pPr>
+      <w:r xml:space="preserve">
+        <w:t>CON-09 – система не должна предоставлять мессенджер общего назначения; обсуждение поездки вне контекста точек маршрута остаётся во внешней среде;</w:t>
+      </w:r>
+    </w:p>
+    <w:p>
+      <w:pPr>
+        <w:pStyle w:val="a0"/>
+      </w:pPr>
+      <w:r xml:space="preserve">
+        <w:t>CON-10 – разработка и эксплуатация системы должны выполняться в пределах бесплатных тарифных планов внешнего картографического сервиса и сервиса точек интереса.</w:t>
       </w:r>
     </w:p>
     <w:p>
@@ -10726,8 +10721,8 @@
             <w:pPr>
               <w:pStyle w:val="vgutTableText"/>
             </w:pPr>
-            <w:r>
-              <w:t>Перечень требований FR-01 – FR-30, NFR-01 – NFR-16, CON-01 – CON-10.</w:t>
+            <w:r xml:space="preserve">
+              <w:t>Перечень требований FR-01 – FR-30, NFR-01 – NFR-13 и CON-01 – CON-10, всего 53 требования.</w:t>
             </w:r>
           </w:p>
         </w:tc>
@@ -14606,7 +14601,7 @@
               <w:pStyle w:val="vgutTableText"/>
             </w:pPr>
             <w:r>
-              <w:t>NFR-16</w:t>
+              <w:t>NFR-13</w:t>
             </w:r>
           </w:p>
         </w:tc>
@@ -14656,6 +14651,586 @@
             </w:pPr>
             <w:r>
               <w:t>Испытание: экспорт выполнен в 2 навигационных приложениях, набор точек в каждом совпадает с заданным.</w:t>
+            </w:r>
+          </w:p>
+        </w:tc>
+      </w:tr>
+      <w:tr>
+        <w:tc>
+          <w:tcPr>
+            <w:tcW w:w="2041" w:type="dxa"/>
+          </w:tcPr>
+          <w:p>
+            <w:pPr>
+              <w:pStyle w:val="vgutTableText"/>
+            </w:pPr>
+            <w:r xml:space="preserve">
+              <w:t>CON-01</w:t>
+            </w:r>
+          </w:p>
+        </w:tc>
+        <w:tc>
+          <w:tcPr>
+            <w:tcW w:w="2381" w:type="dxa"/>
+          </w:tcPr>
+          <w:p>
+            <w:pPr>
+              <w:pStyle w:val="vgutTableText"/>
+            </w:pPr>
+            <w:r xml:space="preserve">
+              <w:t>Использование внешнего сервиса маршрутизации</w:t>
+            </w:r>
+          </w:p>
+        </w:tc>
+        <w:tc>
+          <w:tcPr>
+            <w:tcW w:w="1474" w:type="dxa"/>
+          </w:tcPr>
+          <w:p>
+            <w:pPr>
+              <w:pStyle w:val="vgutTableText"/>
+            </w:pPr>
+            <w:proofErr w:type="spellStart"/>
+            <w:r xml:space="preserve">
+              <w:t>Must Have</w:t>
+            </w:r>
+            <w:proofErr w:type="spellEnd"/>
+            <w:proofErr w:type="spellStart"/>
+            <w:proofErr w:type="spellEnd"/>
+          </w:p>
+        </w:tc>
+        <w:tc>
+          <w:tcPr>
+            <w:tcW w:w="4305" w:type="dxa"/>
+          </w:tcPr>
+          <w:p>
+            <w:pPr>
+              <w:pStyle w:val="vgutTableText"/>
+            </w:pPr>
+            <w:r xml:space="preserve">
+              <w:t>Инспекция: в составе системы отсутствуют модули хранения дорожного графа и расчёта геометрии маршрута.</w:t>
+            </w:r>
+          </w:p>
+        </w:tc>
+      </w:tr>
+      <w:tr>
+        <w:tc>
+          <w:tcPr>
+            <w:tcW w:w="2041" w:type="dxa"/>
+          </w:tcPr>
+          <w:p>
+            <w:pPr>
+              <w:pStyle w:val="vgutTableText"/>
+            </w:pPr>
+            <w:r xml:space="preserve">
+              <w:t>CON-02</w:t>
+            </w:r>
+          </w:p>
+        </w:tc>
+        <w:tc>
+          <w:tcPr>
+            <w:tcW w:w="2381" w:type="dxa"/>
+          </w:tcPr>
+          <w:p>
+            <w:pPr>
+              <w:pStyle w:val="vgutTableText"/>
+            </w:pPr>
+            <w:r xml:space="preserve">
+              <w:t>Соблюдение лимитов и условий внешних API</w:t>
+            </w:r>
+          </w:p>
+        </w:tc>
+        <w:tc>
+          <w:tcPr>
+            <w:tcW w:w="1474" w:type="dxa"/>
+          </w:tcPr>
+          <w:p>
+            <w:pPr>
+              <w:pStyle w:val="vgutTableText"/>
+            </w:pPr>
+            <w:proofErr w:type="spellStart"/>
+            <w:r xml:space="preserve">
+              <w:t>Must Have</w:t>
+            </w:r>
+            <w:proofErr w:type="spellEnd"/>
+            <w:proofErr w:type="spellStart"/>
+            <w:proofErr w:type="spellEnd"/>
+          </w:p>
+        </w:tc>
+        <w:tc>
+          <w:tcPr>
+            <w:tcW w:w="4305" w:type="dxa"/>
+          </w:tcPr>
+          <w:p>
+            <w:pPr>
+              <w:pStyle w:val="vgutTableText"/>
+            </w:pPr>
+            <w:r xml:space="preserve">
+              <w:t>Инспекция и анализ: на экране карты присутствует атрибуция источника данных, по журналу суточное число запросов не превышает лимит тарифного плана.</w:t>
+            </w:r>
+          </w:p>
+        </w:tc>
+      </w:tr>
+      <w:tr>
+        <w:tc>
+          <w:tcPr>
+            <w:tcW w:w="2041" w:type="dxa"/>
+          </w:tcPr>
+          <w:p>
+            <w:pPr>
+              <w:pStyle w:val="vgutTableText"/>
+            </w:pPr>
+            <w:r xml:space="preserve">
+              <w:t>CON-03</w:t>
+            </w:r>
+          </w:p>
+        </w:tc>
+        <w:tc>
+          <w:tcPr>
+            <w:tcW w:w="2381" w:type="dxa"/>
+          </w:tcPr>
+          <w:p>
+            <w:pPr>
+              <w:pStyle w:val="vgutTableText"/>
+            </w:pPr>
+            <w:r xml:space="preserve">
+              <w:t>Отсутствие собственной базы достопримечательностей</w:t>
+            </w:r>
+          </w:p>
+        </w:tc>
+        <w:tc>
+          <w:tcPr>
+            <w:tcW w:w="1474" w:type="dxa"/>
+          </w:tcPr>
+          <w:p>
+            <w:pPr>
+              <w:pStyle w:val="vgutTableText"/>
+            </w:pPr>
+            <w:proofErr w:type="spellStart"/>
+            <w:r xml:space="preserve">
+              <w:t>Must Have</w:t>
+            </w:r>
+            <w:proofErr w:type="spellEnd"/>
+            <w:proofErr w:type="spellStart"/>
+            <w:proofErr w:type="spellEnd"/>
+          </w:p>
+        </w:tc>
+        <w:tc>
+          <w:tcPr>
+            <w:tcW w:w="4305" w:type="dxa"/>
+          </w:tcPr>
+          <w:p>
+            <w:pPr>
+              <w:pStyle w:val="vgutTableText"/>
+            </w:pPr>
+            <w:r xml:space="preserve">
+              <w:t>Инспекция: схема базы данных не содержит таблиц с описаниями объектов, кроме кэша ответов внешнего сервиса.</w:t>
+            </w:r>
+          </w:p>
+        </w:tc>
+      </w:tr>
+      <w:tr>
+        <w:tc>
+          <w:tcPr>
+            <w:tcW w:w="2041" w:type="dxa"/>
+          </w:tcPr>
+          <w:p>
+            <w:pPr>
+              <w:pStyle w:val="vgutTableText"/>
+            </w:pPr>
+            <w:r xml:space="preserve">
+              <w:t>CON-04</w:t>
+            </w:r>
+          </w:p>
+        </w:tc>
+        <w:tc>
+          <w:tcPr>
+            <w:tcW w:w="2381" w:type="dxa"/>
+          </w:tcPr>
+          <w:p>
+            <w:pPr>
+              <w:pStyle w:val="vgutTableText"/>
+            </w:pPr>
+            <w:r xml:space="preserve">
+              <w:t>Исключение навигации по факту поездки</w:t>
+            </w:r>
+          </w:p>
+        </w:tc>
+        <w:tc>
+          <w:tcPr>
+            <w:tcW w:w="1474" w:type="dxa"/>
+          </w:tcPr>
+          <w:p>
+            <w:pPr>
+              <w:pStyle w:val="vgutTableText"/>
+            </w:pPr>
+            <w:proofErr w:type="spellStart"/>
+            <w:r xml:space="preserve">
+              <w:t>Won't Have</w:t>
+            </w:r>
+            <w:proofErr w:type="spellEnd"/>
+            <w:proofErr w:type="spellStart"/>
+            <w:proofErr w:type="spellEnd"/>
+          </w:p>
+        </w:tc>
+        <w:tc>
+          <w:tcPr>
+            <w:tcW w:w="4305" w:type="dxa"/>
+          </w:tcPr>
+          <w:p>
+            <w:pPr>
+              <w:pStyle w:val="vgutTableText"/>
+            </w:pPr>
+            <w:r xml:space="preserve">
+              <w:t>Инспекция: перечень функций системы не содержит функций навигации в движении.</w:t>
+            </w:r>
+          </w:p>
+        </w:tc>
+      </w:tr>
+      <w:tr>
+        <w:tc>
+          <w:tcPr>
+            <w:tcW w:w="2041" w:type="dxa"/>
+          </w:tcPr>
+          <w:p>
+            <w:pPr>
+              <w:pStyle w:val="vgutTableText"/>
+            </w:pPr>
+            <w:r xml:space="preserve">
+              <w:t>CON-05</w:t>
+            </w:r>
+          </w:p>
+        </w:tc>
+        <w:tc>
+          <w:tcPr>
+            <w:tcW w:w="2381" w:type="dxa"/>
+          </w:tcPr>
+          <w:p>
+            <w:pPr>
+              <w:pStyle w:val="vgutTableText"/>
+            </w:pPr>
+            <w:r xml:space="preserve">
+              <w:t>Исключение платёжных операций и бронирования</w:t>
+            </w:r>
+          </w:p>
+        </w:tc>
+        <w:tc>
+          <w:tcPr>
+            <w:tcW w:w="1474" w:type="dxa"/>
+          </w:tcPr>
+          <w:p>
+            <w:pPr>
+              <w:pStyle w:val="vgutTableText"/>
+            </w:pPr>
+            <w:proofErr w:type="spellStart"/>
+            <w:r xml:space="preserve">
+              <w:t>Won't Have</w:t>
+            </w:r>
+            <w:proofErr w:type="spellEnd"/>
+            <w:proofErr w:type="spellStart"/>
+            <w:proofErr w:type="spellEnd"/>
+          </w:p>
+        </w:tc>
+        <w:tc>
+          <w:tcPr>
+            <w:tcW w:w="4305" w:type="dxa"/>
+          </w:tcPr>
+          <w:p>
+            <w:pPr>
+              <w:pStyle w:val="vgutTableText"/>
+            </w:pPr>
+            <w:r xml:space="preserve">
+              <w:t>Инспекция: интеграции с платёжными и бронирующими сервисами и поля хранения платёжных данных в системе отсутствуют.</w:t>
+            </w:r>
+          </w:p>
+        </w:tc>
+      </w:tr>
+      <w:tr>
+        <w:tc>
+          <w:tcPr>
+            <w:tcW w:w="2041" w:type="dxa"/>
+          </w:tcPr>
+          <w:p>
+            <w:pPr>
+              <w:pStyle w:val="vgutTableText"/>
+            </w:pPr>
+            <w:r xml:space="preserve">
+              <w:t>CON-06</w:t>
+            </w:r>
+          </w:p>
+        </w:tc>
+        <w:tc>
+          <w:tcPr>
+            <w:tcW w:w="2381" w:type="dxa"/>
+          </w:tcPr>
+          <w:p>
+            <w:pPr>
+              <w:pStyle w:val="vgutTableText"/>
+            </w:pPr>
+            <w:r xml:space="preserve">
+              <w:t>Правовой режим обработки персональных данных</w:t>
+            </w:r>
+          </w:p>
+        </w:tc>
+        <w:tc>
+          <w:tcPr>
+            <w:tcW w:w="1474" w:type="dxa"/>
+          </w:tcPr>
+          <w:p>
+            <w:pPr>
+              <w:pStyle w:val="vgutTableText"/>
+            </w:pPr>
+            <w:proofErr w:type="spellStart"/>
+            <w:r xml:space="preserve">
+              <w:t>Must Have</w:t>
+            </w:r>
+            <w:proofErr w:type="spellEnd"/>
+            <w:proofErr w:type="spellStart"/>
+            <w:proofErr w:type="spellEnd"/>
+          </w:p>
+        </w:tc>
+        <w:tc>
+          <w:tcPr>
+            <w:tcW w:w="4305" w:type="dxa"/>
+          </w:tcPr>
+          <w:p>
+            <w:pPr>
+              <w:pStyle w:val="vgutTableText"/>
+            </w:pPr>
+            <w:r xml:space="preserve">
+              <w:t>Инспекция: наличие политики обработки данных, формы согласия и журнала согласий, сбор геоданных до получения согласия не выполняется.</w:t>
+            </w:r>
+          </w:p>
+        </w:tc>
+      </w:tr>
+      <w:tr>
+        <w:tc>
+          <w:tcPr>
+            <w:tcW w:w="2041" w:type="dxa"/>
+          </w:tcPr>
+          <w:p>
+            <w:pPr>
+              <w:pStyle w:val="vgutTableText"/>
+            </w:pPr>
+            <w:r xml:space="preserve">
+              <w:t>CON-07</w:t>
+            </w:r>
+          </w:p>
+        </w:tc>
+        <w:tc>
+          <w:tcPr>
+            <w:tcW w:w="2381" w:type="dxa"/>
+          </w:tcPr>
+          <w:p>
+            <w:pPr>
+              <w:pStyle w:val="vgutTableText"/>
+            </w:pPr>
+            <w:r xml:space="preserve">
+              <w:t>Минимизация данных, передаваемых участникам</w:t>
+            </w:r>
+          </w:p>
+        </w:tc>
+        <w:tc>
+          <w:tcPr>
+            <w:tcW w:w="1474" w:type="dxa"/>
+          </w:tcPr>
+          <w:p>
+            <w:pPr>
+              <w:pStyle w:val="vgutTableText"/>
+            </w:pPr>
+            <w:proofErr w:type="spellStart"/>
+            <w:r xml:space="preserve">
+              <w:t>Must Have</w:t>
+            </w:r>
+            <w:proofErr w:type="spellEnd"/>
+            <w:proofErr w:type="spellStart"/>
+            <w:proofErr w:type="spellEnd"/>
+          </w:p>
+        </w:tc>
+        <w:tc>
+          <w:tcPr>
+            <w:tcW w:w="4305" w:type="dxa"/>
+          </w:tcPr>
+          <w:p>
+            <w:pPr>
+              <w:pStyle w:val="vgutTableText"/>
+            </w:pPr>
+            <w:r xml:space="preserve">
+              <w:t>Инспекция: в составе событий сессии отсутствуют адрес электронной почты, телефон и текущее местоположение участника.</w:t>
+            </w:r>
+          </w:p>
+        </w:tc>
+      </w:tr>
+      <w:tr>
+        <w:tc>
+          <w:tcPr>
+            <w:tcW w:w="2041" w:type="dxa"/>
+          </w:tcPr>
+          <w:p>
+            <w:pPr>
+              <w:pStyle w:val="vgutTableText"/>
+            </w:pPr>
+            <w:r xml:space="preserve">
+              <w:t>CON-08</w:t>
+            </w:r>
+          </w:p>
+        </w:tc>
+        <w:tc>
+          <w:tcPr>
+            <w:tcW w:w="2381" w:type="dxa"/>
+          </w:tcPr>
+          <w:p>
+            <w:pPr>
+              <w:pStyle w:val="vgutTableText"/>
+            </w:pPr>
+            <w:r xml:space="preserve">
+              <w:t>Ограничение способа экспорта маршрута</w:t>
+            </w:r>
+          </w:p>
+        </w:tc>
+        <w:tc>
+          <w:tcPr>
+            <w:tcW w:w="1474" w:type="dxa"/>
+          </w:tcPr>
+          <w:p>
+            <w:pPr>
+              <w:pStyle w:val="vgutTableText"/>
+            </w:pPr>
+            <w:proofErr w:type="spellStart"/>
+            <w:r xml:space="preserve">
+              <w:t>Must Have</w:t>
+            </w:r>
+            <w:proofErr w:type="spellEnd"/>
+            <w:proofErr w:type="spellStart"/>
+            <w:proofErr w:type="spellEnd"/>
+          </w:p>
+        </w:tc>
+        <w:tc>
+          <w:tcPr>
+            <w:tcW w:w="4305" w:type="dxa"/>
+          </w:tcPr>
+          <w:p>
+            <w:pPr>
+              <w:pStyle w:val="vgutTableText"/>
+            </w:pPr>
+            <w:r xml:space="preserve">
+              <w:t>Анализ: документация внешних сервисов подтверждает отсутствие интерфейса сохранения маршрута в облачный профиль, в системе реализован экспорт по ссылке-протоколу.</w:t>
+            </w:r>
+          </w:p>
+        </w:tc>
+      </w:tr>
+      <w:tr>
+        <w:tc>
+          <w:tcPr>
+            <w:tcW w:w="2041" w:type="dxa"/>
+          </w:tcPr>
+          <w:p>
+            <w:pPr>
+              <w:pStyle w:val="vgutTableText"/>
+            </w:pPr>
+            <w:r xml:space="preserve">
+              <w:t>CON-09</w:t>
+            </w:r>
+          </w:p>
+        </w:tc>
+        <w:tc>
+          <w:tcPr>
+            <w:tcW w:w="2381" w:type="dxa"/>
+          </w:tcPr>
+          <w:p>
+            <w:pPr>
+              <w:pStyle w:val="vgutTableText"/>
+            </w:pPr>
+            <w:r xml:space="preserve">
+              <w:t>Исключение средств общего обмена сообщениями</w:t>
+            </w:r>
+          </w:p>
+        </w:tc>
+        <w:tc>
+          <w:tcPr>
+            <w:tcW w:w="1474" w:type="dxa"/>
+          </w:tcPr>
+          <w:p>
+            <w:pPr>
+              <w:pStyle w:val="vgutTableText"/>
+            </w:pPr>
+            <w:proofErr w:type="spellStart"/>
+            <w:r xml:space="preserve">
+              <w:t>Won't Have</w:t>
+            </w:r>
+            <w:proofErr w:type="spellEnd"/>
+            <w:proofErr w:type="spellStart"/>
+            <w:proofErr w:type="spellEnd"/>
+          </w:p>
+        </w:tc>
+        <w:tc>
+          <w:tcPr>
+            <w:tcW w:w="4305" w:type="dxa"/>
+          </w:tcPr>
+          <w:p>
+            <w:pPr>
+              <w:pStyle w:val="vgutTableText"/>
+            </w:pPr>
+            <w:r xml:space="preserve">
+              <w:t>Инспекция: перечень функций системы не содержит функций обмена сообщениями между пользователями.</w:t>
+            </w:r>
+          </w:p>
+        </w:tc>
+      </w:tr>
+      <w:tr>
+        <w:tc>
+          <w:tcPr>
+            <w:tcW w:w="2041" w:type="dxa"/>
+          </w:tcPr>
+          <w:p>
+            <w:pPr>
+              <w:pStyle w:val="vgutTableText"/>
+            </w:pPr>
+            <w:r xml:space="preserve">
+              <w:t>CON-10</w:t>
+            </w:r>
+          </w:p>
+        </w:tc>
+        <w:tc>
+          <w:tcPr>
+            <w:tcW w:w="2381" w:type="dxa"/>
+          </w:tcPr>
+          <w:p>
+            <w:pPr>
+              <w:pStyle w:val="vgutTableText"/>
+            </w:pPr>
+            <w:r xml:space="preserve">
+              <w:t>Бюджетное ограничение на использование внешних сервисов</w:t>
+            </w:r>
+          </w:p>
+        </w:tc>
+        <w:tc>
+          <w:tcPr>
+            <w:tcW w:w="1474" w:type="dxa"/>
+          </w:tcPr>
+          <w:p>
+            <w:pPr>
+              <w:pStyle w:val="vgutTableText"/>
+            </w:pPr>
+            <w:proofErr w:type="spellStart"/>
+            <w:r xml:space="preserve">
+              <w:t>Must Have</w:t>
+            </w:r>
+            <w:proofErr w:type="spellEnd"/>
+            <w:proofErr w:type="spellStart"/>
+            <w:proofErr w:type="spellEnd"/>
+          </w:p>
+        </w:tc>
+        <w:tc>
+          <w:tcPr>
+            <w:tcW w:w="4305" w:type="dxa"/>
+          </w:tcPr>
+          <w:p>
+            <w:pPr>
+              <w:pStyle w:val="vgutTableText"/>
+            </w:pPr>
+            <w:r xml:space="preserve">
+              <w:t>Анализ: расчёт прогнозного числа запросов при 200 сессиях в сутки не превышает лимита бесплатного тарифа выбранного провайдера.</w:t>
             </w:r>
           </w:p>
         </w:tc>
@@ -14663,41 +15238,17 @@
     </w:tbl>
     <w:p/>
     <w:p>
-      <w:r>
-        <w:t xml:space="preserve">Система считается принятой, если при приёмочных испытаниях подтверждено выполнение всех требований с приоритетом </w:t>
+      <w:r xml:space="preserve">
+        <w:t>Система считается принятой, если при приёмочных испытаниях подтверждено выполнение всех требований с приоритетом Must Have и не менее 80 % требований с приоритетом Should Have. Требования с приоритетом Won't Have проверяются инспекцией на отсутствие в системе соответствующих функций. Выявленные в ходе испытаний несоответствия фиксируются в протоколе испытаний и устраняются исполнителем в согласованные с заказчиком сроки, после чего проводятся повторные испытания по несоответствующим требованиям.</w:t>
       </w:r>
       <w:proofErr w:type="spellStart"/>
-      <w:r>
-        <w:t>Must</w:t>
-      </w:r>
       <w:proofErr w:type="spellEnd"/>
-      <w:r>
-        <w:t xml:space="preserve"> </w:t>
-      </w:r>
       <w:proofErr w:type="spellStart"/>
-      <w:r>
-        <w:t>Have</w:t>
-      </w:r>
       <w:proofErr w:type="spellEnd"/>
-      <w:r>
-        <w:t xml:space="preserve"> и не менее 80 % требований с приоритетом </w:t>
-      </w:r>
       <w:proofErr w:type="spellStart"/>
-      <w:r>
-        <w:t>Should</w:t>
-      </w:r>
       <w:proofErr w:type="spellEnd"/>
-      <w:r>
-        <w:t xml:space="preserve"> </w:t>
-      </w:r>
       <w:proofErr w:type="spellStart"/>
-      <w:r>
-        <w:t>Have</w:t>
-      </w:r>
       <w:proofErr w:type="spellEnd"/>
-      <w:r>
-        <w:t>. Выявленные в ходе испытаний несоответствия фиксируются в протоколе испытаний и устраняются исполнителем в согласованные с заказчиком сроки, после чего проводятся повторные испытания по несоответствующим требованиям.</w:t>
-      </w:r>
     </w:p>
     <w:p>
       <w:pPr>
@@ -14823,8 +15374,8 @@
       <w:pPr>
         <w:pStyle w:val="a0"/>
       </w:pPr>
-      <w:r>
-        <w:t>техническое задание, включающее требования к разработке проекта, его цель, задачи, сведения об исполнителях и заказчиках, сроки выполнения и назначение; в документе должно быть описано предметное содержание проекта, приведены основные термины и определения, а также указаны требования к результатам работы, порядку их сдачи и приёма</w:t>
+      <w:r xml:space="preserve">
+        <w:t>техническое задание, включающее требования к разработке проекта, его цель, задачи, сведения об исполнителях и заказчиках, сроки выполнения и назначение; в документе должно быть описано предметное содержание проекта, приведены основные термины и определения, а также указаны требования к результатам работы, порядку их сдачи и приёма;</w:t>
       </w:r>
     </w:p>
     <w:p>
@@ -14834,11 +15385,67 @@
           <w:highlight w:val="yellow"/>
         </w:rPr>
       </w:pPr>
-      <w:r>
+      <w:r xml:space="preserve">
         <w:rPr>
           <w:highlight w:val="yellow"/>
         </w:rPr>
-        <w:t>возможны доп. документы</w:t>
+        <w:t>первичный анализ продукта, содержащий бизнес-проблему, цель системы, состав стейкхолдеров StH-01 – StH-03, границы системы, реестр рисков и перечень первичных требований;</w:t>
+      </w:r>
+    </w:p>
+    <w:p>
+      <w:pPr>
+        <w:pStyle w:val="a0"/>
+        <w:rPr>
+          <w:highlight w:val="yellow"/>
+        </w:rPr>
+      </w:pPr>
+      <w:r xml:space="preserve">
+        <w:rPr>
+          <w:highlight w:val="yellow"/>
+        </w:rPr>
+        <w:t>сценарии использования системы, содержащий сценарии UC-1 – UC-4 с предусловиями, основными и альтернативными потоками событий, постусловиями и специальными требованиями;</w:t>
+      </w:r>
+    </w:p>
+    <w:p>
+      <w:pPr>
+        <w:pStyle w:val="a0"/>
+        <w:rPr>
+          <w:highlight w:val="yellow"/>
+        </w:rPr>
+      </w:pPr>
+      <w:r xml:space="preserve">
+        <w:rPr>
+          <w:highlight w:val="yellow"/>
+        </w:rPr>
+        <w:t>классификация и формализация требований, содержащая структурированный перечень требований FR-01 – FR-30, NFR-01 – NFR-13 и CON-01 – CON-10 с указанием типа, категории, источника, обоснования, приоритета и критерия верификации;</w:t>
+      </w:r>
+    </w:p>
+    <w:p>
+      <w:pPr>
+        <w:pStyle w:val="a0"/>
+        <w:rPr>
+          <w:highlight w:val="yellow"/>
+        </w:rPr>
+      </w:pPr>
+      <w:r xml:space="preserve">
+        <w:rPr>
+          <w:highlight w:val="yellow"/>
+        </w:rPr>
+        <w:t>анализ полноты и непротиворечивости требований, содержащий проверку перечня требований на полноту по стейкхолдерам и сценариям использования, однозначность формулировок и непротиворечивость;</w:t>
+      </w:r>
+    </w:p>
+    <w:p>
+      <w:pPr>
+        <w:pStyle w:val="a0"/>
+        <w:rPr>
+          <w:highlight w:val="yellow"/>
+        </w:rPr>
+      </w:pPr>
+      <w:r xml:space="preserve">
+        <w:rPr>
+          <w:highlight w:val="yellow"/>
+        </w:rPr>
+        <w:t>пояснительная записка и руководство пользователя.</w:t>
       </w:r>
     </w:p>
     <w:p>
@@ -14928,6 +15535,26 @@
       <w:r>
         <w:t xml:space="preserve"> 101-2004 «Общие требования к оформлению текстовых документов»;</w:t>
       </w:r>
+    </w:p>
+    <w:p>
+      <w:pPr>
+        <w:pStyle w:val="a0"/>
+      </w:pPr>
+      <w:r xml:space="preserve">
+        <w:t>Федеральный закон от 27.07.2006 № 152-ФЗ «О персональных данных» – в части требований FR-29, FR-30, NFR-08, CON-06 и CON-07;</w:t>
+      </w:r>
+      <w:proofErr w:type="spellStart"/>
+      <w:proofErr w:type="spellEnd"/>
+    </w:p>
+    <w:p>
+      <w:pPr>
+        <w:pStyle w:val="a0"/>
+      </w:pPr>
+      <w:r xml:space="preserve">
+        <w:t>ГОСТ Р ИСО/МЭК 25010-2015 «Информационные технологии. Системная и программная инженерия. Требования и оценка качества систем и программного обеспечения (SQuaRE). Модели качества систем и программных продуктов» – в части требования NFR-05;</w:t>
+      </w:r>
+      <w:proofErr w:type="spellStart"/>
+      <w:proofErr w:type="spellEnd"/>
     </w:p>
     <w:p>
       <w:pPr>
